--- a/Session 5.docx
+++ b/Session 5.docx
@@ -1,26 +1,11 @@
 
 <file path=word/document.xml><?xml version="1.0" encoding="utf-8"?>
-<w:document xmlns:wpc="http://schemas.microsoft.com/office/word/2010/wordprocessingCanvas" xmlns:cx="http://schemas.microsoft.com/office/drawing/2014/chartex" xmlns:cx1="http://schemas.microsoft.com/office/drawing/2015/9/8/chartex" xmlns:cx2="http://schemas.microsoft.com/office/drawing/2015/10/21/chartex" xmlns:cx3="http://schemas.microsoft.com/office/drawing/2016/5/9/chartex" xmlns:cx4="http://schemas.microsoft.com/office/drawing/2016/5/10/chartex" xmlns:cx5="http://schemas.microsoft.com/office/drawing/2016/5/11/chartex" xmlns:cx6="http://schemas.microsoft.com/office/drawing/2016/5/12/chartex" xmlns:cx7="http://schemas.microsoft.com/office/drawing/2016/5/13/chartex" xmlns:cx8="http://schemas.microsoft.com/office/drawing/2016/5/14/chartex" xmlns:mc="http://schemas.openxmlformats.org/markup-compatibility/2006" xmlns:aink="http://schemas.microsoft.com/office/drawing/2016/ink" xmlns:am3d="http://schemas.microsoft.com/office/drawing/2017/model3d" xmlns:o="urn:schemas-microsoft-com:office:office" xmlns:oel="http://schemas.microsoft.com/office/2019/extlst" xmlns:r="http://schemas.openxmlformats.org/officeDocument/2006/relationships" xmlns:m="http://schemas.openxmlformats.org/officeDocument/2006/math" xmlns:v="urn:schemas-microsoft-com:vml" xmlns:wp14="http://schemas.microsoft.com/office/word/2010/wordprocessingDrawing" xmlns:wp="http://schemas.openxmlformats.org/drawingml/2006/wordprocessingDrawing" xmlns:w10="urn:schemas-microsoft-com:office:word" xmlns:w="http://schemas.openxmlformats.org/wordprocessingml/2006/main" xmlns:w14="http://schemas.microsoft.com/office/word/2010/wordml" xmlns:w15="http://schemas.microsoft.com/office/word/2012/wordml" xmlns:w16cei="http://schemas.microsoft.com/office/word/2026/wordml/cei" xmlns:w16cex="http://schemas.microsoft.com/office/word/2018/wordml/cex" xmlns:w16cid="http://schemas.microsoft.com/office/word/2016/wordml/cid" xmlns:w16="http://schemas.microsoft.com/office/word/2018/wordml" xmlns:w16du="http://schemas.microsoft.com/office/word/2023/wordml/word16du" xmlns:w16sdtdh="http://schemas.microsoft.com/office/word/2020/wordml/sdtdatahash" xmlns:w16sdtfl="http://schemas.microsoft.com/office/word/2024/wordml/sdtformatlock" xmlns:w16se="http://schemas.microsoft.com/office/word/2015/wordml/symex" xmlns:wpg="http://schemas.microsoft.com/office/word/2010/wordprocessingGroup" xmlns:wpi="http://schemas.microsoft.com/office/word/2010/wordprocessingInk" xmlns:wne="http://schemas.microsoft.com/office/word/2006/wordml" xmlns:wps="http://schemas.microsoft.com/office/word/2010/wordprocessingShape" mc:Ignorable="w14 w15 w16se w16cid w16 w16cex w16sdtdh w16sdtfl w16du wp14">
+<w:document xmlns:wpc="http://schemas.microsoft.com/office/word/2010/wordprocessingCanvas" xmlns:cx="http://schemas.microsoft.com/office/drawing/2014/chartex" xmlns:cx1="http://schemas.microsoft.com/office/drawing/2015/9/8/chartex" xmlns:cx2="http://schemas.microsoft.com/office/drawing/2015/10/21/chartex" xmlns:cx3="http://schemas.microsoft.com/office/drawing/2016/5/9/chartex" xmlns:cx4="http://schemas.microsoft.com/office/drawing/2016/5/10/chartex" xmlns:cx5="http://schemas.microsoft.com/office/drawing/2016/5/11/chartex" xmlns:cx6="http://schemas.microsoft.com/office/drawing/2016/5/12/chartex" xmlns:cx7="http://schemas.microsoft.com/office/drawing/2016/5/13/chartex" xmlns:cx8="http://schemas.microsoft.com/office/drawing/2016/5/14/chartex" xmlns:mc="http://schemas.openxmlformats.org/markup-compatibility/2006" xmlns:aink="http://schemas.microsoft.com/office/drawing/2016/ink" xmlns:am3d="http://schemas.microsoft.com/office/drawing/2017/model3d" xmlns:o="urn:schemas-microsoft-com:office:office" xmlns:oel="http://schemas.microsoft.com/office/2019/extlst" xmlns:r="http://schemas.openxmlformats.org/officeDocument/2006/relationships" xmlns:m="http://schemas.openxmlformats.org/officeDocument/2006/math" xmlns:v="urn:schemas-microsoft-com:vml" xmlns:wp14="http://schemas.microsoft.com/office/word/2010/wordprocessingDrawing" xmlns:wp="http://schemas.openxmlformats.org/drawingml/2006/wordprocessingDrawing" xmlns:w10="urn:schemas-microsoft-com:office:word" xmlns:w="http://schemas.openxmlformats.org/wordprocessingml/2006/main" xmlns:w14="http://schemas.microsoft.com/office/word/2010/wordml" xmlns:w15="http://schemas.microsoft.com/office/word/2012/wordml" xmlns:w16cex="http://schemas.microsoft.com/office/word/2018/wordml/cex" xmlns:w16cid="http://schemas.microsoft.com/office/word/2016/wordml/cid" xmlns:w16="http://schemas.microsoft.com/office/word/2018/wordml" xmlns:w16du="http://schemas.microsoft.com/office/word/2023/wordml/word16du" xmlns:w16sdtdh="http://schemas.microsoft.com/office/word/2020/wordml/sdtdatahash" xmlns:w16sdtfl="http://schemas.microsoft.com/office/word/2024/wordml/sdtformatlock" xmlns:w16se="http://schemas.microsoft.com/office/word/2015/wordml/symex" xmlns:wpg="http://schemas.microsoft.com/office/word/2010/wordprocessingGroup" xmlns:wpi="http://schemas.microsoft.com/office/word/2010/wordprocessingInk" xmlns:wne="http://schemas.microsoft.com/office/word/2006/wordml" xmlns:wps="http://schemas.microsoft.com/office/word/2010/wordprocessingShape" mc:Ignorable="w14 w15 w16se w16cid w16 w16cex w16sdtdh w16sdtfl w16du wp14">
   <w:body>
     <w:p>
       <w:r>
-        <w:t>Week 1</w:t>
-      </w:r>
-    </w:p>
-    <w:p>
-      <w:r>
-        <w:t xml:space="preserve">Session 5 - 1 </w:t>
-      </w:r>
-    </w:p>
-    <w:p>
-      <w:r>
-        <w:t> </w:t>
-      </w:r>
-      <w:proofErr w:type="gramStart"/>
-      <w:r>
-        <w:t>Code :</w:t>
-      </w:r>
-      <w:proofErr w:type="gramEnd"/>
+        <w:t>Session 5 - 1</w:t>
+      </w:r>
     </w:p>
     <w:p>
       <w:r>
@@ -29,7 +14,75 @@
     </w:p>
     <w:p>
       <w:r>
-        <w:t xml:space="preserve">    public </w:t>
+        <w:t xml:space="preserve">    public </w:t>
+      </w:r>
+      <w:proofErr w:type="gramStart"/>
+      <w:r>
+        <w:t>int[][</w:t>
+      </w:r>
+      <w:proofErr w:type="gramEnd"/>
+      <w:r>
+        <w:t>] matrixBlockSum(</w:t>
+      </w:r>
+      <w:proofErr w:type="gramStart"/>
+      <w:r>
+        <w:t>int[][</w:t>
+      </w:r>
+      <w:proofErr w:type="gramEnd"/>
+      <w:r>
+        <w:t>] mat, int k) {</w:t>
+      </w:r>
+    </w:p>
+    <w:p>
+      <w:r>
+        <w:t xml:space="preserve">        int m = </w:t>
+      </w:r>
+      <w:proofErr w:type="gramStart"/>
+      <w:r>
+        <w:t>mat.length</w:t>
+      </w:r>
+      <w:proofErr w:type="gramEnd"/>
+      <w:r>
+        <w:t>;</w:t>
+      </w:r>
+    </w:p>
+    <w:p>
+      <w:r>
+        <w:t xml:space="preserve">        int n = </w:t>
+      </w:r>
+      <w:proofErr w:type="gramStart"/>
+      <w:r>
+        <w:t>mat[</w:t>
+      </w:r>
+      <w:proofErr w:type="gramEnd"/>
+      <w:r>
+        <w:t>0</w:t>
+      </w:r>
+      <w:proofErr w:type="gramStart"/>
+      <w:r>
+        <w:t>].length</w:t>
+      </w:r>
+      <w:proofErr w:type="gramEnd"/>
+      <w:r>
+        <w:t>;</w:t>
+      </w:r>
+    </w:p>
+    <w:p>
+      <w:r>
+        <w:t xml:space="preserve">        </w:t>
+      </w:r>
+    </w:p>
+    <w:p>
+      <w:r>
+        <w:t xml:space="preserve">        </w:t>
+      </w:r>
+      <w:proofErr w:type="gramStart"/>
+      <w:r>
+        <w:t>int[][</w:t>
+      </w:r>
+      <w:proofErr w:type="gramEnd"/>
+      <w:r>
+        <w:t xml:space="preserve">] pref = new </w:t>
       </w:r>
       <w:proofErr w:type="gramStart"/>
       <w:r>
@@ -37,186 +90,290 @@
       </w:r>
       <w:proofErr w:type="gramEnd"/>
       <w:r>
-        <w:t xml:space="preserve">] </w:t>
-      </w:r>
-      <w:proofErr w:type="spellStart"/>
-      <w:r>
-        <w:t>sortedSquares</w:t>
-      </w:r>
-      <w:proofErr w:type="spellEnd"/>
-      <w:r>
-        <w:t>(</w:t>
-      </w:r>
-      <w:proofErr w:type="gramStart"/>
-      <w:r>
-        <w:t>int[</w:t>
-      </w:r>
-      <w:proofErr w:type="gramEnd"/>
-      <w:r>
-        <w:t xml:space="preserve">] </w:t>
-      </w:r>
-      <w:proofErr w:type="spellStart"/>
-      <w:r>
-        <w:t>nums</w:t>
-      </w:r>
-      <w:proofErr w:type="spellEnd"/>
-      <w:r>
-        <w:t>) {</w:t>
-      </w:r>
-    </w:p>
-    <w:p>
-      <w:r>
-        <w:t> </w:t>
-      </w:r>
-    </w:p>
-    <w:p>
-      <w:r>
-        <w:t xml:space="preserve">        </w:t>
-      </w:r>
-      <w:proofErr w:type="gramStart"/>
-      <w:r>
-        <w:t>int[</w:t>
-      </w:r>
-      <w:proofErr w:type="gramEnd"/>
-      <w:r>
-        <w:t>] result = new int[</w:t>
-      </w:r>
-      <w:proofErr w:type="spellStart"/>
-      <w:proofErr w:type="gramStart"/>
-      <w:r>
-        <w:t>nums.length</w:t>
-      </w:r>
-      <w:proofErr w:type="spellEnd"/>
-      <w:proofErr w:type="gramEnd"/>
-      <w:r>
-        <w:t>];</w:t>
-      </w:r>
-    </w:p>
-    <w:p>
-      <w:r>
-        <w:t> </w:t>
-      </w:r>
-    </w:p>
-    <w:p>
-      <w:r>
-        <w:t xml:space="preserve">        for (int </w:t>
-      </w:r>
-      <w:proofErr w:type="spellStart"/>
-      <w:r>
-        <w:t>i</w:t>
-      </w:r>
-      <w:proofErr w:type="spellEnd"/>
-      <w:r>
-        <w:t xml:space="preserve"> = 0; </w:t>
-      </w:r>
-      <w:proofErr w:type="spellStart"/>
-      <w:r>
-        <w:t>i</w:t>
-      </w:r>
-      <w:proofErr w:type="spellEnd"/>
-      <w:r>
-        <w:t xml:space="preserve"> &lt; </w:t>
-      </w:r>
-      <w:proofErr w:type="spellStart"/>
-      <w:proofErr w:type="gramStart"/>
-      <w:r>
-        <w:t>nums.length</w:t>
-      </w:r>
-      <w:proofErr w:type="spellEnd"/>
-      <w:proofErr w:type="gramEnd"/>
-      <w:r>
-        <w:t xml:space="preserve">; </w:t>
-      </w:r>
-      <w:proofErr w:type="spellStart"/>
-      <w:r>
-        <w:t>i</w:t>
-      </w:r>
-      <w:proofErr w:type="spellEnd"/>
-      <w:r>
-        <w:t>++) {</w:t>
-      </w:r>
-    </w:p>
-    <w:p>
-      <w:r>
-        <w:t xml:space="preserve">            result[</w:t>
-      </w:r>
-      <w:proofErr w:type="spellStart"/>
-      <w:r>
-        <w:t>i</w:t>
-      </w:r>
-      <w:proofErr w:type="spellEnd"/>
-      <w:r>
-        <w:t xml:space="preserve">] = </w:t>
-      </w:r>
-      <w:proofErr w:type="spellStart"/>
-      <w:r>
-        <w:t>nums</w:t>
-      </w:r>
-      <w:proofErr w:type="spellEnd"/>
-      <w:r>
-        <w:t>[</w:t>
-      </w:r>
-      <w:proofErr w:type="spellStart"/>
-      <w:r>
-        <w:t>i</w:t>
-      </w:r>
-      <w:proofErr w:type="spellEnd"/>
-      <w:r>
-        <w:t xml:space="preserve">] * </w:t>
-      </w:r>
-      <w:proofErr w:type="spellStart"/>
-      <w:r>
-        <w:t>nums</w:t>
-      </w:r>
-      <w:proofErr w:type="spellEnd"/>
-      <w:r>
-        <w:t>[</w:t>
-      </w:r>
-      <w:proofErr w:type="spellStart"/>
-      <w:r>
-        <w:t>i</w:t>
-      </w:r>
-      <w:proofErr w:type="spellEnd"/>
-      <w:r>
-        <w:t>];</w:t>
-      </w:r>
-    </w:p>
-    <w:p>
-      <w:r>
-        <w:t xml:space="preserve">        }</w:t>
-      </w:r>
-    </w:p>
-    <w:p>
-      <w:r>
-        <w:t> </w:t>
-      </w:r>
-    </w:p>
-    <w:p>
-      <w:r>
-        <w:t xml:space="preserve">        </w:t>
-      </w:r>
-      <w:proofErr w:type="spellStart"/>
-      <w:r>
-        <w:t>Arrays.sort</w:t>
-      </w:r>
-      <w:proofErr w:type="spellEnd"/>
-      <w:r>
-        <w:t>(result);</w:t>
-      </w:r>
-    </w:p>
-    <w:p>
-      <w:r>
-        <w:t> </w:t>
-      </w:r>
-    </w:p>
-    <w:p>
-      <w:r>
-        <w:t xml:space="preserve">        return result;</w:t>
-      </w:r>
-    </w:p>
-    <w:p>
-      <w:r>
-        <w:t xml:space="preserve">    }</w:t>
+        <w:t xml:space="preserve">m + </w:t>
+      </w:r>
+      <w:proofErr w:type="gramStart"/>
+      <w:r>
+        <w:t>1][</w:t>
+      </w:r>
+      <w:proofErr w:type="gramEnd"/>
+      <w:r>
+        <w:t>n + 1];</w:t>
+      </w:r>
+    </w:p>
+    <w:p>
+      <w:r>
+        <w:t>        for (int r = 1; r &lt;= m; r++) {</w:t>
+      </w:r>
+    </w:p>
+    <w:p>
+      <w:r>
+        <w:t>            for (int c = 1; c &lt;= n; c++) {</w:t>
+      </w:r>
+    </w:p>
+    <w:p>
+      <w:r>
+        <w:t xml:space="preserve">                pref[r][c] = </w:t>
+      </w:r>
+      <w:proofErr w:type="gramStart"/>
+      <w:r>
+        <w:t>mat[</w:t>
+      </w:r>
+      <w:proofErr w:type="gramEnd"/>
+      <w:r>
+        <w:t xml:space="preserve">r - </w:t>
+      </w:r>
+      <w:proofErr w:type="gramStart"/>
+      <w:r>
+        <w:t>1][</w:t>
+      </w:r>
+      <w:proofErr w:type="gramEnd"/>
+      <w:r>
+        <w:t xml:space="preserve">c - 1] </w:t>
+      </w:r>
+    </w:p>
+    <w:p>
+      <w:r>
+        <w:t xml:space="preserve">                           + </w:t>
+      </w:r>
+      <w:proofErr w:type="gramStart"/>
+      <w:r>
+        <w:t>pref[</w:t>
+      </w:r>
+      <w:proofErr w:type="gramEnd"/>
+      <w:r>
+        <w:t xml:space="preserve">r - </w:t>
+      </w:r>
+      <w:proofErr w:type="gramStart"/>
+      <w:r>
+        <w:t>1][</w:t>
+      </w:r>
+      <w:proofErr w:type="gramEnd"/>
+      <w:r>
+        <w:t xml:space="preserve">c] </w:t>
+      </w:r>
+    </w:p>
+    <w:p>
+      <w:r>
+        <w:t>                           + pref[r</w:t>
+      </w:r>
+      <w:proofErr w:type="gramStart"/>
+      <w:r>
+        <w:t>][</w:t>
+      </w:r>
+      <w:proofErr w:type="gramEnd"/>
+      <w:r>
+        <w:t xml:space="preserve">c - 1] </w:t>
+      </w:r>
+    </w:p>
+    <w:p>
+      <w:r>
+        <w:t xml:space="preserve">                           - </w:t>
+      </w:r>
+      <w:proofErr w:type="gramStart"/>
+      <w:r>
+        <w:t>pref[</w:t>
+      </w:r>
+      <w:proofErr w:type="gramEnd"/>
+      <w:r>
+        <w:t xml:space="preserve">r - </w:t>
+      </w:r>
+      <w:proofErr w:type="gramStart"/>
+      <w:r>
+        <w:t>1][</w:t>
+      </w:r>
+      <w:proofErr w:type="gramEnd"/>
+      <w:r>
+        <w:t>c - 1];</w:t>
+      </w:r>
+    </w:p>
+    <w:p>
+      <w:r>
+        <w:t>            }</w:t>
+      </w:r>
+    </w:p>
+    <w:p>
+      <w:r>
+        <w:t>        }</w:t>
+      </w:r>
+    </w:p>
+    <w:p>
+      <w:r>
+        <w:t xml:space="preserve">        </w:t>
+      </w:r>
+    </w:p>
+    <w:p>
+      <w:r>
+        <w:t xml:space="preserve">        </w:t>
+      </w:r>
+      <w:proofErr w:type="gramStart"/>
+      <w:r>
+        <w:t>int[][</w:t>
+      </w:r>
+      <w:proofErr w:type="gramEnd"/>
+      <w:r>
+        <w:t>] ans = new int[m][n];</w:t>
+      </w:r>
+    </w:p>
+    <w:p>
+      <w:r>
+        <w:t>        for (int i = 0; i &lt; m; i++) {</w:t>
+      </w:r>
+    </w:p>
+    <w:p>
+      <w:r>
+        <w:t>            for (int j = 0; j &lt; n; j++) {</w:t>
+      </w:r>
+    </w:p>
+    <w:p>
+      <w:r>
+        <w:t xml:space="preserve">                int r1 = </w:t>
+      </w:r>
+      <w:proofErr w:type="gramStart"/>
+      <w:r>
+        <w:t>Math.max(</w:t>
+      </w:r>
+      <w:proofErr w:type="gramEnd"/>
+      <w:r>
+        <w:t>0, i - k);</w:t>
+      </w:r>
+    </w:p>
+    <w:p>
+      <w:r>
+        <w:t xml:space="preserve">                int c1 = </w:t>
+      </w:r>
+      <w:proofErr w:type="gramStart"/>
+      <w:r>
+        <w:t>Math.max(</w:t>
+      </w:r>
+      <w:proofErr w:type="gramEnd"/>
+      <w:r>
+        <w:t>0, j - k);</w:t>
+      </w:r>
+    </w:p>
+    <w:p>
+      <w:r>
+        <w:t xml:space="preserve">                int r2 = </w:t>
+      </w:r>
+      <w:proofErr w:type="gramStart"/>
+      <w:r>
+        <w:t>Math.min(</w:t>
+      </w:r>
+      <w:proofErr w:type="gramEnd"/>
+      <w:r>
+        <w:t>m - 1, i + k);</w:t>
+      </w:r>
+    </w:p>
+    <w:p>
+      <w:r>
+        <w:t xml:space="preserve">                int c2 = </w:t>
+      </w:r>
+      <w:proofErr w:type="gramStart"/>
+      <w:r>
+        <w:t>Math.min(</w:t>
+      </w:r>
+      <w:proofErr w:type="gramEnd"/>
+      <w:r>
+        <w:t>n - 1, j + k);</w:t>
+      </w:r>
+    </w:p>
+    <w:p>
+      <w:r>
+        <w:t xml:space="preserve">                </w:t>
+      </w:r>
+    </w:p>
+    <w:p>
+      <w:r>
+        <w:t xml:space="preserve">                ans[i][j] = </w:t>
+      </w:r>
+      <w:proofErr w:type="gramStart"/>
+      <w:r>
+        <w:t>pref[</w:t>
+      </w:r>
+      <w:proofErr w:type="gramEnd"/>
+      <w:r>
+        <w:t xml:space="preserve">r2 + </w:t>
+      </w:r>
+      <w:proofErr w:type="gramStart"/>
+      <w:r>
+        <w:t>1][</w:t>
+      </w:r>
+      <w:proofErr w:type="gramEnd"/>
+      <w:r>
+        <w:t xml:space="preserve">c2 + 1] </w:t>
+      </w:r>
+    </w:p>
+    <w:p>
+      <w:r>
+        <w:t>                          - pref[r</w:t>
+      </w:r>
+      <w:proofErr w:type="gramStart"/>
+      <w:r>
+        <w:t>1][</w:t>
+      </w:r>
+      <w:proofErr w:type="gramEnd"/>
+      <w:r>
+        <w:t xml:space="preserve">c2 + 1] </w:t>
+      </w:r>
+    </w:p>
+    <w:p>
+      <w:r>
+        <w:t xml:space="preserve">                          - </w:t>
+      </w:r>
+      <w:proofErr w:type="gramStart"/>
+      <w:r>
+        <w:t>pref[</w:t>
+      </w:r>
+      <w:proofErr w:type="gramEnd"/>
+      <w:r>
+        <w:t xml:space="preserve">r2 + </w:t>
+      </w:r>
+      <w:proofErr w:type="gramStart"/>
+      <w:r>
+        <w:t>1][</w:t>
+      </w:r>
+      <w:proofErr w:type="gramEnd"/>
+      <w:r>
+        <w:t xml:space="preserve">c1] </w:t>
+      </w:r>
+    </w:p>
+    <w:p>
+      <w:r>
+        <w:t>                          + pref[r</w:t>
+      </w:r>
+      <w:proofErr w:type="gramStart"/>
+      <w:r>
+        <w:t>1][</w:t>
+      </w:r>
+      <w:proofErr w:type="gramEnd"/>
+      <w:r>
+        <w:t>c1];</w:t>
+      </w:r>
+    </w:p>
+    <w:p>
+      <w:r>
+        <w:lastRenderedPageBreak/>
+        <w:t>            }</w:t>
+      </w:r>
+    </w:p>
+    <w:p>
+      <w:r>
+        <w:t>        }</w:t>
+      </w:r>
+    </w:p>
+    <w:p>
+      <w:r>
+        <w:t xml:space="preserve">        </w:t>
+      </w:r>
+    </w:p>
+    <w:p>
+      <w:r>
+        <w:t>        return ans;</w:t>
+      </w:r>
+    </w:p>
+    <w:p>
+      <w:r>
+        <w:t>    }</w:t>
       </w:r>
     </w:p>
     <w:p>
@@ -226,17 +383,11 @@
     </w:p>
     <w:p>
       <w:r>
-        <w:t> </w:t>
-      </w:r>
-    </w:p>
-    <w:p>
-      <w:r>
-        <w:lastRenderedPageBreak/>
         <w:drawing>
-          <wp:inline distT="0" distB="0" distL="0" distR="0" wp14:anchorId="2A287325" wp14:editId="5F427EB5">
-            <wp:extent cx="2781300" cy="3916680"/>
-            <wp:effectExtent l="0" t="0" r="0" b="7620"/>
-            <wp:docPr id="875714863" name="Picture 2"/>
+          <wp:inline distT="0" distB="0" distL="0" distR="0" wp14:anchorId="517405F0" wp14:editId="3244EB9E">
+            <wp:extent cx="3352800" cy="4846320"/>
+            <wp:effectExtent l="0" t="0" r="0" b="0"/>
+            <wp:docPr id="1114898838" name="Picture 2"/>
             <wp:cNvGraphicFramePr>
               <a:graphicFrameLocks xmlns:a="http://schemas.openxmlformats.org/drawingml/2006/main" noChangeAspect="1"/>
             </wp:cNvGraphicFramePr>
@@ -265,7 +416,7 @@
                   <pic:spPr bwMode="auto">
                     <a:xfrm>
                       <a:off x="0" y="0"/>
-                      <a:ext cx="2781300" cy="3916680"/>
+                      <a:ext cx="3352800" cy="4846320"/>
                     </a:xfrm>
                     <a:prstGeom prst="rect">
                       <a:avLst/>
@@ -290,18 +441,95 @@
     <w:p/>
     <w:p>
       <w:r>
-        <w:t>Session 5 -2</w:t>
+        <w:t xml:space="preserve">Session 5 - 2 </w:t>
       </w:r>
     </w:p>
     <w:p>
       <w:r>
         <w:t> </w:t>
       </w:r>
-      <w:proofErr w:type="gramStart"/>
-      <w:r>
-        <w:t>Code :</w:t>
-      </w:r>
-      <w:proofErr w:type="gramEnd"/>
+    </w:p>
+    <w:p>
+      <w:r>
+        <w:t xml:space="preserve">import </w:t>
+      </w:r>
+      <w:proofErr w:type="gramStart"/>
+      <w:r>
+        <w:t>java.io.*</w:t>
+      </w:r>
+      <w:proofErr w:type="gramEnd"/>
+      <w:r>
+        <w:t>;</w:t>
+      </w:r>
+    </w:p>
+    <w:p>
+      <w:r>
+        <w:t>import java.util.*;</w:t>
+      </w:r>
+    </w:p>
+    <w:p>
+      <w:r>
+        <w:lastRenderedPageBreak/>
+        <w:t xml:space="preserve">import </w:t>
+      </w:r>
+      <w:proofErr w:type="gramStart"/>
+      <w:r>
+        <w:t>java.util</w:t>
+      </w:r>
+      <w:proofErr w:type="gramEnd"/>
+      <w:r>
+        <w:t>.</w:t>
+      </w:r>
+      <w:proofErr w:type="gramStart"/>
+      <w:r>
+        <w:t>stream.*</w:t>
+      </w:r>
+      <w:proofErr w:type="gramEnd"/>
+      <w:r>
+        <w:t>;</w:t>
+      </w:r>
+    </w:p>
+    <w:p>
+      <w:r>
+        <w:t xml:space="preserve">import static </w:t>
+      </w:r>
+      <w:proofErr w:type="gramStart"/>
+      <w:r>
+        <w:t>java.util</w:t>
+      </w:r>
+      <w:proofErr w:type="gramEnd"/>
+      <w:r>
+        <w:t>.</w:t>
+      </w:r>
+      <w:proofErr w:type="gramStart"/>
+      <w:r>
+        <w:t>stream.Collectors.joining</w:t>
+      </w:r>
+      <w:proofErr w:type="gramEnd"/>
+      <w:r>
+        <w:t>;</w:t>
+      </w:r>
+    </w:p>
+    <w:p>
+      <w:r>
+        <w:t xml:space="preserve">import static </w:t>
+      </w:r>
+      <w:proofErr w:type="gramStart"/>
+      <w:r>
+        <w:t>java.util</w:t>
+      </w:r>
+      <w:proofErr w:type="gramEnd"/>
+      <w:r>
+        <w:t>.</w:t>
+      </w:r>
+      <w:proofErr w:type="gramStart"/>
+      <w:r>
+        <w:t>stream.Collectors.toList</w:t>
+      </w:r>
+      <w:proofErr w:type="gramEnd"/>
+      <w:r>
+        <w:t>;</w:t>
+      </w:r>
     </w:p>
     <w:p>
       <w:r>
@@ -310,36 +538,7 @@
     </w:p>
     <w:p>
       <w:r>
-        <w:t>class Solution {</w:t>
-      </w:r>
-    </w:p>
-    <w:p>
-      <w:r>
-        <w:t xml:space="preserve">    public int </w:t>
-      </w:r>
-      <w:proofErr w:type="spellStart"/>
-      <w:r>
-        <w:t>pivotIndex</w:t>
-      </w:r>
-      <w:proofErr w:type="spellEnd"/>
-      <w:r>
-        <w:t>(</w:t>
-      </w:r>
-      <w:proofErr w:type="gramStart"/>
-      <w:r>
-        <w:t>int[</w:t>
-      </w:r>
-      <w:proofErr w:type="gramEnd"/>
-      <w:r>
-        <w:t xml:space="preserve">] </w:t>
-      </w:r>
-      <w:proofErr w:type="spellStart"/>
-      <w:r>
-        <w:t>nums</w:t>
-      </w:r>
-      <w:proofErr w:type="spellEnd"/>
-      <w:r>
-        <w:t>) {</w:t>
+        <w:t>public class Solution {</w:t>
       </w:r>
     </w:p>
     <w:p>
@@ -349,7 +548,102 @@
     </w:p>
     <w:p>
       <w:r>
-        <w:t xml:space="preserve">        int total = 0;</w:t>
+        <w:t xml:space="preserve">    // Complete the matrixRotation function below.</w:t>
+      </w:r>
+    </w:p>
+    <w:p>
+      <w:r>
+        <w:t xml:space="preserve">    public static void </w:t>
+      </w:r>
+      <w:proofErr w:type="gramStart"/>
+      <w:r>
+        <w:t>matrixRotation(</w:t>
+      </w:r>
+      <w:proofErr w:type="gramEnd"/>
+      <w:r>
+        <w:t>List&lt;List&lt;Integer&gt;&gt; matrix, int r) {</w:t>
+      </w:r>
+    </w:p>
+    <w:p>
+      <w:r>
+        <w:t xml:space="preserve">        int m = </w:t>
+      </w:r>
+      <w:proofErr w:type="gramStart"/>
+      <w:r>
+        <w:t>matrix.size</w:t>
+      </w:r>
+      <w:proofErr w:type="gramEnd"/>
+      <w:r>
+        <w:t>();</w:t>
+      </w:r>
+    </w:p>
+    <w:p>
+      <w:r>
+        <w:t xml:space="preserve">        int n = matrix.get(0</w:t>
+      </w:r>
+      <w:proofErr w:type="gramStart"/>
+      <w:r>
+        <w:t>).size</w:t>
+      </w:r>
+      <w:proofErr w:type="gramEnd"/>
+      <w:r>
+        <w:t>();</w:t>
+      </w:r>
+    </w:p>
+    <w:p>
+      <w:r>
+        <w:t xml:space="preserve">        </w:t>
+      </w:r>
+    </w:p>
+    <w:p>
+      <w:r>
+        <w:t xml:space="preserve">        // Convert to a 2D primitive array for faster indexing and updates</w:t>
+      </w:r>
+    </w:p>
+    <w:p>
+      <w:r>
+        <w:t xml:space="preserve">        </w:t>
+      </w:r>
+      <w:proofErr w:type="gramStart"/>
+      <w:r>
+        <w:t>int[][</w:t>
+      </w:r>
+      <w:proofErr w:type="gramEnd"/>
+      <w:r>
+        <w:t>] mat = new int[m][n];</w:t>
+      </w:r>
+    </w:p>
+    <w:p>
+      <w:r>
+        <w:t xml:space="preserve">        for (int i = 0; i &lt; m; i++) {</w:t>
+      </w:r>
+    </w:p>
+    <w:p>
+      <w:r>
+        <w:t xml:space="preserve">            for (int j = 0; j &lt; n; j++) {</w:t>
+      </w:r>
+    </w:p>
+    <w:p>
+      <w:r>
+        <w:t xml:space="preserve">                mat[i][j] = matrix.get(i</w:t>
+      </w:r>
+      <w:proofErr w:type="gramStart"/>
+      <w:r>
+        <w:t>).get</w:t>
+      </w:r>
+      <w:proofErr w:type="gramEnd"/>
+      <w:r>
+        <w:t>(j);</w:t>
+      </w:r>
+    </w:p>
+    <w:p>
+      <w:r>
+        <w:t xml:space="preserve">            }</w:t>
+      </w:r>
+    </w:p>
+    <w:p>
+      <w:r>
+        <w:t xml:space="preserve">        }</w:t>
       </w:r>
     </w:p>
     <w:p>
@@ -359,41 +653,331 @@
     </w:p>
     <w:p>
       <w:r>
-        <w:t xml:space="preserve">        for (int </w:t>
-      </w:r>
-      <w:proofErr w:type="spellStart"/>
-      <w:proofErr w:type="gramStart"/>
-      <w:r>
-        <w:t>num</w:t>
-      </w:r>
-      <w:proofErr w:type="spellEnd"/>
-      <w:r>
-        <w:t xml:space="preserve"> :</w:t>
-      </w:r>
-      <w:proofErr w:type="gramEnd"/>
-      <w:r>
-        <w:t xml:space="preserve"> </w:t>
-      </w:r>
-      <w:proofErr w:type="spellStart"/>
-      <w:r>
-        <w:t>nums</w:t>
-      </w:r>
-      <w:proofErr w:type="spellEnd"/>
-      <w:r>
-        <w:t>) {</w:t>
-      </w:r>
-    </w:p>
-    <w:p>
-      <w:r>
-        <w:t xml:space="preserve">            total += </w:t>
-      </w:r>
-      <w:proofErr w:type="spellStart"/>
-      <w:r>
-        <w:t>num</w:t>
-      </w:r>
-      <w:proofErr w:type="spellEnd"/>
-      <w:r>
-        <w:t>;</w:t>
+        <w:t xml:space="preserve">        // Calculate total layers</w:t>
+      </w:r>
+    </w:p>
+    <w:p>
+      <w:r>
+        <w:t xml:space="preserve">        int numLayers = </w:t>
+      </w:r>
+      <w:proofErr w:type="gramStart"/>
+      <w:r>
+        <w:t>Math.min(</w:t>
+      </w:r>
+      <w:proofErr w:type="gramEnd"/>
+      <w:r>
+        <w:t>m, n) / 2;</w:t>
+      </w:r>
+    </w:p>
+    <w:p>
+      <w:r>
+        <w:t> </w:t>
+      </w:r>
+    </w:p>
+    <w:p>
+      <w:r>
+        <w:t xml:space="preserve">        for (int layer = 0; layer &lt; numLayers; layer++) {</w:t>
+      </w:r>
+    </w:p>
+    <w:p>
+      <w:r>
+        <w:t xml:space="preserve">            List&lt;Integer&gt; list = new ArrayList&lt;</w:t>
+      </w:r>
+      <w:proofErr w:type="gramStart"/>
+      <w:r>
+        <w:t>&gt;(</w:t>
+      </w:r>
+      <w:proofErr w:type="gramEnd"/>
+      <w:r>
+        <w:t>);</w:t>
+      </w:r>
+    </w:p>
+    <w:p>
+      <w:r>
+        <w:t xml:space="preserve">            </w:t>
+      </w:r>
+    </w:p>
+    <w:p>
+      <w:r>
+        <w:t xml:space="preserve">            // 1. Extract elements from the current layer in anti-clockwise order</w:t>
+      </w:r>
+    </w:p>
+    <w:p>
+      <w:r>
+        <w:t xml:space="preserve">            // Top row</w:t>
+      </w:r>
+    </w:p>
+    <w:p>
+      <w:r>
+        <w:t xml:space="preserve">            for (int j = layer; j &lt; n - layer; j++) {</w:t>
+      </w:r>
+    </w:p>
+    <w:p>
+      <w:r>
+        <w:lastRenderedPageBreak/>
+        <w:t xml:space="preserve">                list.add(mat[layer][j]);</w:t>
+      </w:r>
+    </w:p>
+    <w:p>
+      <w:r>
+        <w:t xml:space="preserve">            }</w:t>
+      </w:r>
+    </w:p>
+    <w:p>
+      <w:r>
+        <w:t xml:space="preserve">            // Right column (minus top corner)</w:t>
+      </w:r>
+    </w:p>
+    <w:p>
+      <w:r>
+        <w:t xml:space="preserve">            for (int i = layer + 1; i &lt; m - layer; i++) {</w:t>
+      </w:r>
+    </w:p>
+    <w:p>
+      <w:r>
+        <w:t xml:space="preserve">                list.add(mat[i</w:t>
+      </w:r>
+      <w:proofErr w:type="gramStart"/>
+      <w:r>
+        <w:t>][</w:t>
+      </w:r>
+      <w:proofErr w:type="gramEnd"/>
+      <w:r>
+        <w:t>n - 1 - layer]);</w:t>
+      </w:r>
+    </w:p>
+    <w:p>
+      <w:r>
+        <w:t xml:space="preserve">            }</w:t>
+      </w:r>
+    </w:p>
+    <w:p>
+      <w:r>
+        <w:t xml:space="preserve">            // Bottom row (right to left, minus right corner)</w:t>
+      </w:r>
+    </w:p>
+    <w:p>
+      <w:r>
+        <w:t xml:space="preserve">            for (int j = n - 2 - layer; j &gt;= layer; j--) {</w:t>
+      </w:r>
+    </w:p>
+    <w:p>
+      <w:r>
+        <w:t xml:space="preserve">                </w:t>
+      </w:r>
+      <w:proofErr w:type="gramStart"/>
+      <w:r>
+        <w:t>list.add(mat[</w:t>
+      </w:r>
+      <w:proofErr w:type="gramEnd"/>
+      <w:r>
+        <w:t xml:space="preserve">m - 1 - </w:t>
+      </w:r>
+      <w:proofErr w:type="gramStart"/>
+      <w:r>
+        <w:t>layer][</w:t>
+      </w:r>
+      <w:proofErr w:type="gramEnd"/>
+      <w:r>
+        <w:t>j]);</w:t>
+      </w:r>
+    </w:p>
+    <w:p>
+      <w:r>
+        <w:t xml:space="preserve">            }</w:t>
+      </w:r>
+    </w:p>
+    <w:p>
+      <w:r>
+        <w:t xml:space="preserve">            // Left column (bottom to top, minus bottom and top corners)</w:t>
+      </w:r>
+    </w:p>
+    <w:p>
+      <w:r>
+        <w:t xml:space="preserve">            for (int i = m - 2 - layer; i &gt; layer; i--) {</w:t>
+      </w:r>
+    </w:p>
+    <w:p>
+      <w:r>
+        <w:t xml:space="preserve">                list.add(mat[i][layer]);</w:t>
+      </w:r>
+    </w:p>
+    <w:p>
+      <w:r>
+        <w:t xml:space="preserve">            }</w:t>
+      </w:r>
+    </w:p>
+    <w:p>
+      <w:r>
+        <w:t> </w:t>
+      </w:r>
+    </w:p>
+    <w:p>
+      <w:r>
+        <w:t xml:space="preserve">            int size = </w:t>
+      </w:r>
+      <w:proofErr w:type="gramStart"/>
+      <w:r>
+        <w:t>list.size</w:t>
+      </w:r>
+      <w:proofErr w:type="gramEnd"/>
+      <w:r>
+        <w:t>();</w:t>
+      </w:r>
+    </w:p>
+    <w:p>
+      <w:r>
+        <w:t xml:space="preserve">            // Effective rotations needed for this layer</w:t>
+      </w:r>
+    </w:p>
+    <w:p>
+      <w:r>
+        <w:t xml:space="preserve">            int effR = r % size; </w:t>
+      </w:r>
+    </w:p>
+    <w:p>
+      <w:r>
+        <w:t> </w:t>
+      </w:r>
+    </w:p>
+    <w:p>
+      <w:r>
+        <w:t xml:space="preserve">            // 2. Put elements back into the layer shifted by effR positions</w:t>
+      </w:r>
+    </w:p>
+    <w:p>
+      <w:r>
+        <w:t xml:space="preserve">            int idx = effR;</w:t>
+      </w:r>
+    </w:p>
+    <w:p>
+      <w:r>
+        <w:t xml:space="preserve">            </w:t>
+      </w:r>
+    </w:p>
+    <w:p>
+      <w:r>
+        <w:t xml:space="preserve">            // Top row</w:t>
+      </w:r>
+    </w:p>
+    <w:p>
+      <w:r>
+        <w:t xml:space="preserve">            for (int j = layer; j &lt; n - layer; j++) {</w:t>
+      </w:r>
+    </w:p>
+    <w:p>
+      <w:r>
+        <w:t xml:space="preserve">                mat[layer][j] = list.get(idx);</w:t>
+      </w:r>
+    </w:p>
+    <w:p>
+      <w:r>
+        <w:t xml:space="preserve">                idx = (idx + 1) % size;</w:t>
+      </w:r>
+    </w:p>
+    <w:p>
+      <w:r>
+        <w:t xml:space="preserve">            }</w:t>
+      </w:r>
+    </w:p>
+    <w:p>
+      <w:r>
+        <w:t xml:space="preserve">            // Right column</w:t>
+      </w:r>
+    </w:p>
+    <w:p>
+      <w:r>
+        <w:lastRenderedPageBreak/>
+        <w:t xml:space="preserve">            for (int i = layer + 1; i &lt; m - layer; i++) {</w:t>
+      </w:r>
+    </w:p>
+    <w:p>
+      <w:r>
+        <w:t xml:space="preserve">                mat[i</w:t>
+      </w:r>
+      <w:proofErr w:type="gramStart"/>
+      <w:r>
+        <w:t>][</w:t>
+      </w:r>
+      <w:proofErr w:type="gramEnd"/>
+      <w:r>
+        <w:t>n - 1 - layer] = list.get(idx);</w:t>
+      </w:r>
+    </w:p>
+    <w:p>
+      <w:r>
+        <w:t xml:space="preserve">                idx = (idx + 1) % size;</w:t>
+      </w:r>
+    </w:p>
+    <w:p>
+      <w:r>
+        <w:t xml:space="preserve">            }</w:t>
+      </w:r>
+    </w:p>
+    <w:p>
+      <w:r>
+        <w:t xml:space="preserve">            // Bottom row</w:t>
+      </w:r>
+    </w:p>
+    <w:p>
+      <w:r>
+        <w:t xml:space="preserve">            for (int j = n - 2 - layer; j &gt;= layer; j--) {</w:t>
+      </w:r>
+    </w:p>
+    <w:p>
+      <w:r>
+        <w:t xml:space="preserve">                </w:t>
+      </w:r>
+      <w:proofErr w:type="gramStart"/>
+      <w:r>
+        <w:t>mat[</w:t>
+      </w:r>
+      <w:proofErr w:type="gramEnd"/>
+      <w:r>
+        <w:t xml:space="preserve">m - 1 - </w:t>
+      </w:r>
+      <w:proofErr w:type="gramStart"/>
+      <w:r>
+        <w:t>layer][</w:t>
+      </w:r>
+      <w:proofErr w:type="gramEnd"/>
+      <w:r>
+        <w:t>j] = list.get(idx);</w:t>
+      </w:r>
+    </w:p>
+    <w:p>
+      <w:r>
+        <w:t xml:space="preserve">                idx = (idx + 1) % size;</w:t>
+      </w:r>
+    </w:p>
+    <w:p>
+      <w:r>
+        <w:t xml:space="preserve">            }</w:t>
+      </w:r>
+    </w:p>
+    <w:p>
+      <w:r>
+        <w:t xml:space="preserve">            // Left column</w:t>
+      </w:r>
+    </w:p>
+    <w:p>
+      <w:r>
+        <w:t xml:space="preserve">            for (int i = m - 2 - layer; i &gt; layer; i--) {</w:t>
+      </w:r>
+    </w:p>
+    <w:p>
+      <w:r>
+        <w:t xml:space="preserve">                mat[i][layer] = list.get(idx);</w:t>
+      </w:r>
+    </w:p>
+    <w:p>
+      <w:r>
+        <w:t xml:space="preserve">                idx = (idx + 1) % size;</w:t>
+      </w:r>
+    </w:p>
+    <w:p>
+      <w:r>
+        <w:t xml:space="preserve">            }</w:t>
       </w:r>
     </w:p>
     <w:p>
@@ -408,60 +992,147 @@
     </w:p>
     <w:p>
       <w:r>
-        <w:t xml:space="preserve">        int </w:t>
-      </w:r>
-      <w:proofErr w:type="spellStart"/>
-      <w:r>
-        <w:t>leftSum</w:t>
-      </w:r>
-      <w:proofErr w:type="spellEnd"/>
-      <w:r>
-        <w:t xml:space="preserve"> = 0;</w:t>
+        <w:t xml:space="preserve">        // 3. Print the resulting matrix</w:t>
+      </w:r>
+    </w:p>
+    <w:p>
+      <w:r>
+        <w:t xml:space="preserve">        StringBuilder sb = new </w:t>
+      </w:r>
+      <w:proofErr w:type="gramStart"/>
+      <w:r>
+        <w:t>StringBuilder(</w:t>
+      </w:r>
+      <w:proofErr w:type="gramEnd"/>
+      <w:r>
+        <w:t>);</w:t>
+      </w:r>
+    </w:p>
+    <w:p>
+      <w:r>
+        <w:t xml:space="preserve">        for (int i = 0; i &lt; m; i++) {</w:t>
+      </w:r>
+    </w:p>
+    <w:p>
+      <w:r>
+        <w:t xml:space="preserve">            for (int j = 0; j &lt; n; j++) {</w:t>
+      </w:r>
+    </w:p>
+    <w:p>
+      <w:r>
+        <w:t xml:space="preserve">                </w:t>
+      </w:r>
+      <w:proofErr w:type="gramStart"/>
+      <w:r>
+        <w:t>sb.append</w:t>
+      </w:r>
+      <w:proofErr w:type="gramEnd"/>
+      <w:r>
+        <w:t>(mat[i][j]);</w:t>
+      </w:r>
+    </w:p>
+    <w:p>
+      <w:r>
+        <w:t xml:space="preserve">                if (j &lt; n - 1) {</w:t>
+      </w:r>
+    </w:p>
+    <w:p>
+      <w:r>
+        <w:t xml:space="preserve">                    </w:t>
+      </w:r>
+      <w:proofErr w:type="gramStart"/>
+      <w:r>
+        <w:t>sb.append</w:t>
+      </w:r>
+      <w:proofErr w:type="gramEnd"/>
+      <w:r>
+        <w:t>(" ");</w:t>
+      </w:r>
+    </w:p>
+    <w:p>
+      <w:r>
+        <w:t xml:space="preserve">                }</w:t>
+      </w:r>
+    </w:p>
+    <w:p>
+      <w:r>
+        <w:t xml:space="preserve">            }</w:t>
+      </w:r>
+    </w:p>
+    <w:p>
+      <w:r>
+        <w:t xml:space="preserve">            </w:t>
+      </w:r>
+      <w:proofErr w:type="gramStart"/>
+      <w:r>
+        <w:t>sb.append</w:t>
+      </w:r>
+      <w:proofErr w:type="gramEnd"/>
+      <w:r>
+        <w:t>("\n");</w:t>
+      </w:r>
+    </w:p>
+    <w:p>
+      <w:r>
+        <w:t xml:space="preserve">        }</w:t>
+      </w:r>
+    </w:p>
+    <w:p>
+      <w:r>
+        <w:t xml:space="preserve">        System.out.print(</w:t>
+      </w:r>
+      <w:proofErr w:type="gramStart"/>
+      <w:r>
+        <w:t>sb.toString</w:t>
+      </w:r>
+      <w:proofErr w:type="gramEnd"/>
+      <w:r>
+        <w:t>());</w:t>
       </w:r>
     </w:p>
     <w:p>
       <w:r>
         <w:lastRenderedPageBreak/>
+        <w:t xml:space="preserve">    }</w:t>
+      </w:r>
+    </w:p>
+    <w:p>
+      <w:r>
         <w:t> </w:t>
       </w:r>
     </w:p>
     <w:p>
       <w:r>
-        <w:t xml:space="preserve">        for (int </w:t>
-      </w:r>
-      <w:proofErr w:type="spellStart"/>
-      <w:r>
-        <w:t>i</w:t>
-      </w:r>
-      <w:proofErr w:type="spellEnd"/>
-      <w:r>
-        <w:t xml:space="preserve"> = 0; </w:t>
-      </w:r>
-      <w:proofErr w:type="spellStart"/>
-      <w:r>
-        <w:t>i</w:t>
-      </w:r>
-      <w:proofErr w:type="spellEnd"/>
-      <w:r>
-        <w:t xml:space="preserve"> &lt; </w:t>
-      </w:r>
-      <w:proofErr w:type="spellStart"/>
-      <w:proofErr w:type="gramStart"/>
-      <w:r>
-        <w:t>nums.length</w:t>
-      </w:r>
-      <w:proofErr w:type="spellEnd"/>
-      <w:proofErr w:type="gramEnd"/>
-      <w:r>
-        <w:t xml:space="preserve">; </w:t>
-      </w:r>
-      <w:proofErr w:type="spellStart"/>
-      <w:r>
-        <w:t>i</w:t>
-      </w:r>
-      <w:proofErr w:type="spellEnd"/>
-      <w:r>
-        <w:t>++) {</w:t>
+        <w:t xml:space="preserve">    public static void </w:t>
+      </w:r>
+      <w:proofErr w:type="gramStart"/>
+      <w:r>
+        <w:t>main(String[</w:t>
+      </w:r>
+      <w:proofErr w:type="gramEnd"/>
+      <w:r>
+        <w:t>] args) throws IOException {</w:t>
+      </w:r>
+    </w:p>
+    <w:p>
+      <w:r>
+        <w:t xml:space="preserve">        BufferedReader bufferedReader = new </w:t>
+      </w:r>
+      <w:proofErr w:type="gramStart"/>
+      <w:r>
+        <w:t>BufferedReader(</w:t>
+      </w:r>
+      <w:proofErr w:type="gramEnd"/>
+      <w:r>
+        <w:t xml:space="preserve">new </w:t>
+      </w:r>
+      <w:proofErr w:type="gramStart"/>
+      <w:r>
+        <w:t>InputStreamReader(</w:t>
+      </w:r>
+      <w:proofErr w:type="gramEnd"/>
+      <w:r>
+        <w:t>System.in));</w:t>
       </w:r>
     </w:p>
     <w:p>
@@ -471,39 +1142,31 @@
     </w:p>
     <w:p>
       <w:r>
-        <w:t xml:space="preserve">            int </w:t>
-      </w:r>
-      <w:proofErr w:type="spellStart"/>
-      <w:r>
-        <w:t>rightSum</w:t>
-      </w:r>
-      <w:proofErr w:type="spellEnd"/>
-      <w:r>
-        <w:t xml:space="preserve"> = total - </w:t>
-      </w:r>
-      <w:proofErr w:type="spellStart"/>
-      <w:r>
-        <w:t>leftSum</w:t>
-      </w:r>
-      <w:proofErr w:type="spellEnd"/>
-      <w:r>
-        <w:t xml:space="preserve"> - </w:t>
-      </w:r>
-      <w:proofErr w:type="spellStart"/>
-      <w:r>
-        <w:t>nums</w:t>
-      </w:r>
-      <w:proofErr w:type="spellEnd"/>
-      <w:r>
-        <w:t>[</w:t>
-      </w:r>
-      <w:proofErr w:type="spellStart"/>
-      <w:r>
-        <w:t>i</w:t>
-      </w:r>
-      <w:proofErr w:type="spellEnd"/>
-      <w:r>
-        <w:t>];</w:t>
+        <w:t xml:space="preserve">        </w:t>
+      </w:r>
+      <w:proofErr w:type="gramStart"/>
+      <w:r>
+        <w:t>String[</w:t>
+      </w:r>
+      <w:proofErr w:type="gramEnd"/>
+      <w:r>
+        <w:t>] firstMultipleInput = bufferedReader.readLine(</w:t>
+      </w:r>
+      <w:proofErr w:type="gramStart"/>
+      <w:r>
+        <w:t>).replaceAll</w:t>
+      </w:r>
+      <w:proofErr w:type="gramEnd"/>
+      <w:r>
+        <w:t>("\\s+$", ""</w:t>
+      </w:r>
+      <w:proofErr w:type="gramStart"/>
+      <w:r>
+        <w:t>).split</w:t>
+      </w:r>
+      <w:proofErr w:type="gramEnd"/>
+      <w:r>
+        <w:t>(" ");</w:t>
       </w:r>
     </w:p>
     <w:p>
@@ -513,36 +1176,134 @@
     </w:p>
     <w:p>
       <w:r>
-        <w:t xml:space="preserve">            if (</w:t>
-      </w:r>
-      <w:proofErr w:type="spellStart"/>
-      <w:r>
-        <w:t>leftSum</w:t>
-      </w:r>
-      <w:proofErr w:type="spellEnd"/>
-      <w:r>
-        <w:t xml:space="preserve"> == </w:t>
-      </w:r>
-      <w:proofErr w:type="spellStart"/>
-      <w:r>
-        <w:t>rightSum</w:t>
-      </w:r>
-      <w:proofErr w:type="spellEnd"/>
-      <w:r>
-        <w:t>) {</w:t>
-      </w:r>
-    </w:p>
-    <w:p>
-      <w:r>
-        <w:t xml:space="preserve">                return </w:t>
-      </w:r>
-      <w:proofErr w:type="spellStart"/>
-      <w:r>
-        <w:t>i</w:t>
-      </w:r>
-      <w:proofErr w:type="spellEnd"/>
-      <w:r>
-        <w:t>;</w:t>
+        <w:t xml:space="preserve">        int m = Integer.parseInt(</w:t>
+      </w:r>
+      <w:proofErr w:type="gramStart"/>
+      <w:r>
+        <w:t>firstMultipleInput[</w:t>
+      </w:r>
+      <w:proofErr w:type="gramEnd"/>
+      <w:r>
+        <w:t>0]);</w:t>
+      </w:r>
+    </w:p>
+    <w:p>
+      <w:r>
+        <w:t xml:space="preserve">        int n = Integer.parseInt(</w:t>
+      </w:r>
+      <w:proofErr w:type="gramStart"/>
+      <w:r>
+        <w:t>firstMultipleInput[</w:t>
+      </w:r>
+      <w:proofErr w:type="gramEnd"/>
+      <w:r>
+        <w:t>1]);</w:t>
+      </w:r>
+    </w:p>
+    <w:p>
+      <w:r>
+        <w:t xml:space="preserve">        int r = Integer.parseInt(</w:t>
+      </w:r>
+      <w:proofErr w:type="gramStart"/>
+      <w:r>
+        <w:t>firstMultipleInput[</w:t>
+      </w:r>
+      <w:proofErr w:type="gramEnd"/>
+      <w:r>
+        <w:t>2]);</w:t>
+      </w:r>
+    </w:p>
+    <w:p>
+      <w:r>
+        <w:t> </w:t>
+      </w:r>
+    </w:p>
+    <w:p>
+      <w:r>
+        <w:t xml:space="preserve">        List&lt;List&lt;Integer&gt;&gt; matrix = new ArrayList&lt;</w:t>
+      </w:r>
+      <w:proofErr w:type="gramStart"/>
+      <w:r>
+        <w:t>&gt;(</w:t>
+      </w:r>
+      <w:proofErr w:type="gramEnd"/>
+      <w:r>
+        <w:t>);</w:t>
+      </w:r>
+    </w:p>
+    <w:p>
+      <w:r>
+        <w:t> </w:t>
+      </w:r>
+    </w:p>
+    <w:p>
+      <w:r>
+        <w:t xml:space="preserve">        for (int i = 0; i &lt; m; i++) {</w:t>
+      </w:r>
+    </w:p>
+    <w:p>
+      <w:r>
+        <w:t xml:space="preserve">            </w:t>
+      </w:r>
+      <w:proofErr w:type="gramStart"/>
+      <w:r>
+        <w:t>String[</w:t>
+      </w:r>
+      <w:proofErr w:type="gramEnd"/>
+      <w:r>
+        <w:t>] matrixRowTempItems = bufferedReader.readLine(</w:t>
+      </w:r>
+      <w:proofErr w:type="gramStart"/>
+      <w:r>
+        <w:t>).replaceAll</w:t>
+      </w:r>
+      <w:proofErr w:type="gramEnd"/>
+      <w:r>
+        <w:t>("\\s+$", ""</w:t>
+      </w:r>
+      <w:proofErr w:type="gramStart"/>
+      <w:r>
+        <w:t>).split</w:t>
+      </w:r>
+      <w:proofErr w:type="gramEnd"/>
+      <w:r>
+        <w:t>(" ");</w:t>
+      </w:r>
+    </w:p>
+    <w:p>
+      <w:r>
+        <w:t> </w:t>
+      </w:r>
+    </w:p>
+    <w:p>
+      <w:r>
+        <w:t xml:space="preserve">            List&lt;Integer&gt; matrixRowItems = new ArrayList&lt;</w:t>
+      </w:r>
+      <w:proofErr w:type="gramStart"/>
+      <w:r>
+        <w:t>&gt;(</w:t>
+      </w:r>
+      <w:proofErr w:type="gramEnd"/>
+      <w:r>
+        <w:t>);</w:t>
+      </w:r>
+    </w:p>
+    <w:p>
+      <w:r>
+        <w:t xml:space="preserve">            for (int j = 0; j &lt; n; j++) {</w:t>
+      </w:r>
+    </w:p>
+    <w:p>
+      <w:r>
+        <w:t xml:space="preserve">                </w:t>
+      </w:r>
+      <w:proofErr w:type="gramStart"/>
+      <w:r>
+        <w:t>matrixRowItems.add(</w:t>
+      </w:r>
+      <w:proofErr w:type="gramEnd"/>
+      <w:r>
+        <w:t>Integer.parseInt(matrixRowTempItems[j]));</w:t>
       </w:r>
     </w:p>
     <w:p>
@@ -557,31 +1318,7 @@
     </w:p>
     <w:p>
       <w:r>
-        <w:t xml:space="preserve">            </w:t>
-      </w:r>
-      <w:proofErr w:type="spellStart"/>
-      <w:r>
-        <w:t>leftSum</w:t>
-      </w:r>
-      <w:proofErr w:type="spellEnd"/>
-      <w:r>
-        <w:t xml:space="preserve"> += </w:t>
-      </w:r>
-      <w:proofErr w:type="spellStart"/>
-      <w:r>
-        <w:t>nums</w:t>
-      </w:r>
-      <w:proofErr w:type="spellEnd"/>
-      <w:r>
-        <w:t>[</w:t>
-      </w:r>
-      <w:proofErr w:type="spellStart"/>
-      <w:r>
-        <w:t>i</w:t>
-      </w:r>
-      <w:proofErr w:type="spellEnd"/>
-      <w:r>
-        <w:t>];</w:t>
+        <w:t xml:space="preserve">            matrix.add(matrixRowItems);</w:t>
       </w:r>
     </w:p>
     <w:p>
@@ -596,7 +1333,26 @@
     </w:p>
     <w:p>
       <w:r>
-        <w:t xml:space="preserve">        return -1;</w:t>
+        <w:t xml:space="preserve">        </w:t>
+      </w:r>
+      <w:proofErr w:type="gramStart"/>
+      <w:r>
+        <w:t>matrixRotation(</w:t>
+      </w:r>
+      <w:proofErr w:type="gramEnd"/>
+      <w:r>
+        <w:t>matrix, r);</w:t>
+      </w:r>
+    </w:p>
+    <w:p>
+      <w:r>
+        <w:t> </w:t>
+      </w:r>
+    </w:p>
+    <w:p>
+      <w:r>
+        <w:lastRenderedPageBreak/>
+        <w:t xml:space="preserve">        bufferedReader.close();</w:t>
       </w:r>
     </w:p>
     <w:p>
@@ -611,17 +1367,11 @@
     </w:p>
     <w:p>
       <w:r>
-        <w:t> </w:t>
-      </w:r>
-    </w:p>
-    <w:p>
-      <w:r>
-        <w:lastRenderedPageBreak/>
         <w:drawing>
-          <wp:inline distT="0" distB="0" distL="0" distR="0" wp14:anchorId="0E6B8108" wp14:editId="55F44582">
-            <wp:extent cx="2994660" cy="3848100"/>
+          <wp:inline distT="0" distB="0" distL="0" distR="0" wp14:anchorId="0163935B" wp14:editId="29AB6764">
+            <wp:extent cx="5608320" cy="2628900"/>
             <wp:effectExtent l="0" t="0" r="0" b="0"/>
-            <wp:docPr id="288416434" name="Picture 4"/>
+            <wp:docPr id="2136277818" name="Picture 4"/>
             <wp:cNvGraphicFramePr>
               <a:graphicFrameLocks xmlns:a="http://schemas.openxmlformats.org/drawingml/2006/main" noChangeAspect="1"/>
             </wp:cNvGraphicFramePr>
@@ -650,7 +1400,7 @@
                   <pic:spPr bwMode="auto">
                     <a:xfrm>
                       <a:off x="0" y="0"/>
-                      <a:ext cx="2994660" cy="3848100"/>
+                      <a:ext cx="5608320" cy="2628900"/>
                     </a:xfrm>
                     <a:prstGeom prst="rect">
                       <a:avLst/>
@@ -667,7 +1417,11 @@
         </w:drawing>
       </w:r>
     </w:p>
-    <w:p/>
+    <w:p>
+      <w:r>
+        <w:t> </w:t>
+      </w:r>
+    </w:p>
     <w:p/>
     <w:sectPr>
       <w:pgSz w:w="11906" w:h="16838"/>
@@ -1087,7 +1841,7 @@
     <w:link w:val="Heading1Char"/>
     <w:uiPriority w:val="9"/>
     <w:qFormat/>
-    <w:rsid w:val="00B313DF"/>
+    <w:rsid w:val="00785970"/>
     <w:pPr>
       <w:keepNext/>
       <w:keepLines/>
@@ -1110,7 +1864,7 @@
     <w:semiHidden/>
     <w:unhideWhenUsed/>
     <w:qFormat/>
-    <w:rsid w:val="00B313DF"/>
+    <w:rsid w:val="00785970"/>
     <w:pPr>
       <w:keepNext/>
       <w:keepLines/>
@@ -1133,7 +1887,7 @@
     <w:semiHidden/>
     <w:unhideWhenUsed/>
     <w:qFormat/>
-    <w:rsid w:val="00B313DF"/>
+    <w:rsid w:val="00785970"/>
     <w:pPr>
       <w:keepNext/>
       <w:keepLines/>
@@ -1156,7 +1910,7 @@
     <w:semiHidden/>
     <w:unhideWhenUsed/>
     <w:qFormat/>
-    <w:rsid w:val="00B313DF"/>
+    <w:rsid w:val="00785970"/>
     <w:pPr>
       <w:keepNext/>
       <w:keepLines/>
@@ -1179,7 +1933,7 @@
     <w:semiHidden/>
     <w:unhideWhenUsed/>
     <w:qFormat/>
-    <w:rsid w:val="00B313DF"/>
+    <w:rsid w:val="00785970"/>
     <w:pPr>
       <w:keepNext/>
       <w:keepLines/>
@@ -1200,7 +1954,7 @@
     <w:semiHidden/>
     <w:unhideWhenUsed/>
     <w:qFormat/>
-    <w:rsid w:val="00B313DF"/>
+    <w:rsid w:val="00785970"/>
     <w:pPr>
       <w:keepNext/>
       <w:keepLines/>
@@ -1223,7 +1977,7 @@
     <w:semiHidden/>
     <w:unhideWhenUsed/>
     <w:qFormat/>
-    <w:rsid w:val="00B313DF"/>
+    <w:rsid w:val="00785970"/>
     <w:pPr>
       <w:keepNext/>
       <w:keepLines/>
@@ -1244,7 +1998,7 @@
     <w:semiHidden/>
     <w:unhideWhenUsed/>
     <w:qFormat/>
-    <w:rsid w:val="00B313DF"/>
+    <w:rsid w:val="00785970"/>
     <w:pPr>
       <w:keepNext/>
       <w:keepLines/>
@@ -1267,7 +2021,7 @@
     <w:semiHidden/>
     <w:unhideWhenUsed/>
     <w:qFormat/>
-    <w:rsid w:val="00B313DF"/>
+    <w:rsid w:val="00785970"/>
     <w:pPr>
       <w:keepNext/>
       <w:keepLines/>
@@ -1310,7 +2064,7 @@
     <w:basedOn w:val="DefaultParagraphFont"/>
     <w:link w:val="Heading1"/>
     <w:uiPriority w:val="9"/>
-    <w:rsid w:val="00B313DF"/>
+    <w:rsid w:val="00785970"/>
     <w:rPr>
       <w:rFonts w:asciiTheme="majorHAnsi" w:eastAsiaTheme="majorEastAsia" w:hAnsiTheme="majorHAnsi" w:cstheme="majorBidi"/>
       <w:color w:val="0F4761" w:themeColor="accent1" w:themeShade="BF"/>
@@ -1324,7 +2078,7 @@
     <w:link w:val="Heading2"/>
     <w:uiPriority w:val="9"/>
     <w:semiHidden/>
-    <w:rsid w:val="00B313DF"/>
+    <w:rsid w:val="00785970"/>
     <w:rPr>
       <w:rFonts w:asciiTheme="majorHAnsi" w:eastAsiaTheme="majorEastAsia" w:hAnsiTheme="majorHAnsi" w:cstheme="majorBidi"/>
       <w:color w:val="0F4761" w:themeColor="accent1" w:themeShade="BF"/>
@@ -1338,7 +2092,7 @@
     <w:link w:val="Heading3"/>
     <w:uiPriority w:val="9"/>
     <w:semiHidden/>
-    <w:rsid w:val="00B313DF"/>
+    <w:rsid w:val="00785970"/>
     <w:rPr>
       <w:rFonts w:eastAsiaTheme="majorEastAsia" w:cstheme="majorBidi"/>
       <w:color w:val="0F4761" w:themeColor="accent1" w:themeShade="BF"/>
@@ -1352,7 +2106,7 @@
     <w:link w:val="Heading4"/>
     <w:uiPriority w:val="9"/>
     <w:semiHidden/>
-    <w:rsid w:val="00B313DF"/>
+    <w:rsid w:val="00785970"/>
     <w:rPr>
       <w:rFonts w:eastAsiaTheme="majorEastAsia" w:cstheme="majorBidi"/>
       <w:i/>
@@ -1366,7 +2120,7 @@
     <w:link w:val="Heading5"/>
     <w:uiPriority w:val="9"/>
     <w:semiHidden/>
-    <w:rsid w:val="00B313DF"/>
+    <w:rsid w:val="00785970"/>
     <w:rPr>
       <w:rFonts w:eastAsiaTheme="majorEastAsia" w:cstheme="majorBidi"/>
       <w:color w:val="0F4761" w:themeColor="accent1" w:themeShade="BF"/>
@@ -1378,7 +2132,7 @@
     <w:link w:val="Heading6"/>
     <w:uiPriority w:val="9"/>
     <w:semiHidden/>
-    <w:rsid w:val="00B313DF"/>
+    <w:rsid w:val="00785970"/>
     <w:rPr>
       <w:rFonts w:eastAsiaTheme="majorEastAsia" w:cstheme="majorBidi"/>
       <w:i/>
@@ -1392,7 +2146,7 @@
     <w:link w:val="Heading7"/>
     <w:uiPriority w:val="9"/>
     <w:semiHidden/>
-    <w:rsid w:val="00B313DF"/>
+    <w:rsid w:val="00785970"/>
     <w:rPr>
       <w:rFonts w:eastAsiaTheme="majorEastAsia" w:cstheme="majorBidi"/>
       <w:color w:val="595959" w:themeColor="text1" w:themeTint="A6"/>
@@ -1404,7 +2158,7 @@
     <w:link w:val="Heading8"/>
     <w:uiPriority w:val="9"/>
     <w:semiHidden/>
-    <w:rsid w:val="00B313DF"/>
+    <w:rsid w:val="00785970"/>
     <w:rPr>
       <w:rFonts w:eastAsiaTheme="majorEastAsia" w:cstheme="majorBidi"/>
       <w:i/>
@@ -1418,7 +2172,7 @@
     <w:link w:val="Heading9"/>
     <w:uiPriority w:val="9"/>
     <w:semiHidden/>
-    <w:rsid w:val="00B313DF"/>
+    <w:rsid w:val="00785970"/>
     <w:rPr>
       <w:rFonts w:eastAsiaTheme="majorEastAsia" w:cstheme="majorBidi"/>
       <w:color w:val="272727" w:themeColor="text1" w:themeTint="D8"/>
@@ -1431,7 +2185,7 @@
     <w:link w:val="TitleChar"/>
     <w:uiPriority w:val="10"/>
     <w:qFormat/>
-    <w:rsid w:val="00B313DF"/>
+    <w:rsid w:val="00785970"/>
     <w:pPr>
       <w:spacing w:after="80" w:line="240" w:lineRule="auto"/>
       <w:contextualSpacing/>
@@ -1449,7 +2203,7 @@
     <w:basedOn w:val="DefaultParagraphFont"/>
     <w:link w:val="Title"/>
     <w:uiPriority w:val="10"/>
-    <w:rsid w:val="00B313DF"/>
+    <w:rsid w:val="00785970"/>
     <w:rPr>
       <w:rFonts w:asciiTheme="majorHAnsi" w:eastAsiaTheme="majorEastAsia" w:hAnsiTheme="majorHAnsi" w:cstheme="majorBidi"/>
       <w:spacing w:val="-10"/>
@@ -1465,7 +2219,7 @@
     <w:link w:val="SubtitleChar"/>
     <w:uiPriority w:val="11"/>
     <w:qFormat/>
-    <w:rsid w:val="00B313DF"/>
+    <w:rsid w:val="00785970"/>
     <w:pPr>
       <w:numPr>
         <w:ilvl w:val="1"/>
@@ -1484,7 +2238,7 @@
     <w:basedOn w:val="DefaultParagraphFont"/>
     <w:link w:val="Subtitle"/>
     <w:uiPriority w:val="11"/>
-    <w:rsid w:val="00B313DF"/>
+    <w:rsid w:val="00785970"/>
     <w:rPr>
       <w:rFonts w:eastAsiaTheme="majorEastAsia" w:cstheme="majorBidi"/>
       <w:color w:val="595959" w:themeColor="text1" w:themeTint="A6"/>
@@ -1500,7 +2254,7 @@
     <w:link w:val="QuoteChar"/>
     <w:uiPriority w:val="29"/>
     <w:qFormat/>
-    <w:rsid w:val="00B313DF"/>
+    <w:rsid w:val="00785970"/>
     <w:pPr>
       <w:spacing w:before="160"/>
       <w:jc w:val="center"/>
@@ -1516,7 +2270,7 @@
     <w:basedOn w:val="DefaultParagraphFont"/>
     <w:link w:val="Quote"/>
     <w:uiPriority w:val="29"/>
-    <w:rsid w:val="00B313DF"/>
+    <w:rsid w:val="00785970"/>
     <w:rPr>
       <w:i/>
       <w:iCs/>
@@ -1528,7 +2282,7 @@
     <w:basedOn w:val="Normal"/>
     <w:uiPriority w:val="34"/>
     <w:qFormat/>
-    <w:rsid w:val="00B313DF"/>
+    <w:rsid w:val="00785970"/>
     <w:pPr>
       <w:ind w:left="720"/>
       <w:contextualSpacing/>
@@ -1539,7 +2293,7 @@
     <w:basedOn w:val="DefaultParagraphFont"/>
     <w:uiPriority w:val="21"/>
     <w:qFormat/>
-    <w:rsid w:val="00B313DF"/>
+    <w:rsid w:val="00785970"/>
     <w:rPr>
       <w:i/>
       <w:iCs/>
@@ -1553,7 +2307,7 @@
     <w:link w:val="IntenseQuoteChar"/>
     <w:uiPriority w:val="30"/>
     <w:qFormat/>
-    <w:rsid w:val="00B313DF"/>
+    <w:rsid w:val="00785970"/>
     <w:pPr>
       <w:pBdr>
         <w:top w:val="single" w:sz="4" w:space="10" w:color="0F4761" w:themeColor="accent1" w:themeShade="BF"/>
@@ -1574,7 +2328,7 @@
     <w:basedOn w:val="DefaultParagraphFont"/>
     <w:link w:val="IntenseQuote"/>
     <w:uiPriority w:val="30"/>
-    <w:rsid w:val="00B313DF"/>
+    <w:rsid w:val="00785970"/>
     <w:rPr>
       <w:i/>
       <w:iCs/>
@@ -1586,7 +2340,7 @@
     <w:basedOn w:val="DefaultParagraphFont"/>
     <w:uiPriority w:val="32"/>
     <w:qFormat/>
-    <w:rsid w:val="00B313DF"/>
+    <w:rsid w:val="00785970"/>
     <w:rPr>
       <w:b/>
       <w:bCs/>

--- a/Session 5.docx
+++ b/Session 5.docx
@@ -4,7 +4,7 @@
   <w:body>
     <w:p>
       <w:r>
-        <w:t>Session 5 - 1</w:t>
+        <w:t xml:space="preserve">Session 5 - 1 </w:t>
       </w:r>
     </w:p>
     <w:p>
@@ -14,17 +14,71 @@
     </w:p>
     <w:p>
       <w:r>
+        <w:t xml:space="preserve">import </w:t>
+      </w:r>
+      <w:proofErr w:type="spellStart"/>
+      <w:r>
+        <w:t>java.lang.reflect.Method</w:t>
+      </w:r>
+      <w:proofErr w:type="spellEnd"/>
+      <w:r>
+        <w:t>;</w:t>
+      </w:r>
+    </w:p>
+    <w:p>
+      <w:r>
         <w:t> </w:t>
       </w:r>
     </w:p>
     <w:p>
       <w:r>
-        <w:t>import java.util.ArrayList;</w:t>
-      </w:r>
-    </w:p>
-    <w:p>
-      <w:r>
-        <w:t>import java.util.List;</w:t>
+        <w:t>class Printer {</w:t>
+      </w:r>
+    </w:p>
+    <w:p>
+      <w:r>
+        <w:t xml:space="preserve">    public &lt;T&gt; void </w:t>
+      </w:r>
+      <w:proofErr w:type="spellStart"/>
+      <w:r>
+        <w:t>printArray</w:t>
+      </w:r>
+      <w:proofErr w:type="spellEnd"/>
+      <w:r>
+        <w:t>(T[] array) {</w:t>
+      </w:r>
+    </w:p>
+    <w:p>
+      <w:r>
+        <w:t xml:space="preserve">        for (T element : array) {</w:t>
+      </w:r>
+    </w:p>
+    <w:p>
+      <w:r>
+        <w:t xml:space="preserve">            </w:t>
+      </w:r>
+      <w:proofErr w:type="spellStart"/>
+      <w:r>
+        <w:t>System.out.println</w:t>
+      </w:r>
+      <w:proofErr w:type="spellEnd"/>
+      <w:r>
+        <w:t>(element);</w:t>
+      </w:r>
+    </w:p>
+    <w:p>
+      <w:r>
+        <w:t xml:space="preserve">        }</w:t>
+      </w:r>
+    </w:p>
+    <w:p>
+      <w:r>
+        <w:t xml:space="preserve">    }</w:t>
+      </w:r>
+    </w:p>
+    <w:p>
+      <w:r>
+        <w:t>}</w:t>
       </w:r>
     </w:p>
     <w:p>
@@ -34,62 +88,176 @@
     </w:p>
     <w:p>
       <w:r>
-        <w:t>class Solution {</w:t>
-      </w:r>
-    </w:p>
-    <w:p>
-      <w:r>
-        <w:t xml:space="preserve">    public List&lt;String&gt; stringMatching(String[] words) {</w:t>
-      </w:r>
-    </w:p>
-    <w:p>
-      <w:r>
-        <w:t xml:space="preserve">        List&lt;String&gt; result = new ArrayList&lt;&gt;();</w:t>
+        <w:t>public class Solution {</w:t>
+      </w:r>
+    </w:p>
+    <w:p>
+      <w:r>
+        <w:t xml:space="preserve">    public static void main(String </w:t>
+      </w:r>
+      <w:proofErr w:type="spellStart"/>
+      <w:r>
+        <w:t>args</w:t>
+      </w:r>
+      <w:proofErr w:type="spellEnd"/>
+      <w:r>
+        <w:t>[]) {</w:t>
+      </w:r>
+    </w:p>
+    <w:p>
+      <w:r>
+        <w:t xml:space="preserve">        Printer </w:t>
+      </w:r>
+      <w:proofErr w:type="spellStart"/>
+      <w:r>
+        <w:t>myPrinter</w:t>
+      </w:r>
+      <w:proofErr w:type="spellEnd"/>
+      <w:r>
+        <w:t xml:space="preserve"> = new Printer();</w:t>
+      </w:r>
+    </w:p>
+    <w:p>
+      <w:r>
+        <w:t xml:space="preserve">        Integer[] </w:t>
+      </w:r>
+      <w:proofErr w:type="spellStart"/>
+      <w:r>
+        <w:t>intArray</w:t>
+      </w:r>
+      <w:proofErr w:type="spellEnd"/>
+      <w:r>
+        <w:t xml:space="preserve"> = { 1, 2, 3 };</w:t>
+      </w:r>
+    </w:p>
+    <w:p>
+      <w:r>
+        <w:t xml:space="preserve">        String[] </w:t>
+      </w:r>
+      <w:proofErr w:type="spellStart"/>
+      <w:r>
+        <w:t>stringArray</w:t>
+      </w:r>
+      <w:proofErr w:type="spellEnd"/>
+      <w:r>
+        <w:t xml:space="preserve"> = {"Hello", "World"};</w:t>
       </w:r>
     </w:p>
     <w:p>
       <w:r>
         <w:t xml:space="preserve">        </w:t>
       </w:r>
-    </w:p>
-    <w:p>
-      <w:r>
-        <w:t xml:space="preserve">        for (int i = 0; i &lt; words.length; i++) {</w:t>
-      </w:r>
-    </w:p>
-    <w:p>
-      <w:r>
-        <w:t xml:space="preserve">            for (int j = 0; j &lt; words.length; j++) {</w:t>
-      </w:r>
-    </w:p>
-    <w:p>
-      <w:r>
-        <w:t xml:space="preserve">                // Ensure we don't compare a word with itself</w:t>
-      </w:r>
-    </w:p>
-    <w:p>
-      <w:r>
-        <w:t xml:space="preserve">                if (i != j &amp;&amp; words[j].contains(words[i])) {</w:t>
-      </w:r>
-    </w:p>
-    <w:p>
-      <w:r>
-        <w:t xml:space="preserve">                    result.add(words[i]);</w:t>
-      </w:r>
-    </w:p>
-    <w:p>
-      <w:r>
-        <w:t xml:space="preserve">                    break; // Break early to avoid duplicate entries</w:t>
-      </w:r>
-    </w:p>
-    <w:p>
-      <w:r>
-        <w:t xml:space="preserve">                }</w:t>
-      </w:r>
-    </w:p>
-    <w:p>
-      <w:r>
-        <w:t xml:space="preserve">            }</w:t>
+      <w:proofErr w:type="spellStart"/>
+      <w:r>
+        <w:t>myPrinter.printArray</w:t>
+      </w:r>
+      <w:proofErr w:type="spellEnd"/>
+      <w:r>
+        <w:t>(</w:t>
+      </w:r>
+      <w:proofErr w:type="spellStart"/>
+      <w:r>
+        <w:t>intArray</w:t>
+      </w:r>
+      <w:proofErr w:type="spellEnd"/>
+      <w:r>
+        <w:t>);</w:t>
+      </w:r>
+    </w:p>
+    <w:p>
+      <w:r>
+        <w:t xml:space="preserve">        </w:t>
+      </w:r>
+      <w:proofErr w:type="spellStart"/>
+      <w:r>
+        <w:t>myPrinter.printArray</w:t>
+      </w:r>
+      <w:proofErr w:type="spellEnd"/>
+      <w:r>
+        <w:t>(</w:t>
+      </w:r>
+      <w:proofErr w:type="spellStart"/>
+      <w:r>
+        <w:t>stringArray</w:t>
+      </w:r>
+      <w:proofErr w:type="spellEnd"/>
+      <w:r>
+        <w:t>);</w:t>
+      </w:r>
+    </w:p>
+    <w:p>
+      <w:r>
+        <w:t xml:space="preserve">        int count = 0;</w:t>
+      </w:r>
+    </w:p>
+    <w:p>
+      <w:r>
+        <w:t> </w:t>
+      </w:r>
+    </w:p>
+    <w:p>
+      <w:r>
+        <w:t xml:space="preserve">        for (Method </w:t>
+      </w:r>
+      <w:proofErr w:type="spellStart"/>
+      <w:r>
+        <w:t>method</w:t>
+      </w:r>
+      <w:proofErr w:type="spellEnd"/>
+      <w:r>
+        <w:t xml:space="preserve"> : </w:t>
+      </w:r>
+      <w:proofErr w:type="spellStart"/>
+      <w:r>
+        <w:t>Printer.class.getDeclaredMethods</w:t>
+      </w:r>
+      <w:proofErr w:type="spellEnd"/>
+      <w:r>
+        <w:t>()) {</w:t>
+      </w:r>
+    </w:p>
+    <w:p>
+      <w:r>
+        <w:t xml:space="preserve">            String name = </w:t>
+      </w:r>
+      <w:proofErr w:type="spellStart"/>
+      <w:r>
+        <w:t>method.getName</w:t>
+      </w:r>
+      <w:proofErr w:type="spellEnd"/>
+      <w:r>
+        <w:t>();</w:t>
+      </w:r>
+    </w:p>
+    <w:p>
+      <w:r>
+        <w:t> </w:t>
+      </w:r>
+    </w:p>
+    <w:p>
+      <w:r>
+        <w:t xml:space="preserve">            if(</w:t>
+      </w:r>
+      <w:proofErr w:type="spellStart"/>
+      <w:r>
+        <w:t>name.equals</w:t>
+      </w:r>
+      <w:proofErr w:type="spellEnd"/>
+      <w:r>
+        <w:t>("</w:t>
+      </w:r>
+      <w:proofErr w:type="spellStart"/>
+      <w:r>
+        <w:t>printArray</w:t>
+      </w:r>
+      <w:proofErr w:type="spellEnd"/>
+      <w:r>
+        <w:t>"))</w:t>
+      </w:r>
+    </w:p>
+    <w:p>
+      <w:r>
+        <w:t xml:space="preserve">                count++;</w:t>
       </w:r>
     </w:p>
     <w:p>
@@ -99,12 +267,21 @@
     </w:p>
     <w:p>
       <w:r>
-        <w:t xml:space="preserve">        </w:t>
-      </w:r>
-    </w:p>
-    <w:p>
-      <w:r>
-        <w:t xml:space="preserve">        return result;</w:t>
+        <w:t> </w:t>
+      </w:r>
+    </w:p>
+    <w:p>
+      <w:r>
+        <w:lastRenderedPageBreak/>
+        <w:t xml:space="preserve">        if(count &gt; 1) </w:t>
+      </w:r>
+      <w:proofErr w:type="spellStart"/>
+      <w:r>
+        <w:t>System.out.println</w:t>
+      </w:r>
+      <w:proofErr w:type="spellEnd"/>
+      <w:r>
+        <w:t>("Method overloading is not allowed!");</w:t>
       </w:r>
     </w:p>
     <w:p>
@@ -119,17 +296,11 @@
     </w:p>
     <w:p>
       <w:r>
-        <w:t> </w:t>
-      </w:r>
-    </w:p>
-    <w:p>
-      <w:r>
-        <w:lastRenderedPageBreak/>
         <w:drawing>
-          <wp:inline distT="0" distB="0" distL="0" distR="0" wp14:anchorId="03AAB94A" wp14:editId="3B655C61">
-            <wp:extent cx="3108960" cy="3970020"/>
-            <wp:effectExtent l="0" t="0" r="0" b="0"/>
-            <wp:docPr id="672394687" name="Picture 2"/>
+          <wp:inline distT="0" distB="0" distL="0" distR="0" wp14:anchorId="15C5EAE4" wp14:editId="133F172A">
+            <wp:extent cx="5486400" cy="3916680"/>
+            <wp:effectExtent l="0" t="0" r="0" b="7620"/>
+            <wp:docPr id="1981437485" name="Picture 2"/>
             <wp:cNvGraphicFramePr>
               <a:graphicFrameLocks xmlns:a="http://schemas.openxmlformats.org/drawingml/2006/main" noChangeAspect="1"/>
             </wp:cNvGraphicFramePr>
@@ -158,7 +329,7 @@
                   <pic:spPr bwMode="auto">
                     <a:xfrm>
                       <a:off x="0" y="0"/>
-                      <a:ext cx="3108960" cy="3970020"/>
+                      <a:ext cx="5486400" cy="3916680"/>
                     </a:xfrm>
                     <a:prstGeom prst="rect">
                       <a:avLst/>
@@ -193,17 +364,130 @@
     </w:p>
     <w:p>
       <w:r>
+        <w:t xml:space="preserve">import </w:t>
+      </w:r>
+      <w:proofErr w:type="spellStart"/>
+      <w:r>
+        <w:t>java.util.ArrayList</w:t>
+      </w:r>
+      <w:proofErr w:type="spellEnd"/>
+      <w:r>
+        <w:t>;</w:t>
+      </w:r>
+    </w:p>
+    <w:p>
+      <w:r>
+        <w:t xml:space="preserve">import </w:t>
+      </w:r>
+      <w:proofErr w:type="spellStart"/>
+      <w:r>
+        <w:t>java.util.HashMap</w:t>
+      </w:r>
+      <w:proofErr w:type="spellEnd"/>
+      <w:r>
+        <w:t>;</w:t>
+      </w:r>
+    </w:p>
+    <w:p>
+      <w:r>
+        <w:t xml:space="preserve">import </w:t>
+      </w:r>
+      <w:proofErr w:type="spellStart"/>
+      <w:r>
+        <w:t>java.util.HashSet</w:t>
+      </w:r>
+      <w:proofErr w:type="spellEnd"/>
+      <w:r>
+        <w:t>;</w:t>
+      </w:r>
+    </w:p>
+    <w:p>
+      <w:r>
+        <w:t xml:space="preserve">import </w:t>
+      </w:r>
+      <w:proofErr w:type="spellStart"/>
+      <w:r>
+        <w:t>java.util.List</w:t>
+      </w:r>
+      <w:proofErr w:type="spellEnd"/>
+      <w:r>
+        <w:t>;</w:t>
+      </w:r>
+    </w:p>
+    <w:p>
+      <w:r>
+        <w:t xml:space="preserve">import </w:t>
+      </w:r>
+      <w:proofErr w:type="spellStart"/>
+      <w:r>
+        <w:t>java.util.Map</w:t>
+      </w:r>
+      <w:proofErr w:type="spellEnd"/>
+      <w:r>
+        <w:t>;</w:t>
+      </w:r>
+    </w:p>
+    <w:p>
+      <w:r>
+        <w:t xml:space="preserve">import </w:t>
+      </w:r>
+      <w:proofErr w:type="spellStart"/>
+      <w:r>
+        <w:t>java.util.Set</w:t>
+      </w:r>
+      <w:proofErr w:type="spellEnd"/>
+      <w:r>
+        <w:t>;</w:t>
+      </w:r>
+    </w:p>
+    <w:p>
+      <w:r>
         <w:t> </w:t>
       </w:r>
     </w:p>
     <w:p>
       <w:r>
-        <w:t>import java.util.ArrayList;</w:t>
-      </w:r>
-    </w:p>
-    <w:p>
-      <w:r>
-        <w:t>import java.util.List;</w:t>
+        <w:t xml:space="preserve">class </w:t>
+      </w:r>
+      <w:proofErr w:type="spellStart"/>
+      <w:r>
+        <w:t>ThroneInheritance</w:t>
+      </w:r>
+      <w:proofErr w:type="spellEnd"/>
+      <w:r>
+        <w:t xml:space="preserve"> {</w:t>
+      </w:r>
+    </w:p>
+    <w:p>
+      <w:r>
+        <w:lastRenderedPageBreak/>
+        <w:t xml:space="preserve">    private String king;</w:t>
+      </w:r>
+    </w:p>
+    <w:p>
+      <w:r>
+        <w:t xml:space="preserve">    private Map&lt;String, List&lt;String&gt;&gt; </w:t>
+      </w:r>
+      <w:proofErr w:type="spellStart"/>
+      <w:r>
+        <w:t>familyTree</w:t>
+      </w:r>
+      <w:proofErr w:type="spellEnd"/>
+      <w:r>
+        <w:t>;</w:t>
+      </w:r>
+    </w:p>
+    <w:p>
+      <w:r>
+        <w:t xml:space="preserve">    private Set&lt;String&gt; </w:t>
+      </w:r>
+      <w:proofErr w:type="spellStart"/>
+      <w:r>
+        <w:t>deadPeople</w:t>
+      </w:r>
+      <w:proofErr w:type="spellEnd"/>
+      <w:r>
+        <w:t>;</w:t>
       </w:r>
     </w:p>
     <w:p>
@@ -213,7 +497,104 @@
     </w:p>
     <w:p>
       <w:r>
-        <w:t>public class Solution {</w:t>
+        <w:t xml:space="preserve">    public </w:t>
+      </w:r>
+      <w:proofErr w:type="spellStart"/>
+      <w:r>
+        <w:t>ThroneInheritance</w:t>
+      </w:r>
+      <w:proofErr w:type="spellEnd"/>
+      <w:r>
+        <w:t xml:space="preserve">(String </w:t>
+      </w:r>
+      <w:proofErr w:type="spellStart"/>
+      <w:r>
+        <w:t>kingName</w:t>
+      </w:r>
+      <w:proofErr w:type="spellEnd"/>
+      <w:r>
+        <w:t>) {</w:t>
+      </w:r>
+    </w:p>
+    <w:p>
+      <w:r>
+        <w:t xml:space="preserve">        </w:t>
+      </w:r>
+      <w:proofErr w:type="spellStart"/>
+      <w:r>
+        <w:t>this.king</w:t>
+      </w:r>
+      <w:proofErr w:type="spellEnd"/>
+      <w:r>
+        <w:t xml:space="preserve"> = </w:t>
+      </w:r>
+      <w:proofErr w:type="spellStart"/>
+      <w:r>
+        <w:t>kingName</w:t>
+      </w:r>
+      <w:proofErr w:type="spellEnd"/>
+      <w:r>
+        <w:t>;</w:t>
+      </w:r>
+    </w:p>
+    <w:p>
+      <w:r>
+        <w:t xml:space="preserve">        </w:t>
+      </w:r>
+      <w:proofErr w:type="spellStart"/>
+      <w:r>
+        <w:t>this.familyTree</w:t>
+      </w:r>
+      <w:proofErr w:type="spellEnd"/>
+      <w:r>
+        <w:t xml:space="preserve"> = new HashMap&lt;&gt;();</w:t>
+      </w:r>
+    </w:p>
+    <w:p>
+      <w:r>
+        <w:t xml:space="preserve">        </w:t>
+      </w:r>
+      <w:proofErr w:type="spellStart"/>
+      <w:r>
+        <w:t>this.deadPeople</w:t>
+      </w:r>
+      <w:proofErr w:type="spellEnd"/>
+      <w:r>
+        <w:t xml:space="preserve"> = new HashSet&lt;&gt;();</w:t>
+      </w:r>
+    </w:p>
+    <w:p>
+      <w:r>
+        <w:t xml:space="preserve">        </w:t>
+      </w:r>
+      <w:proofErr w:type="spellStart"/>
+      <w:r>
+        <w:t>this.familyTree.put</w:t>
+      </w:r>
+      <w:proofErr w:type="spellEnd"/>
+      <w:r>
+        <w:t>(</w:t>
+      </w:r>
+      <w:proofErr w:type="spellStart"/>
+      <w:r>
+        <w:t>kingName</w:t>
+      </w:r>
+      <w:proofErr w:type="spellEnd"/>
+      <w:r>
+        <w:t xml:space="preserve">, new </w:t>
+      </w:r>
+      <w:proofErr w:type="spellStart"/>
+      <w:r>
+        <w:t>ArrayList</w:t>
+      </w:r>
+      <w:proofErr w:type="spellEnd"/>
+      <w:r>
+        <w:t>&lt;&gt;());</w:t>
+      </w:r>
+    </w:p>
+    <w:p>
+      <w:r>
+        <w:t xml:space="preserve">    }</w:t>
       </w:r>
     </w:p>
     <w:p>
@@ -223,73 +604,254 @@
     </w:p>
     <w:p>
       <w:r>
-        <w:t xml:space="preserve">    public static List&lt;Integer&gt; searchPattern(String text, String pattern) {</w:t>
-      </w:r>
-    </w:p>
-    <w:p>
-      <w:r>
-        <w:t xml:space="preserve">        List&lt;Integer&gt; indices = new ArrayList&lt;&gt;();</w:t>
-      </w:r>
-    </w:p>
-    <w:p>
-      <w:r>
-        <w:t xml:space="preserve">        int n = text.length();</w:t>
-      </w:r>
-    </w:p>
-    <w:p>
-      <w:r>
-        <w:t xml:space="preserve">        int m = pattern.length();</w:t>
+        <w:t xml:space="preserve">    public void birth(String </w:t>
+      </w:r>
+      <w:proofErr w:type="spellStart"/>
+      <w:r>
+        <w:t>parentName</w:t>
+      </w:r>
+      <w:proofErr w:type="spellEnd"/>
+      <w:r>
+        <w:t xml:space="preserve">, String </w:t>
+      </w:r>
+      <w:proofErr w:type="spellStart"/>
+      <w:r>
+        <w:t>childName</w:t>
+      </w:r>
+      <w:proofErr w:type="spellEnd"/>
+      <w:r>
+        <w:t>) {</w:t>
       </w:r>
     </w:p>
     <w:p>
       <w:r>
         <w:t xml:space="preserve">        </w:t>
       </w:r>
+      <w:proofErr w:type="spellStart"/>
+      <w:r>
+        <w:t>this.familyTree.putIfAbsent</w:t>
+      </w:r>
+      <w:proofErr w:type="spellEnd"/>
+      <w:r>
+        <w:t>(</w:t>
+      </w:r>
+      <w:proofErr w:type="spellStart"/>
+      <w:r>
+        <w:t>parentName</w:t>
+      </w:r>
+      <w:proofErr w:type="spellEnd"/>
+      <w:r>
+        <w:t xml:space="preserve">, new </w:t>
+      </w:r>
+      <w:proofErr w:type="spellStart"/>
+      <w:r>
+        <w:t>ArrayList</w:t>
+      </w:r>
+      <w:proofErr w:type="spellEnd"/>
+      <w:r>
+        <w:t>&lt;&gt;());</w:t>
+      </w:r>
+    </w:p>
+    <w:p>
+      <w:r>
+        <w:t xml:space="preserve">        </w:t>
+      </w:r>
+      <w:proofErr w:type="spellStart"/>
+      <w:r>
+        <w:t>this.familyTree.get</w:t>
+      </w:r>
+      <w:proofErr w:type="spellEnd"/>
+      <w:r>
+        <w:t>(</w:t>
+      </w:r>
+      <w:proofErr w:type="spellStart"/>
+      <w:r>
+        <w:t>parentName</w:t>
+      </w:r>
+      <w:proofErr w:type="spellEnd"/>
+      <w:r>
+        <w:t>).add(</w:t>
+      </w:r>
+      <w:proofErr w:type="spellStart"/>
+      <w:r>
+        <w:t>childName</w:t>
+      </w:r>
+      <w:proofErr w:type="spellEnd"/>
+      <w:r>
+        <w:t>);</w:t>
+      </w:r>
+    </w:p>
+    <w:p>
+      <w:r>
+        <w:t xml:space="preserve">    }</w:t>
+      </w:r>
+    </w:p>
+    <w:p>
+      <w:r>
+        <w:t xml:space="preserve">    </w:t>
+      </w:r>
+    </w:p>
+    <w:p>
+      <w:r>
+        <w:t xml:space="preserve">    public void death(String name) {</w:t>
+      </w:r>
+    </w:p>
+    <w:p>
+      <w:r>
+        <w:t xml:space="preserve">        </w:t>
+      </w:r>
+      <w:proofErr w:type="spellStart"/>
+      <w:r>
+        <w:t>this.deadPeople.add</w:t>
+      </w:r>
+      <w:proofErr w:type="spellEnd"/>
+      <w:r>
+        <w:t>(name);</w:t>
+      </w:r>
+    </w:p>
+    <w:p>
+      <w:r>
+        <w:t xml:space="preserve">    }</w:t>
+      </w:r>
+    </w:p>
+    <w:p>
+      <w:r>
+        <w:t xml:space="preserve">    </w:t>
+      </w:r>
+    </w:p>
+    <w:p>
+      <w:r>
+        <w:t xml:space="preserve">    public List&lt;String&gt; </w:t>
+      </w:r>
+      <w:proofErr w:type="spellStart"/>
+      <w:r>
+        <w:t>getInheritanceOrder</w:t>
+      </w:r>
+      <w:proofErr w:type="spellEnd"/>
+      <w:r>
+        <w:t>() {</w:t>
+      </w:r>
+    </w:p>
+    <w:p>
+      <w:r>
+        <w:t xml:space="preserve">        List&lt;String&gt; order = new </w:t>
+      </w:r>
+      <w:proofErr w:type="spellStart"/>
+      <w:r>
+        <w:t>ArrayList</w:t>
+      </w:r>
+      <w:proofErr w:type="spellEnd"/>
+      <w:r>
+        <w:t>&lt;&gt;();</w:t>
+      </w:r>
+    </w:p>
+    <w:p>
+      <w:r>
+        <w:t xml:space="preserve">        </w:t>
+      </w:r>
+      <w:proofErr w:type="spellStart"/>
+      <w:r>
+        <w:t>dfs</w:t>
+      </w:r>
+      <w:proofErr w:type="spellEnd"/>
+      <w:r>
+        <w:t>(king, order);</w:t>
+      </w:r>
+    </w:p>
+    <w:p>
+      <w:r>
+        <w:t xml:space="preserve">        return order;</w:t>
+      </w:r>
+    </w:p>
+    <w:p>
+      <w:r>
+        <w:t xml:space="preserve">    }</w:t>
+      </w:r>
+    </w:p>
+    <w:p>
+      <w:r>
+        <w:t> </w:t>
+      </w:r>
+    </w:p>
+    <w:p>
+      <w:r>
+        <w:t xml:space="preserve">    private void </w:t>
+      </w:r>
+      <w:proofErr w:type="spellStart"/>
+      <w:r>
+        <w:t>dfs</w:t>
+      </w:r>
+      <w:proofErr w:type="spellEnd"/>
+      <w:r>
+        <w:t>(String current, List&lt;String&gt; order) {</w:t>
+      </w:r>
+    </w:p>
+    <w:p>
+      <w:r>
+        <w:t xml:space="preserve">        if (!</w:t>
+      </w:r>
+      <w:proofErr w:type="spellStart"/>
+      <w:r>
+        <w:t>deadPeople.contains</w:t>
+      </w:r>
+      <w:proofErr w:type="spellEnd"/>
+      <w:r>
+        <w:t>(current)) {</w:t>
+      </w:r>
     </w:p>
     <w:p>
       <w:r>
         <w:lastRenderedPageBreak/>
-        <w:t xml:space="preserve">        // Loop through the text up to the point where the pattern can fully fit</w:t>
-      </w:r>
-    </w:p>
-    <w:p>
-      <w:r>
-        <w:t xml:space="preserve">        for (int i = 0; i &lt;= n - m; i++) {</w:t>
-      </w:r>
-    </w:p>
-    <w:p>
-      <w:r>
-        <w:t xml:space="preserve">            int j;</w:t>
-      </w:r>
-    </w:p>
-    <w:p>
-      <w:r>
         <w:t xml:space="preserve">            </w:t>
       </w:r>
-    </w:p>
-    <w:p>
-      <w:r>
-        <w:t xml:space="preserve">            // Check for a pattern match at the current starting position i</w:t>
-      </w:r>
-    </w:p>
-    <w:p>
-      <w:r>
-        <w:t xml:space="preserve">            for (j = 0; j &lt; m; j++) {</w:t>
-      </w:r>
-    </w:p>
-    <w:p>
-      <w:r>
-        <w:t xml:space="preserve">                if (text.charAt(i + j) != pattern.charAt(j)) {</w:t>
-      </w:r>
-    </w:p>
-    <w:p>
-      <w:r>
-        <w:t xml:space="preserve">                    break; // Mismatch found, move to the next window position</w:t>
-      </w:r>
-    </w:p>
-    <w:p>
-      <w:r>
-        <w:t xml:space="preserve">                }</w:t>
+      <w:proofErr w:type="spellStart"/>
+      <w:r>
+        <w:t>order.add</w:t>
+      </w:r>
+      <w:proofErr w:type="spellEnd"/>
+      <w:r>
+        <w:t>(current);</w:t>
+      </w:r>
+    </w:p>
+    <w:p>
+      <w:r>
+        <w:t xml:space="preserve">        }</w:t>
+      </w:r>
+    </w:p>
+    <w:p>
+      <w:r>
+        <w:t xml:space="preserve">        List&lt;String&gt; children = </w:t>
+      </w:r>
+      <w:proofErr w:type="spellStart"/>
+      <w:r>
+        <w:t>familyTree.get</w:t>
+      </w:r>
+      <w:proofErr w:type="spellEnd"/>
+      <w:r>
+        <w:t>(current);</w:t>
+      </w:r>
+    </w:p>
+    <w:p>
+      <w:r>
+        <w:t xml:space="preserve">        if (children != null) {</w:t>
+      </w:r>
+    </w:p>
+    <w:p>
+      <w:r>
+        <w:t xml:space="preserve">            for (String child : children) {</w:t>
+      </w:r>
+    </w:p>
+    <w:p>
+      <w:r>
+        <w:t xml:space="preserve">                </w:t>
+      </w:r>
+      <w:proofErr w:type="spellStart"/>
+      <w:r>
+        <w:t>dfs</w:t>
+      </w:r>
+      <w:proofErr w:type="spellEnd"/>
+      <w:r>
+        <w:t>(child, order);</w:t>
       </w:r>
     </w:p>
     <w:p>
@@ -299,127 +861,31 @@
     </w:p>
     <w:p>
       <w:r>
-        <w:t xml:space="preserve">            </w:t>
-      </w:r>
-    </w:p>
-    <w:p>
-      <w:r>
-        <w:t xml:space="preserve">            // If the inner loop finished without breaking, a full match was found</w:t>
-      </w:r>
-    </w:p>
-    <w:p>
-      <w:r>
-        <w:t xml:space="preserve">            if (j == m) {</w:t>
-      </w:r>
-    </w:p>
-    <w:p>
-      <w:r>
-        <w:t xml:space="preserve">                indices.add(i);</w:t>
-      </w:r>
-    </w:p>
-    <w:p>
-      <w:r>
-        <w:t xml:space="preserve">            }</w:t>
-      </w:r>
-    </w:p>
-    <w:p>
-      <w:r>
         <w:t xml:space="preserve">        }</w:t>
       </w:r>
     </w:p>
     <w:p>
       <w:r>
-        <w:t xml:space="preserve">        </w:t>
-      </w:r>
-    </w:p>
-    <w:p>
-      <w:r>
-        <w:t xml:space="preserve">        return indices;</w:t>
-      </w:r>
-    </w:p>
-    <w:p>
-      <w:r>
         <w:t xml:space="preserve">    }</w:t>
       </w:r>
     </w:p>
     <w:p>
       <w:r>
+        <w:t>}</w:t>
+      </w:r>
+    </w:p>
+    <w:p>
+      <w:r>
         <w:t> </w:t>
       </w:r>
     </w:p>
     <w:p>
       <w:r>
-        <w:t xml:space="preserve">    public static void main(String[] args) {</w:t>
-      </w:r>
-    </w:p>
-    <w:p>
-      <w:r>
-        <w:t xml:space="preserve">        // Test Case from Image 1</w:t>
-      </w:r>
-    </w:p>
-    <w:p>
-      <w:r>
-        <w:t xml:space="preserve">        String text1 = "aabaacaadaabaaba";</w:t>
-      </w:r>
-    </w:p>
-    <w:p>
-      <w:r>
-        <w:t xml:space="preserve">        String pattern1 = "aaba";</w:t>
-      </w:r>
-    </w:p>
-    <w:p>
-      <w:r>
-        <w:t xml:space="preserve">        System.out.println("Pattern found at indices: " + searchPattern(text1, pattern1));</w:t>
-      </w:r>
-    </w:p>
-    <w:p>
-      <w:r>
-        <w:t xml:space="preserve">        </w:t>
-      </w:r>
-    </w:p>
-    <w:p>
-      <w:r>
-        <w:t xml:space="preserve">        // Test Case from Image 2</w:t>
-      </w:r>
-    </w:p>
-    <w:p>
-      <w:r>
-        <w:t xml:space="preserve">        String text2 = "geeksforgeeks";</w:t>
-      </w:r>
-    </w:p>
-    <w:p>
-      <w:r>
-        <w:lastRenderedPageBreak/>
-        <w:t xml:space="preserve">        String pattern2 = "geeks";</w:t>
-      </w:r>
-    </w:p>
-    <w:p>
-      <w:r>
-        <w:t xml:space="preserve">        System.out.println("Pattern found at indices: " + searchPattern(text2, pattern2));</w:t>
-      </w:r>
-    </w:p>
-    <w:p>
-      <w:r>
-        <w:t xml:space="preserve">    }</w:t>
-      </w:r>
-    </w:p>
-    <w:p>
-      <w:r>
-        <w:t>}</w:t>
-      </w:r>
-    </w:p>
-    <w:p>
-      <w:r>
-        <w:t> </w:t>
-      </w:r>
-    </w:p>
-    <w:p>
-      <w:r>
         <w:drawing>
-          <wp:inline distT="0" distB="0" distL="0" distR="0" wp14:anchorId="48EFEDBB" wp14:editId="2C934445">
-            <wp:extent cx="2880360" cy="1584960"/>
-            <wp:effectExtent l="0" t="0" r="0" b="0"/>
-            <wp:docPr id="1274941811" name="Picture 4"/>
+          <wp:inline distT="0" distB="0" distL="0" distR="0" wp14:anchorId="049D8674" wp14:editId="47DC0C0D">
+            <wp:extent cx="5731510" cy="3596005"/>
+            <wp:effectExtent l="0" t="0" r="2540" b="4445"/>
+            <wp:docPr id="1704047554" name="Picture 4"/>
             <wp:cNvGraphicFramePr>
               <a:graphicFrameLocks xmlns:a="http://schemas.openxmlformats.org/drawingml/2006/main" noChangeAspect="1"/>
             </wp:cNvGraphicFramePr>
@@ -448,7 +914,7 @@
                   <pic:spPr bwMode="auto">
                     <a:xfrm>
                       <a:off x="0" y="0"/>
-                      <a:ext cx="2880360" cy="1584960"/>
+                      <a:ext cx="5731510" cy="3596005"/>
                     </a:xfrm>
                     <a:prstGeom prst="rect">
                       <a:avLst/>
@@ -889,7 +1355,7 @@
     <w:link w:val="Heading1Char"/>
     <w:uiPriority w:val="9"/>
     <w:qFormat/>
-    <w:rsid w:val="00DB2068"/>
+    <w:rsid w:val="008518C4"/>
     <w:pPr>
       <w:keepNext/>
       <w:keepLines/>
@@ -912,7 +1378,7 @@
     <w:semiHidden/>
     <w:unhideWhenUsed/>
     <w:qFormat/>
-    <w:rsid w:val="00DB2068"/>
+    <w:rsid w:val="008518C4"/>
     <w:pPr>
       <w:keepNext/>
       <w:keepLines/>
@@ -935,7 +1401,7 @@
     <w:semiHidden/>
     <w:unhideWhenUsed/>
     <w:qFormat/>
-    <w:rsid w:val="00DB2068"/>
+    <w:rsid w:val="008518C4"/>
     <w:pPr>
       <w:keepNext/>
       <w:keepLines/>
@@ -958,7 +1424,7 @@
     <w:semiHidden/>
     <w:unhideWhenUsed/>
     <w:qFormat/>
-    <w:rsid w:val="00DB2068"/>
+    <w:rsid w:val="008518C4"/>
     <w:pPr>
       <w:keepNext/>
       <w:keepLines/>
@@ -981,7 +1447,7 @@
     <w:semiHidden/>
     <w:unhideWhenUsed/>
     <w:qFormat/>
-    <w:rsid w:val="00DB2068"/>
+    <w:rsid w:val="008518C4"/>
     <w:pPr>
       <w:keepNext/>
       <w:keepLines/>
@@ -1002,7 +1468,7 @@
     <w:semiHidden/>
     <w:unhideWhenUsed/>
     <w:qFormat/>
-    <w:rsid w:val="00DB2068"/>
+    <w:rsid w:val="008518C4"/>
     <w:pPr>
       <w:keepNext/>
       <w:keepLines/>
@@ -1025,7 +1491,7 @@
     <w:semiHidden/>
     <w:unhideWhenUsed/>
     <w:qFormat/>
-    <w:rsid w:val="00DB2068"/>
+    <w:rsid w:val="008518C4"/>
     <w:pPr>
       <w:keepNext/>
       <w:keepLines/>
@@ -1046,7 +1512,7 @@
     <w:semiHidden/>
     <w:unhideWhenUsed/>
     <w:qFormat/>
-    <w:rsid w:val="00DB2068"/>
+    <w:rsid w:val="008518C4"/>
     <w:pPr>
       <w:keepNext/>
       <w:keepLines/>
@@ -1069,7 +1535,7 @@
     <w:semiHidden/>
     <w:unhideWhenUsed/>
     <w:qFormat/>
-    <w:rsid w:val="00DB2068"/>
+    <w:rsid w:val="008518C4"/>
     <w:pPr>
       <w:keepNext/>
       <w:keepLines/>
@@ -1112,7 +1578,7 @@
     <w:basedOn w:val="DefaultParagraphFont"/>
     <w:link w:val="Heading1"/>
     <w:uiPriority w:val="9"/>
-    <w:rsid w:val="00DB2068"/>
+    <w:rsid w:val="008518C4"/>
     <w:rPr>
       <w:rFonts w:asciiTheme="majorHAnsi" w:eastAsiaTheme="majorEastAsia" w:hAnsiTheme="majorHAnsi" w:cstheme="majorBidi"/>
       <w:color w:val="0F4761" w:themeColor="accent1" w:themeShade="BF"/>
@@ -1126,7 +1592,7 @@
     <w:link w:val="Heading2"/>
     <w:uiPriority w:val="9"/>
     <w:semiHidden/>
-    <w:rsid w:val="00DB2068"/>
+    <w:rsid w:val="008518C4"/>
     <w:rPr>
       <w:rFonts w:asciiTheme="majorHAnsi" w:eastAsiaTheme="majorEastAsia" w:hAnsiTheme="majorHAnsi" w:cstheme="majorBidi"/>
       <w:color w:val="0F4761" w:themeColor="accent1" w:themeShade="BF"/>
@@ -1140,7 +1606,7 @@
     <w:link w:val="Heading3"/>
     <w:uiPriority w:val="9"/>
     <w:semiHidden/>
-    <w:rsid w:val="00DB2068"/>
+    <w:rsid w:val="008518C4"/>
     <w:rPr>
       <w:rFonts w:eastAsiaTheme="majorEastAsia" w:cstheme="majorBidi"/>
       <w:color w:val="0F4761" w:themeColor="accent1" w:themeShade="BF"/>
@@ -1154,7 +1620,7 @@
     <w:link w:val="Heading4"/>
     <w:uiPriority w:val="9"/>
     <w:semiHidden/>
-    <w:rsid w:val="00DB2068"/>
+    <w:rsid w:val="008518C4"/>
     <w:rPr>
       <w:rFonts w:eastAsiaTheme="majorEastAsia" w:cstheme="majorBidi"/>
       <w:i/>
@@ -1168,7 +1634,7 @@
     <w:link w:val="Heading5"/>
     <w:uiPriority w:val="9"/>
     <w:semiHidden/>
-    <w:rsid w:val="00DB2068"/>
+    <w:rsid w:val="008518C4"/>
     <w:rPr>
       <w:rFonts w:eastAsiaTheme="majorEastAsia" w:cstheme="majorBidi"/>
       <w:color w:val="0F4761" w:themeColor="accent1" w:themeShade="BF"/>
@@ -1180,7 +1646,7 @@
     <w:link w:val="Heading6"/>
     <w:uiPriority w:val="9"/>
     <w:semiHidden/>
-    <w:rsid w:val="00DB2068"/>
+    <w:rsid w:val="008518C4"/>
     <w:rPr>
       <w:rFonts w:eastAsiaTheme="majorEastAsia" w:cstheme="majorBidi"/>
       <w:i/>
@@ -1194,7 +1660,7 @@
     <w:link w:val="Heading7"/>
     <w:uiPriority w:val="9"/>
     <w:semiHidden/>
-    <w:rsid w:val="00DB2068"/>
+    <w:rsid w:val="008518C4"/>
     <w:rPr>
       <w:rFonts w:eastAsiaTheme="majorEastAsia" w:cstheme="majorBidi"/>
       <w:color w:val="595959" w:themeColor="text1" w:themeTint="A6"/>
@@ -1206,7 +1672,7 @@
     <w:link w:val="Heading8"/>
     <w:uiPriority w:val="9"/>
     <w:semiHidden/>
-    <w:rsid w:val="00DB2068"/>
+    <w:rsid w:val="008518C4"/>
     <w:rPr>
       <w:rFonts w:eastAsiaTheme="majorEastAsia" w:cstheme="majorBidi"/>
       <w:i/>
@@ -1220,7 +1686,7 @@
     <w:link w:val="Heading9"/>
     <w:uiPriority w:val="9"/>
     <w:semiHidden/>
-    <w:rsid w:val="00DB2068"/>
+    <w:rsid w:val="008518C4"/>
     <w:rPr>
       <w:rFonts w:eastAsiaTheme="majorEastAsia" w:cstheme="majorBidi"/>
       <w:color w:val="272727" w:themeColor="text1" w:themeTint="D8"/>
@@ -1233,7 +1699,7 @@
     <w:link w:val="TitleChar"/>
     <w:uiPriority w:val="10"/>
     <w:qFormat/>
-    <w:rsid w:val="00DB2068"/>
+    <w:rsid w:val="008518C4"/>
     <w:pPr>
       <w:spacing w:after="80" w:line="240" w:lineRule="auto"/>
       <w:contextualSpacing/>
@@ -1251,7 +1717,7 @@
     <w:basedOn w:val="DefaultParagraphFont"/>
     <w:link w:val="Title"/>
     <w:uiPriority w:val="10"/>
-    <w:rsid w:val="00DB2068"/>
+    <w:rsid w:val="008518C4"/>
     <w:rPr>
       <w:rFonts w:asciiTheme="majorHAnsi" w:eastAsiaTheme="majorEastAsia" w:hAnsiTheme="majorHAnsi" w:cstheme="majorBidi"/>
       <w:spacing w:val="-10"/>
@@ -1267,7 +1733,7 @@
     <w:link w:val="SubtitleChar"/>
     <w:uiPriority w:val="11"/>
     <w:qFormat/>
-    <w:rsid w:val="00DB2068"/>
+    <w:rsid w:val="008518C4"/>
     <w:pPr>
       <w:numPr>
         <w:ilvl w:val="1"/>
@@ -1286,7 +1752,7 @@
     <w:basedOn w:val="DefaultParagraphFont"/>
     <w:link w:val="Subtitle"/>
     <w:uiPriority w:val="11"/>
-    <w:rsid w:val="00DB2068"/>
+    <w:rsid w:val="008518C4"/>
     <w:rPr>
       <w:rFonts w:eastAsiaTheme="majorEastAsia" w:cstheme="majorBidi"/>
       <w:color w:val="595959" w:themeColor="text1" w:themeTint="A6"/>
@@ -1302,7 +1768,7 @@
     <w:link w:val="QuoteChar"/>
     <w:uiPriority w:val="29"/>
     <w:qFormat/>
-    <w:rsid w:val="00DB2068"/>
+    <w:rsid w:val="008518C4"/>
     <w:pPr>
       <w:spacing w:before="160"/>
       <w:jc w:val="center"/>
@@ -1318,7 +1784,7 @@
     <w:basedOn w:val="DefaultParagraphFont"/>
     <w:link w:val="Quote"/>
     <w:uiPriority w:val="29"/>
-    <w:rsid w:val="00DB2068"/>
+    <w:rsid w:val="008518C4"/>
     <w:rPr>
       <w:i/>
       <w:iCs/>
@@ -1330,7 +1796,7 @@
     <w:basedOn w:val="Normal"/>
     <w:uiPriority w:val="34"/>
     <w:qFormat/>
-    <w:rsid w:val="00DB2068"/>
+    <w:rsid w:val="008518C4"/>
     <w:pPr>
       <w:ind w:left="720"/>
       <w:contextualSpacing/>
@@ -1341,7 +1807,7 @@
     <w:basedOn w:val="DefaultParagraphFont"/>
     <w:uiPriority w:val="21"/>
     <w:qFormat/>
-    <w:rsid w:val="00DB2068"/>
+    <w:rsid w:val="008518C4"/>
     <w:rPr>
       <w:i/>
       <w:iCs/>
@@ -1355,7 +1821,7 @@
     <w:link w:val="IntenseQuoteChar"/>
     <w:uiPriority w:val="30"/>
     <w:qFormat/>
-    <w:rsid w:val="00DB2068"/>
+    <w:rsid w:val="008518C4"/>
     <w:pPr>
       <w:pBdr>
         <w:top w:val="single" w:sz="4" w:space="10" w:color="0F4761" w:themeColor="accent1" w:themeShade="BF"/>
@@ -1376,7 +1842,7 @@
     <w:basedOn w:val="DefaultParagraphFont"/>
     <w:link w:val="IntenseQuote"/>
     <w:uiPriority w:val="30"/>
-    <w:rsid w:val="00DB2068"/>
+    <w:rsid w:val="008518C4"/>
     <w:rPr>
       <w:i/>
       <w:iCs/>
@@ -1388,7 +1854,7 @@
     <w:basedOn w:val="DefaultParagraphFont"/>
     <w:uiPriority w:val="32"/>
     <w:qFormat/>
-    <w:rsid w:val="00DB2068"/>
+    <w:rsid w:val="008518C4"/>
     <w:rPr>
       <w:b/>
       <w:bCs/>

--- a/Session 5.docx
+++ b/Session 5.docx
@@ -4,7 +4,7 @@
   <w:body>
     <w:p>
       <w:r>
-        <w:t xml:space="preserve">Session 5 - 1 </w:t>
+        <w:t>Session 5 - 1</w:t>
       </w:r>
     </w:p>
     <w:p>
@@ -14,11 +14,16 @@
     </w:p>
     <w:p>
       <w:r>
+        <w:t> </w:t>
+      </w:r>
+    </w:p>
+    <w:p>
+      <w:r>
         <w:t xml:space="preserve">import </w:t>
       </w:r>
       <w:proofErr w:type="spellStart"/>
       <w:r>
-        <w:t>java.lang.reflect.Method</w:t>
+        <w:t>java.util.Scanner</w:t>
       </w:r>
       <w:proofErr w:type="spellEnd"/>
       <w:r>
@@ -32,38 +37,229 @@
     </w:p>
     <w:p>
       <w:r>
-        <w:t>class Printer {</w:t>
-      </w:r>
-    </w:p>
-    <w:p>
-      <w:r>
-        <w:t xml:space="preserve">    public &lt;T&gt; void </w:t>
-      </w:r>
-      <w:proofErr w:type="spellStart"/>
-      <w:r>
-        <w:t>printArray</w:t>
-      </w:r>
-      <w:proofErr w:type="spellEnd"/>
-      <w:r>
-        <w:t>(T[] array) {</w:t>
-      </w:r>
-    </w:p>
-    <w:p>
-      <w:r>
-        <w:t xml:space="preserve">        for (T element : array) {</w:t>
+        <w:t xml:space="preserve">class </w:t>
+      </w:r>
+      <w:proofErr w:type="spellStart"/>
+      <w:r>
+        <w:t>MyCalculator</w:t>
+      </w:r>
+      <w:proofErr w:type="spellEnd"/>
+      <w:r>
+        <w:t xml:space="preserve"> {</w:t>
+      </w:r>
+    </w:p>
+    <w:p>
+      <w:r>
+        <w:t xml:space="preserve">    public long power(int n, int p) throws Exception {</w:t>
+      </w:r>
+    </w:p>
+    <w:p>
+      <w:r>
+        <w:t xml:space="preserve">        if (n &lt; 0 || p &lt; 0) {</w:t>
+      </w:r>
+    </w:p>
+    <w:p>
+      <w:r>
+        <w:t xml:space="preserve">            throw new Exception("n or p should not be negative.");</w:t>
+      </w:r>
+    </w:p>
+    <w:p>
+      <w:r>
+        <w:t xml:space="preserve">        }</w:t>
+      </w:r>
+    </w:p>
+    <w:p>
+      <w:r>
+        <w:t xml:space="preserve">        if (n == 0 &amp;&amp; p == 0) {</w:t>
+      </w:r>
+    </w:p>
+    <w:p>
+      <w:r>
+        <w:t xml:space="preserve">            throw new Exception("n and p should not be zero.");</w:t>
+      </w:r>
+    </w:p>
+    <w:p>
+      <w:r>
+        <w:t xml:space="preserve">        }</w:t>
+      </w:r>
+    </w:p>
+    <w:p>
+      <w:r>
+        <w:t xml:space="preserve">        return (long) </w:t>
+      </w:r>
+      <w:proofErr w:type="spellStart"/>
+      <w:r>
+        <w:t>Math.pow</w:t>
+      </w:r>
+      <w:proofErr w:type="spellEnd"/>
+      <w:r>
+        <w:t>(n, p);</w:t>
+      </w:r>
+    </w:p>
+    <w:p>
+      <w:r>
+        <w:t xml:space="preserve">    }</w:t>
+      </w:r>
+    </w:p>
+    <w:p>
+      <w:r>
+        <w:t>}</w:t>
+      </w:r>
+    </w:p>
+    <w:p>
+      <w:r>
+        <w:t> </w:t>
+      </w:r>
+    </w:p>
+    <w:p>
+      <w:r>
+        <w:t>public class Solution {</w:t>
+      </w:r>
+    </w:p>
+    <w:p>
+      <w:r>
+        <w:t xml:space="preserve">    public static final </w:t>
+      </w:r>
+      <w:proofErr w:type="spellStart"/>
+      <w:r>
+        <w:t>MyCalculator</w:t>
+      </w:r>
+      <w:proofErr w:type="spellEnd"/>
+      <w:r>
+        <w:t xml:space="preserve"> </w:t>
+      </w:r>
+      <w:proofErr w:type="spellStart"/>
+      <w:r>
+        <w:t>my_calculator</w:t>
+      </w:r>
+      <w:proofErr w:type="spellEnd"/>
+      <w:r>
+        <w:t xml:space="preserve"> = new </w:t>
+      </w:r>
+      <w:proofErr w:type="spellStart"/>
+      <w:r>
+        <w:t>MyCalculator</w:t>
+      </w:r>
+      <w:proofErr w:type="spellEnd"/>
+      <w:r>
+        <w:t>();</w:t>
+      </w:r>
+    </w:p>
+    <w:p>
+      <w:r>
+        <w:t xml:space="preserve">    public static final Scanner in = new Scanner(System.in);</w:t>
+      </w:r>
+    </w:p>
+    <w:p>
+      <w:r>
+        <w:t xml:space="preserve">    </w:t>
+      </w:r>
+    </w:p>
+    <w:p>
+      <w:r>
+        <w:t xml:space="preserve">    public static void main(String[] </w:t>
+      </w:r>
+      <w:proofErr w:type="spellStart"/>
+      <w:r>
+        <w:t>args</w:t>
+      </w:r>
+      <w:proofErr w:type="spellEnd"/>
+      <w:r>
+        <w:t>) {</w:t>
+      </w:r>
+    </w:p>
+    <w:p>
+      <w:r>
+        <w:t xml:space="preserve">        while (</w:t>
+      </w:r>
+      <w:proofErr w:type="spellStart"/>
+      <w:r>
+        <w:t>in.hasNextInt</w:t>
+      </w:r>
+      <w:proofErr w:type="spellEnd"/>
+      <w:r>
+        <w:t>()) {</w:t>
+      </w:r>
+    </w:p>
+    <w:p>
+      <w:r>
+        <w:t xml:space="preserve">            int n = </w:t>
+      </w:r>
+      <w:proofErr w:type="spellStart"/>
+      <w:r>
+        <w:t>in.nextInt</w:t>
+      </w:r>
+      <w:proofErr w:type="spellEnd"/>
+      <w:r>
+        <w:t>();</w:t>
+      </w:r>
+    </w:p>
+    <w:p>
+      <w:r>
+        <w:t xml:space="preserve">            int p = </w:t>
+      </w:r>
+      <w:proofErr w:type="spellStart"/>
+      <w:r>
+        <w:t>in.nextInt</w:t>
+      </w:r>
+      <w:proofErr w:type="spellEnd"/>
+      <w:r>
+        <w:t>();</w:t>
       </w:r>
     </w:p>
     <w:p>
       <w:r>
         <w:t xml:space="preserve">            </w:t>
       </w:r>
+    </w:p>
+    <w:p>
+      <w:r>
+        <w:t xml:space="preserve">            try {</w:t>
+      </w:r>
+    </w:p>
+    <w:p>
+      <w:r>
+        <w:t xml:space="preserve">                </w:t>
+      </w:r>
       <w:proofErr w:type="spellStart"/>
       <w:r>
         <w:t>System.out.println</w:t>
       </w:r>
       <w:proofErr w:type="spellEnd"/>
       <w:r>
-        <w:t>(element);</w:t>
+        <w:t>(</w:t>
+      </w:r>
+      <w:proofErr w:type="spellStart"/>
+      <w:r>
+        <w:t>my_calculator.power</w:t>
+      </w:r>
+      <w:proofErr w:type="spellEnd"/>
+      <w:r>
+        <w:t>(n, p));</w:t>
+      </w:r>
+    </w:p>
+    <w:p>
+      <w:r>
+        <w:lastRenderedPageBreak/>
+        <w:t xml:space="preserve">            } catch (Exception e) {</w:t>
+      </w:r>
+    </w:p>
+    <w:p>
+      <w:r>
+        <w:t xml:space="preserve">                </w:t>
+      </w:r>
+      <w:proofErr w:type="spellStart"/>
+      <w:r>
+        <w:t>System.out.println</w:t>
+      </w:r>
+      <w:proofErr w:type="spellEnd"/>
+      <w:r>
+        <w:t>(e);</w:t>
+      </w:r>
+    </w:p>
+    <w:p>
+      <w:r>
+        <w:t xml:space="preserve">            }</w:t>
       </w:r>
     </w:p>
     <w:p>
@@ -88,219 +284,11 @@
     </w:p>
     <w:p>
       <w:r>
-        <w:t>public class Solution {</w:t>
-      </w:r>
-    </w:p>
-    <w:p>
-      <w:r>
-        <w:t xml:space="preserve">    public static void main(String </w:t>
-      </w:r>
-      <w:proofErr w:type="spellStart"/>
-      <w:r>
-        <w:t>args</w:t>
-      </w:r>
-      <w:proofErr w:type="spellEnd"/>
-      <w:r>
-        <w:t>[]) {</w:t>
-      </w:r>
-    </w:p>
-    <w:p>
-      <w:r>
-        <w:t xml:space="preserve">        Printer </w:t>
-      </w:r>
-      <w:proofErr w:type="spellStart"/>
-      <w:r>
-        <w:t>myPrinter</w:t>
-      </w:r>
-      <w:proofErr w:type="spellEnd"/>
-      <w:r>
-        <w:t xml:space="preserve"> = new Printer();</w:t>
-      </w:r>
-    </w:p>
-    <w:p>
-      <w:r>
-        <w:t xml:space="preserve">        Integer[] </w:t>
-      </w:r>
-      <w:proofErr w:type="spellStart"/>
-      <w:r>
-        <w:t>intArray</w:t>
-      </w:r>
-      <w:proofErr w:type="spellEnd"/>
-      <w:r>
-        <w:t xml:space="preserve"> = { 1, 2, 3 };</w:t>
-      </w:r>
-    </w:p>
-    <w:p>
-      <w:r>
-        <w:t xml:space="preserve">        String[] </w:t>
-      </w:r>
-      <w:proofErr w:type="spellStart"/>
-      <w:r>
-        <w:t>stringArray</w:t>
-      </w:r>
-      <w:proofErr w:type="spellEnd"/>
-      <w:r>
-        <w:t xml:space="preserve"> = {"Hello", "World"};</w:t>
-      </w:r>
-    </w:p>
-    <w:p>
-      <w:r>
-        <w:t xml:space="preserve">        </w:t>
-      </w:r>
-      <w:proofErr w:type="spellStart"/>
-      <w:r>
-        <w:t>myPrinter.printArray</w:t>
-      </w:r>
-      <w:proofErr w:type="spellEnd"/>
-      <w:r>
-        <w:t>(</w:t>
-      </w:r>
-      <w:proofErr w:type="spellStart"/>
-      <w:r>
-        <w:t>intArray</w:t>
-      </w:r>
-      <w:proofErr w:type="spellEnd"/>
-      <w:r>
-        <w:t>);</w:t>
-      </w:r>
-    </w:p>
-    <w:p>
-      <w:r>
-        <w:t xml:space="preserve">        </w:t>
-      </w:r>
-      <w:proofErr w:type="spellStart"/>
-      <w:r>
-        <w:t>myPrinter.printArray</w:t>
-      </w:r>
-      <w:proofErr w:type="spellEnd"/>
-      <w:r>
-        <w:t>(</w:t>
-      </w:r>
-      <w:proofErr w:type="spellStart"/>
-      <w:r>
-        <w:t>stringArray</w:t>
-      </w:r>
-      <w:proofErr w:type="spellEnd"/>
-      <w:r>
-        <w:t>);</w:t>
-      </w:r>
-    </w:p>
-    <w:p>
-      <w:r>
-        <w:t xml:space="preserve">        int count = 0;</w:t>
-      </w:r>
-    </w:p>
-    <w:p>
-      <w:r>
-        <w:t> </w:t>
-      </w:r>
-    </w:p>
-    <w:p>
-      <w:r>
-        <w:t xml:space="preserve">        for (Method </w:t>
-      </w:r>
-      <w:proofErr w:type="spellStart"/>
-      <w:r>
-        <w:t>method</w:t>
-      </w:r>
-      <w:proofErr w:type="spellEnd"/>
-      <w:r>
-        <w:t xml:space="preserve"> : </w:t>
-      </w:r>
-      <w:proofErr w:type="spellStart"/>
-      <w:r>
-        <w:t>Printer.class.getDeclaredMethods</w:t>
-      </w:r>
-      <w:proofErr w:type="spellEnd"/>
-      <w:r>
-        <w:t>()) {</w:t>
-      </w:r>
-    </w:p>
-    <w:p>
-      <w:r>
-        <w:t xml:space="preserve">            String name = </w:t>
-      </w:r>
-      <w:proofErr w:type="spellStart"/>
-      <w:r>
-        <w:t>method.getName</w:t>
-      </w:r>
-      <w:proofErr w:type="spellEnd"/>
-      <w:r>
-        <w:t>();</w:t>
-      </w:r>
-    </w:p>
-    <w:p>
-      <w:r>
-        <w:t> </w:t>
-      </w:r>
-    </w:p>
-    <w:p>
-      <w:r>
-        <w:t xml:space="preserve">            if(</w:t>
-      </w:r>
-      <w:proofErr w:type="spellStart"/>
-      <w:r>
-        <w:t>name.equals</w:t>
-      </w:r>
-      <w:proofErr w:type="spellEnd"/>
-      <w:r>
-        <w:t>("</w:t>
-      </w:r>
-      <w:proofErr w:type="spellStart"/>
-      <w:r>
-        <w:t>printArray</w:t>
-      </w:r>
-      <w:proofErr w:type="spellEnd"/>
-      <w:r>
-        <w:t>"))</w:t>
-      </w:r>
-    </w:p>
-    <w:p>
-      <w:r>
-        <w:t xml:space="preserve">                count++;</w:t>
-      </w:r>
-    </w:p>
-    <w:p>
-      <w:r>
-        <w:t xml:space="preserve">        }</w:t>
-      </w:r>
-    </w:p>
-    <w:p>
-      <w:r>
-        <w:t> </w:t>
-      </w:r>
-    </w:p>
-    <w:p>
-      <w:r>
-        <w:lastRenderedPageBreak/>
-        <w:t xml:space="preserve">        if(count &gt; 1) </w:t>
-      </w:r>
-      <w:proofErr w:type="spellStart"/>
-      <w:r>
-        <w:t>System.out.println</w:t>
-      </w:r>
-      <w:proofErr w:type="spellEnd"/>
-      <w:r>
-        <w:t>("Method overloading is not allowed!");</w:t>
-      </w:r>
-    </w:p>
-    <w:p>
-      <w:r>
-        <w:t xml:space="preserve">    }</w:t>
-      </w:r>
-    </w:p>
-    <w:p>
-      <w:r>
-        <w:t>}</w:t>
-      </w:r>
-    </w:p>
-    <w:p>
-      <w:r>
         <w:drawing>
-          <wp:inline distT="0" distB="0" distL="0" distR="0" wp14:anchorId="15C5EAE4" wp14:editId="133F172A">
-            <wp:extent cx="5486400" cy="3916680"/>
-            <wp:effectExtent l="0" t="0" r="0" b="7620"/>
-            <wp:docPr id="1981437485" name="Picture 2"/>
+          <wp:inline distT="0" distB="0" distL="0" distR="0" wp14:anchorId="2FA7EF53" wp14:editId="510C0C63">
+            <wp:extent cx="4846320" cy="3314700"/>
+            <wp:effectExtent l="0" t="0" r="0" b="0"/>
+            <wp:docPr id="2086269428" name="Picture 2"/>
             <wp:cNvGraphicFramePr>
               <a:graphicFrameLocks xmlns:a="http://schemas.openxmlformats.org/drawingml/2006/main" noChangeAspect="1"/>
             </wp:cNvGraphicFramePr>
@@ -329,7 +317,7 @@
                   <pic:spPr bwMode="auto">
                     <a:xfrm>
                       <a:off x="0" y="0"/>
-                      <a:ext cx="5486400" cy="3916680"/>
+                      <a:ext cx="4846320" cy="3314700"/>
                     </a:xfrm>
                     <a:prstGeom prst="rect">
                       <a:avLst/>
@@ -364,80 +352,25 @@
     </w:p>
     <w:p>
       <w:r>
+        <w:t> </w:t>
+      </w:r>
+    </w:p>
+    <w:p>
+      <w:r>
+        <w:t>import java.io.*;</w:t>
+      </w:r>
+    </w:p>
+    <w:p>
+      <w:r>
         <w:t xml:space="preserve">import </w:t>
       </w:r>
       <w:proofErr w:type="spellStart"/>
       <w:r>
-        <w:t>java.util.ArrayList</w:t>
-      </w:r>
-      <w:proofErr w:type="spellEnd"/>
-      <w:r>
-        <w:t>;</w:t>
-      </w:r>
-    </w:p>
-    <w:p>
-      <w:r>
-        <w:t xml:space="preserve">import </w:t>
-      </w:r>
-      <w:proofErr w:type="spellStart"/>
-      <w:r>
-        <w:t>java.util.HashMap</w:t>
-      </w:r>
-      <w:proofErr w:type="spellEnd"/>
-      <w:r>
-        <w:t>;</w:t>
-      </w:r>
-    </w:p>
-    <w:p>
-      <w:r>
-        <w:t xml:space="preserve">import </w:t>
-      </w:r>
-      <w:proofErr w:type="spellStart"/>
-      <w:r>
-        <w:t>java.util.HashSet</w:t>
-      </w:r>
-      <w:proofErr w:type="spellEnd"/>
-      <w:r>
-        <w:t>;</w:t>
-      </w:r>
-    </w:p>
-    <w:p>
-      <w:r>
-        <w:t xml:space="preserve">import </w:t>
-      </w:r>
-      <w:proofErr w:type="spellStart"/>
-      <w:r>
-        <w:t>java.util.List</w:t>
-      </w:r>
-      <w:proofErr w:type="spellEnd"/>
-      <w:r>
-        <w:t>;</w:t>
-      </w:r>
-    </w:p>
-    <w:p>
-      <w:r>
-        <w:t xml:space="preserve">import </w:t>
-      </w:r>
-      <w:proofErr w:type="spellStart"/>
-      <w:r>
-        <w:t>java.util.Map</w:t>
-      </w:r>
-      <w:proofErr w:type="spellEnd"/>
-      <w:r>
-        <w:t>;</w:t>
-      </w:r>
-    </w:p>
-    <w:p>
-      <w:r>
-        <w:t xml:space="preserve">import </w:t>
-      </w:r>
-      <w:proofErr w:type="spellStart"/>
-      <w:r>
-        <w:t>java.util.Set</w:t>
-      </w:r>
-      <w:proofErr w:type="spellEnd"/>
-      <w:r>
-        <w:t>;</w:t>
+        <w:t>java.util</w:t>
+      </w:r>
+      <w:proofErr w:type="spellEnd"/>
+      <w:r>
+        <w:t>.*;</w:t>
       </w:r>
     </w:p>
     <w:p>
@@ -447,47 +380,184 @@
     </w:p>
     <w:p>
       <w:r>
-        <w:t xml:space="preserve">class </w:t>
-      </w:r>
-      <w:proofErr w:type="spellStart"/>
-      <w:r>
-        <w:t>ThroneInheritance</w:t>
-      </w:r>
-      <w:proofErr w:type="spellEnd"/>
-      <w:r>
-        <w:t xml:space="preserve"> {</w:t>
+        <w:t>public class Solution {</w:t>
+      </w:r>
+    </w:p>
+    <w:p>
+      <w:r>
+        <w:t> </w:t>
       </w:r>
     </w:p>
     <w:p>
       <w:r>
         <w:lastRenderedPageBreak/>
-        <w:t xml:space="preserve">    private String king;</w:t>
-      </w:r>
-    </w:p>
-    <w:p>
-      <w:r>
-        <w:t xml:space="preserve">    private Map&lt;String, List&lt;String&gt;&gt; </w:t>
-      </w:r>
-      <w:proofErr w:type="spellStart"/>
-      <w:r>
-        <w:t>familyTree</w:t>
-      </w:r>
-      <w:proofErr w:type="spellEnd"/>
-      <w:r>
-        <w:t>;</w:t>
-      </w:r>
-    </w:p>
-    <w:p>
-      <w:r>
-        <w:t xml:space="preserve">    private Set&lt;String&gt; </w:t>
-      </w:r>
-      <w:proofErr w:type="spellStart"/>
-      <w:r>
-        <w:t>deadPeople</w:t>
-      </w:r>
-      <w:proofErr w:type="spellEnd"/>
-      <w:r>
-        <w:t>;</w:t>
+        <w:t xml:space="preserve">    public static void main(String[] </w:t>
+      </w:r>
+      <w:proofErr w:type="spellStart"/>
+      <w:r>
+        <w:t>args</w:t>
+      </w:r>
+      <w:proofErr w:type="spellEnd"/>
+      <w:r>
+        <w:t>) {</w:t>
+      </w:r>
+    </w:p>
+    <w:p>
+      <w:r>
+        <w:t xml:space="preserve">        Scanner </w:t>
+      </w:r>
+      <w:proofErr w:type="spellStart"/>
+      <w:r>
+        <w:t>sc</w:t>
+      </w:r>
+      <w:proofErr w:type="spellEnd"/>
+      <w:r>
+        <w:t xml:space="preserve"> = new Scanner(System.in);</w:t>
+      </w:r>
+    </w:p>
+    <w:p>
+      <w:r>
+        <w:t xml:space="preserve">        try {</w:t>
+      </w:r>
+    </w:p>
+    <w:p>
+      <w:r>
+        <w:t xml:space="preserve">            int x = </w:t>
+      </w:r>
+      <w:proofErr w:type="spellStart"/>
+      <w:r>
+        <w:t>sc.nextInt</w:t>
+      </w:r>
+      <w:proofErr w:type="spellEnd"/>
+      <w:r>
+        <w:t>();</w:t>
+      </w:r>
+    </w:p>
+    <w:p>
+      <w:r>
+        <w:t xml:space="preserve">            int y = </w:t>
+      </w:r>
+      <w:proofErr w:type="spellStart"/>
+      <w:r>
+        <w:t>sc.nextInt</w:t>
+      </w:r>
+      <w:proofErr w:type="spellEnd"/>
+      <w:r>
+        <w:t>();</w:t>
+      </w:r>
+    </w:p>
+    <w:p>
+      <w:r>
+        <w:t xml:space="preserve">            </w:t>
+      </w:r>
+      <w:proofErr w:type="spellStart"/>
+      <w:r>
+        <w:t>System.out.println</w:t>
+      </w:r>
+      <w:proofErr w:type="spellEnd"/>
+      <w:r>
+        <w:t>(x / y);</w:t>
+      </w:r>
+    </w:p>
+    <w:p>
+      <w:r>
+        <w:t xml:space="preserve">        } catch (</w:t>
+      </w:r>
+      <w:proofErr w:type="spellStart"/>
+      <w:r>
+        <w:t>InputMismatchException</w:t>
+      </w:r>
+      <w:proofErr w:type="spellEnd"/>
+      <w:r>
+        <w:t xml:space="preserve"> e) {</w:t>
+      </w:r>
+    </w:p>
+    <w:p>
+      <w:r>
+        <w:t xml:space="preserve">            </w:t>
+      </w:r>
+      <w:proofErr w:type="spellStart"/>
+      <w:r>
+        <w:t>System.out.println</w:t>
+      </w:r>
+      <w:proofErr w:type="spellEnd"/>
+      <w:r>
+        <w:t>(</w:t>
+      </w:r>
+      <w:proofErr w:type="spellStart"/>
+      <w:r>
+        <w:t>e.getClass</w:t>
+      </w:r>
+      <w:proofErr w:type="spellEnd"/>
+      <w:r>
+        <w:t>().</w:t>
+      </w:r>
+      <w:proofErr w:type="spellStart"/>
+      <w:r>
+        <w:t>getName</w:t>
+      </w:r>
+      <w:proofErr w:type="spellEnd"/>
+      <w:r>
+        <w:t>());</w:t>
+      </w:r>
+    </w:p>
+    <w:p>
+      <w:r>
+        <w:t xml:space="preserve">        } catch (</w:t>
+      </w:r>
+      <w:proofErr w:type="spellStart"/>
+      <w:r>
+        <w:t>ArithmeticException</w:t>
+      </w:r>
+      <w:proofErr w:type="spellEnd"/>
+      <w:r>
+        <w:t xml:space="preserve"> e) {</w:t>
+      </w:r>
+    </w:p>
+    <w:p>
+      <w:r>
+        <w:t xml:space="preserve">            </w:t>
+      </w:r>
+      <w:proofErr w:type="spellStart"/>
+      <w:r>
+        <w:t>System.out.println</w:t>
+      </w:r>
+      <w:proofErr w:type="spellEnd"/>
+      <w:r>
+        <w:t>(e);</w:t>
+      </w:r>
+    </w:p>
+    <w:p>
+      <w:r>
+        <w:t xml:space="preserve">        } finally {</w:t>
+      </w:r>
+    </w:p>
+    <w:p>
+      <w:r>
+        <w:t xml:space="preserve">            </w:t>
+      </w:r>
+      <w:proofErr w:type="spellStart"/>
+      <w:r>
+        <w:t>sc.close</w:t>
+      </w:r>
+      <w:proofErr w:type="spellEnd"/>
+      <w:r>
+        <w:t>();</w:t>
+      </w:r>
+    </w:p>
+    <w:p>
+      <w:r>
+        <w:t xml:space="preserve">        }</w:t>
+      </w:r>
+    </w:p>
+    <w:p>
+      <w:r>
+        <w:t xml:space="preserve">    }</w:t>
+      </w:r>
+    </w:p>
+    <w:p>
+      <w:r>
+        <w:t>}</w:t>
       </w:r>
     </w:p>
     <w:p>
@@ -497,395 +567,11 @@
     </w:p>
     <w:p>
       <w:r>
-        <w:t xml:space="preserve">    public </w:t>
-      </w:r>
-      <w:proofErr w:type="spellStart"/>
-      <w:r>
-        <w:t>ThroneInheritance</w:t>
-      </w:r>
-      <w:proofErr w:type="spellEnd"/>
-      <w:r>
-        <w:t xml:space="preserve">(String </w:t>
-      </w:r>
-      <w:proofErr w:type="spellStart"/>
-      <w:r>
-        <w:t>kingName</w:t>
-      </w:r>
-      <w:proofErr w:type="spellEnd"/>
-      <w:r>
-        <w:t>) {</w:t>
-      </w:r>
-    </w:p>
-    <w:p>
-      <w:r>
-        <w:t xml:space="preserve">        </w:t>
-      </w:r>
-      <w:proofErr w:type="spellStart"/>
-      <w:r>
-        <w:t>this.king</w:t>
-      </w:r>
-      <w:proofErr w:type="spellEnd"/>
-      <w:r>
-        <w:t xml:space="preserve"> = </w:t>
-      </w:r>
-      <w:proofErr w:type="spellStart"/>
-      <w:r>
-        <w:t>kingName</w:t>
-      </w:r>
-      <w:proofErr w:type="spellEnd"/>
-      <w:r>
-        <w:t>;</w:t>
-      </w:r>
-    </w:p>
-    <w:p>
-      <w:r>
-        <w:t xml:space="preserve">        </w:t>
-      </w:r>
-      <w:proofErr w:type="spellStart"/>
-      <w:r>
-        <w:t>this.familyTree</w:t>
-      </w:r>
-      <w:proofErr w:type="spellEnd"/>
-      <w:r>
-        <w:t xml:space="preserve"> = new HashMap&lt;&gt;();</w:t>
-      </w:r>
-    </w:p>
-    <w:p>
-      <w:r>
-        <w:t xml:space="preserve">        </w:t>
-      </w:r>
-      <w:proofErr w:type="spellStart"/>
-      <w:r>
-        <w:t>this.deadPeople</w:t>
-      </w:r>
-      <w:proofErr w:type="spellEnd"/>
-      <w:r>
-        <w:t xml:space="preserve"> = new HashSet&lt;&gt;();</w:t>
-      </w:r>
-    </w:p>
-    <w:p>
-      <w:r>
-        <w:t xml:space="preserve">        </w:t>
-      </w:r>
-      <w:proofErr w:type="spellStart"/>
-      <w:r>
-        <w:t>this.familyTree.put</w:t>
-      </w:r>
-      <w:proofErr w:type="spellEnd"/>
-      <w:r>
-        <w:t>(</w:t>
-      </w:r>
-      <w:proofErr w:type="spellStart"/>
-      <w:r>
-        <w:t>kingName</w:t>
-      </w:r>
-      <w:proofErr w:type="spellEnd"/>
-      <w:r>
-        <w:t xml:space="preserve">, new </w:t>
-      </w:r>
-      <w:proofErr w:type="spellStart"/>
-      <w:r>
-        <w:t>ArrayList</w:t>
-      </w:r>
-      <w:proofErr w:type="spellEnd"/>
-      <w:r>
-        <w:t>&lt;&gt;());</w:t>
-      </w:r>
-    </w:p>
-    <w:p>
-      <w:r>
-        <w:t xml:space="preserve">    }</w:t>
-      </w:r>
-    </w:p>
-    <w:p>
-      <w:r>
-        <w:t xml:space="preserve">    </w:t>
-      </w:r>
-    </w:p>
-    <w:p>
-      <w:r>
-        <w:t xml:space="preserve">    public void birth(String </w:t>
-      </w:r>
-      <w:proofErr w:type="spellStart"/>
-      <w:r>
-        <w:t>parentName</w:t>
-      </w:r>
-      <w:proofErr w:type="spellEnd"/>
-      <w:r>
-        <w:t xml:space="preserve">, String </w:t>
-      </w:r>
-      <w:proofErr w:type="spellStart"/>
-      <w:r>
-        <w:t>childName</w:t>
-      </w:r>
-      <w:proofErr w:type="spellEnd"/>
-      <w:r>
-        <w:t>) {</w:t>
-      </w:r>
-    </w:p>
-    <w:p>
-      <w:r>
-        <w:t xml:space="preserve">        </w:t>
-      </w:r>
-      <w:proofErr w:type="spellStart"/>
-      <w:r>
-        <w:t>this.familyTree.putIfAbsent</w:t>
-      </w:r>
-      <w:proofErr w:type="spellEnd"/>
-      <w:r>
-        <w:t>(</w:t>
-      </w:r>
-      <w:proofErr w:type="spellStart"/>
-      <w:r>
-        <w:t>parentName</w:t>
-      </w:r>
-      <w:proofErr w:type="spellEnd"/>
-      <w:r>
-        <w:t xml:space="preserve">, new </w:t>
-      </w:r>
-      <w:proofErr w:type="spellStart"/>
-      <w:r>
-        <w:t>ArrayList</w:t>
-      </w:r>
-      <w:proofErr w:type="spellEnd"/>
-      <w:r>
-        <w:t>&lt;&gt;());</w:t>
-      </w:r>
-    </w:p>
-    <w:p>
-      <w:r>
-        <w:t xml:space="preserve">        </w:t>
-      </w:r>
-      <w:proofErr w:type="spellStart"/>
-      <w:r>
-        <w:t>this.familyTree.get</w:t>
-      </w:r>
-      <w:proofErr w:type="spellEnd"/>
-      <w:r>
-        <w:t>(</w:t>
-      </w:r>
-      <w:proofErr w:type="spellStart"/>
-      <w:r>
-        <w:t>parentName</w:t>
-      </w:r>
-      <w:proofErr w:type="spellEnd"/>
-      <w:r>
-        <w:t>).add(</w:t>
-      </w:r>
-      <w:proofErr w:type="spellStart"/>
-      <w:r>
-        <w:t>childName</w:t>
-      </w:r>
-      <w:proofErr w:type="spellEnd"/>
-      <w:r>
-        <w:t>);</w:t>
-      </w:r>
-    </w:p>
-    <w:p>
-      <w:r>
-        <w:t xml:space="preserve">    }</w:t>
-      </w:r>
-    </w:p>
-    <w:p>
-      <w:r>
-        <w:t xml:space="preserve">    </w:t>
-      </w:r>
-    </w:p>
-    <w:p>
-      <w:r>
-        <w:t xml:space="preserve">    public void death(String name) {</w:t>
-      </w:r>
-    </w:p>
-    <w:p>
-      <w:r>
-        <w:t xml:space="preserve">        </w:t>
-      </w:r>
-      <w:proofErr w:type="spellStart"/>
-      <w:r>
-        <w:t>this.deadPeople.add</w:t>
-      </w:r>
-      <w:proofErr w:type="spellEnd"/>
-      <w:r>
-        <w:t>(name);</w:t>
-      </w:r>
-    </w:p>
-    <w:p>
-      <w:r>
-        <w:t xml:space="preserve">    }</w:t>
-      </w:r>
-    </w:p>
-    <w:p>
-      <w:r>
-        <w:t xml:space="preserve">    </w:t>
-      </w:r>
-    </w:p>
-    <w:p>
-      <w:r>
-        <w:t xml:space="preserve">    public List&lt;String&gt; </w:t>
-      </w:r>
-      <w:proofErr w:type="spellStart"/>
-      <w:r>
-        <w:t>getInheritanceOrder</w:t>
-      </w:r>
-      <w:proofErr w:type="spellEnd"/>
-      <w:r>
-        <w:t>() {</w:t>
-      </w:r>
-    </w:p>
-    <w:p>
-      <w:r>
-        <w:t xml:space="preserve">        List&lt;String&gt; order = new </w:t>
-      </w:r>
-      <w:proofErr w:type="spellStart"/>
-      <w:r>
-        <w:t>ArrayList</w:t>
-      </w:r>
-      <w:proofErr w:type="spellEnd"/>
-      <w:r>
-        <w:t>&lt;&gt;();</w:t>
-      </w:r>
-    </w:p>
-    <w:p>
-      <w:r>
-        <w:t xml:space="preserve">        </w:t>
-      </w:r>
-      <w:proofErr w:type="spellStart"/>
-      <w:r>
-        <w:t>dfs</w:t>
-      </w:r>
-      <w:proofErr w:type="spellEnd"/>
-      <w:r>
-        <w:t>(king, order);</w:t>
-      </w:r>
-    </w:p>
-    <w:p>
-      <w:r>
-        <w:t xml:space="preserve">        return order;</w:t>
-      </w:r>
-    </w:p>
-    <w:p>
-      <w:r>
-        <w:t xml:space="preserve">    }</w:t>
-      </w:r>
-    </w:p>
-    <w:p>
-      <w:r>
-        <w:t> </w:t>
-      </w:r>
-    </w:p>
-    <w:p>
-      <w:r>
-        <w:t xml:space="preserve">    private void </w:t>
-      </w:r>
-      <w:proofErr w:type="spellStart"/>
-      <w:r>
-        <w:t>dfs</w:t>
-      </w:r>
-      <w:proofErr w:type="spellEnd"/>
-      <w:r>
-        <w:t>(String current, List&lt;String&gt; order) {</w:t>
-      </w:r>
-    </w:p>
-    <w:p>
-      <w:r>
-        <w:t xml:space="preserve">        if (!</w:t>
-      </w:r>
-      <w:proofErr w:type="spellStart"/>
-      <w:r>
-        <w:t>deadPeople.contains</w:t>
-      </w:r>
-      <w:proofErr w:type="spellEnd"/>
-      <w:r>
-        <w:t>(current)) {</w:t>
-      </w:r>
-    </w:p>
-    <w:p>
-      <w:r>
-        <w:lastRenderedPageBreak/>
-        <w:t xml:space="preserve">            </w:t>
-      </w:r>
-      <w:proofErr w:type="spellStart"/>
-      <w:r>
-        <w:t>order.add</w:t>
-      </w:r>
-      <w:proofErr w:type="spellEnd"/>
-      <w:r>
-        <w:t>(current);</w:t>
-      </w:r>
-    </w:p>
-    <w:p>
-      <w:r>
-        <w:t xml:space="preserve">        }</w:t>
-      </w:r>
-    </w:p>
-    <w:p>
-      <w:r>
-        <w:t xml:space="preserve">        List&lt;String&gt; children = </w:t>
-      </w:r>
-      <w:proofErr w:type="spellStart"/>
-      <w:r>
-        <w:t>familyTree.get</w:t>
-      </w:r>
-      <w:proofErr w:type="spellEnd"/>
-      <w:r>
-        <w:t>(current);</w:t>
-      </w:r>
-    </w:p>
-    <w:p>
-      <w:r>
-        <w:t xml:space="preserve">        if (children != null) {</w:t>
-      </w:r>
-    </w:p>
-    <w:p>
-      <w:r>
-        <w:t xml:space="preserve">            for (String child : children) {</w:t>
-      </w:r>
-    </w:p>
-    <w:p>
-      <w:r>
-        <w:t xml:space="preserve">                </w:t>
-      </w:r>
-      <w:proofErr w:type="spellStart"/>
-      <w:r>
-        <w:t>dfs</w:t>
-      </w:r>
-      <w:proofErr w:type="spellEnd"/>
-      <w:r>
-        <w:t>(child, order);</w:t>
-      </w:r>
-    </w:p>
-    <w:p>
-      <w:r>
-        <w:t xml:space="preserve">            }</w:t>
-      </w:r>
-    </w:p>
-    <w:p>
-      <w:r>
-        <w:t xml:space="preserve">        }</w:t>
-      </w:r>
-    </w:p>
-    <w:p>
-      <w:r>
-        <w:t xml:space="preserve">    }</w:t>
-      </w:r>
-    </w:p>
-    <w:p>
-      <w:r>
-        <w:t>}</w:t>
-      </w:r>
-    </w:p>
-    <w:p>
-      <w:r>
-        <w:t> </w:t>
-      </w:r>
-    </w:p>
-    <w:p>
-      <w:r>
         <w:drawing>
-          <wp:inline distT="0" distB="0" distL="0" distR="0" wp14:anchorId="049D8674" wp14:editId="47DC0C0D">
-            <wp:extent cx="5731510" cy="3596005"/>
-            <wp:effectExtent l="0" t="0" r="2540" b="4445"/>
-            <wp:docPr id="1704047554" name="Picture 4"/>
+          <wp:inline distT="0" distB="0" distL="0" distR="0" wp14:anchorId="5F260259" wp14:editId="6E8745FC">
+            <wp:extent cx="3886200" cy="2377440"/>
+            <wp:effectExtent l="0" t="0" r="0" b="3810"/>
+            <wp:docPr id="1396261069" name="Picture 4"/>
             <wp:cNvGraphicFramePr>
               <a:graphicFrameLocks xmlns:a="http://schemas.openxmlformats.org/drawingml/2006/main" noChangeAspect="1"/>
             </wp:cNvGraphicFramePr>
@@ -914,7 +600,7 @@
                   <pic:spPr bwMode="auto">
                     <a:xfrm>
                       <a:off x="0" y="0"/>
-                      <a:ext cx="5731510" cy="3596005"/>
+                      <a:ext cx="3886200" cy="2377440"/>
                     </a:xfrm>
                     <a:prstGeom prst="rect">
                       <a:avLst/>
@@ -1355,7 +1041,7 @@
     <w:link w:val="Heading1Char"/>
     <w:uiPriority w:val="9"/>
     <w:qFormat/>
-    <w:rsid w:val="008518C4"/>
+    <w:rsid w:val="005F2623"/>
     <w:pPr>
       <w:keepNext/>
       <w:keepLines/>
@@ -1378,7 +1064,7 @@
     <w:semiHidden/>
     <w:unhideWhenUsed/>
     <w:qFormat/>
-    <w:rsid w:val="008518C4"/>
+    <w:rsid w:val="005F2623"/>
     <w:pPr>
       <w:keepNext/>
       <w:keepLines/>
@@ -1401,7 +1087,7 @@
     <w:semiHidden/>
     <w:unhideWhenUsed/>
     <w:qFormat/>
-    <w:rsid w:val="008518C4"/>
+    <w:rsid w:val="005F2623"/>
     <w:pPr>
       <w:keepNext/>
       <w:keepLines/>
@@ -1424,7 +1110,7 @@
     <w:semiHidden/>
     <w:unhideWhenUsed/>
     <w:qFormat/>
-    <w:rsid w:val="008518C4"/>
+    <w:rsid w:val="005F2623"/>
     <w:pPr>
       <w:keepNext/>
       <w:keepLines/>
@@ -1447,7 +1133,7 @@
     <w:semiHidden/>
     <w:unhideWhenUsed/>
     <w:qFormat/>
-    <w:rsid w:val="008518C4"/>
+    <w:rsid w:val="005F2623"/>
     <w:pPr>
       <w:keepNext/>
       <w:keepLines/>
@@ -1468,7 +1154,7 @@
     <w:semiHidden/>
     <w:unhideWhenUsed/>
     <w:qFormat/>
-    <w:rsid w:val="008518C4"/>
+    <w:rsid w:val="005F2623"/>
     <w:pPr>
       <w:keepNext/>
       <w:keepLines/>
@@ -1491,7 +1177,7 @@
     <w:semiHidden/>
     <w:unhideWhenUsed/>
     <w:qFormat/>
-    <w:rsid w:val="008518C4"/>
+    <w:rsid w:val="005F2623"/>
     <w:pPr>
       <w:keepNext/>
       <w:keepLines/>
@@ -1512,7 +1198,7 @@
     <w:semiHidden/>
     <w:unhideWhenUsed/>
     <w:qFormat/>
-    <w:rsid w:val="008518C4"/>
+    <w:rsid w:val="005F2623"/>
     <w:pPr>
       <w:keepNext/>
       <w:keepLines/>
@@ -1535,7 +1221,7 @@
     <w:semiHidden/>
     <w:unhideWhenUsed/>
     <w:qFormat/>
-    <w:rsid w:val="008518C4"/>
+    <w:rsid w:val="005F2623"/>
     <w:pPr>
       <w:keepNext/>
       <w:keepLines/>
@@ -1578,7 +1264,7 @@
     <w:basedOn w:val="DefaultParagraphFont"/>
     <w:link w:val="Heading1"/>
     <w:uiPriority w:val="9"/>
-    <w:rsid w:val="008518C4"/>
+    <w:rsid w:val="005F2623"/>
     <w:rPr>
       <w:rFonts w:asciiTheme="majorHAnsi" w:eastAsiaTheme="majorEastAsia" w:hAnsiTheme="majorHAnsi" w:cstheme="majorBidi"/>
       <w:color w:val="0F4761" w:themeColor="accent1" w:themeShade="BF"/>
@@ -1592,7 +1278,7 @@
     <w:link w:val="Heading2"/>
     <w:uiPriority w:val="9"/>
     <w:semiHidden/>
-    <w:rsid w:val="008518C4"/>
+    <w:rsid w:val="005F2623"/>
     <w:rPr>
       <w:rFonts w:asciiTheme="majorHAnsi" w:eastAsiaTheme="majorEastAsia" w:hAnsiTheme="majorHAnsi" w:cstheme="majorBidi"/>
       <w:color w:val="0F4761" w:themeColor="accent1" w:themeShade="BF"/>
@@ -1606,7 +1292,7 @@
     <w:link w:val="Heading3"/>
     <w:uiPriority w:val="9"/>
     <w:semiHidden/>
-    <w:rsid w:val="008518C4"/>
+    <w:rsid w:val="005F2623"/>
     <w:rPr>
       <w:rFonts w:eastAsiaTheme="majorEastAsia" w:cstheme="majorBidi"/>
       <w:color w:val="0F4761" w:themeColor="accent1" w:themeShade="BF"/>
@@ -1620,7 +1306,7 @@
     <w:link w:val="Heading4"/>
     <w:uiPriority w:val="9"/>
     <w:semiHidden/>
-    <w:rsid w:val="008518C4"/>
+    <w:rsid w:val="005F2623"/>
     <w:rPr>
       <w:rFonts w:eastAsiaTheme="majorEastAsia" w:cstheme="majorBidi"/>
       <w:i/>
@@ -1634,7 +1320,7 @@
     <w:link w:val="Heading5"/>
     <w:uiPriority w:val="9"/>
     <w:semiHidden/>
-    <w:rsid w:val="008518C4"/>
+    <w:rsid w:val="005F2623"/>
     <w:rPr>
       <w:rFonts w:eastAsiaTheme="majorEastAsia" w:cstheme="majorBidi"/>
       <w:color w:val="0F4761" w:themeColor="accent1" w:themeShade="BF"/>
@@ -1646,7 +1332,7 @@
     <w:link w:val="Heading6"/>
     <w:uiPriority w:val="9"/>
     <w:semiHidden/>
-    <w:rsid w:val="008518C4"/>
+    <w:rsid w:val="005F2623"/>
     <w:rPr>
       <w:rFonts w:eastAsiaTheme="majorEastAsia" w:cstheme="majorBidi"/>
       <w:i/>
@@ -1660,7 +1346,7 @@
     <w:link w:val="Heading7"/>
     <w:uiPriority w:val="9"/>
     <w:semiHidden/>
-    <w:rsid w:val="008518C4"/>
+    <w:rsid w:val="005F2623"/>
     <w:rPr>
       <w:rFonts w:eastAsiaTheme="majorEastAsia" w:cstheme="majorBidi"/>
       <w:color w:val="595959" w:themeColor="text1" w:themeTint="A6"/>
@@ -1672,7 +1358,7 @@
     <w:link w:val="Heading8"/>
     <w:uiPriority w:val="9"/>
     <w:semiHidden/>
-    <w:rsid w:val="008518C4"/>
+    <w:rsid w:val="005F2623"/>
     <w:rPr>
       <w:rFonts w:eastAsiaTheme="majorEastAsia" w:cstheme="majorBidi"/>
       <w:i/>
@@ -1686,7 +1372,7 @@
     <w:link w:val="Heading9"/>
     <w:uiPriority w:val="9"/>
     <w:semiHidden/>
-    <w:rsid w:val="008518C4"/>
+    <w:rsid w:val="005F2623"/>
     <w:rPr>
       <w:rFonts w:eastAsiaTheme="majorEastAsia" w:cstheme="majorBidi"/>
       <w:color w:val="272727" w:themeColor="text1" w:themeTint="D8"/>
@@ -1699,7 +1385,7 @@
     <w:link w:val="TitleChar"/>
     <w:uiPriority w:val="10"/>
     <w:qFormat/>
-    <w:rsid w:val="008518C4"/>
+    <w:rsid w:val="005F2623"/>
     <w:pPr>
       <w:spacing w:after="80" w:line="240" w:lineRule="auto"/>
       <w:contextualSpacing/>
@@ -1717,7 +1403,7 @@
     <w:basedOn w:val="DefaultParagraphFont"/>
     <w:link w:val="Title"/>
     <w:uiPriority w:val="10"/>
-    <w:rsid w:val="008518C4"/>
+    <w:rsid w:val="005F2623"/>
     <w:rPr>
       <w:rFonts w:asciiTheme="majorHAnsi" w:eastAsiaTheme="majorEastAsia" w:hAnsiTheme="majorHAnsi" w:cstheme="majorBidi"/>
       <w:spacing w:val="-10"/>
@@ -1733,7 +1419,7 @@
     <w:link w:val="SubtitleChar"/>
     <w:uiPriority w:val="11"/>
     <w:qFormat/>
-    <w:rsid w:val="008518C4"/>
+    <w:rsid w:val="005F2623"/>
     <w:pPr>
       <w:numPr>
         <w:ilvl w:val="1"/>
@@ -1752,7 +1438,7 @@
     <w:basedOn w:val="DefaultParagraphFont"/>
     <w:link w:val="Subtitle"/>
     <w:uiPriority w:val="11"/>
-    <w:rsid w:val="008518C4"/>
+    <w:rsid w:val="005F2623"/>
     <w:rPr>
       <w:rFonts w:eastAsiaTheme="majorEastAsia" w:cstheme="majorBidi"/>
       <w:color w:val="595959" w:themeColor="text1" w:themeTint="A6"/>
@@ -1768,7 +1454,7 @@
     <w:link w:val="QuoteChar"/>
     <w:uiPriority w:val="29"/>
     <w:qFormat/>
-    <w:rsid w:val="008518C4"/>
+    <w:rsid w:val="005F2623"/>
     <w:pPr>
       <w:spacing w:before="160"/>
       <w:jc w:val="center"/>
@@ -1784,7 +1470,7 @@
     <w:basedOn w:val="DefaultParagraphFont"/>
     <w:link w:val="Quote"/>
     <w:uiPriority w:val="29"/>
-    <w:rsid w:val="008518C4"/>
+    <w:rsid w:val="005F2623"/>
     <w:rPr>
       <w:i/>
       <w:iCs/>
@@ -1796,7 +1482,7 @@
     <w:basedOn w:val="Normal"/>
     <w:uiPriority w:val="34"/>
     <w:qFormat/>
-    <w:rsid w:val="008518C4"/>
+    <w:rsid w:val="005F2623"/>
     <w:pPr>
       <w:ind w:left="720"/>
       <w:contextualSpacing/>
@@ -1807,7 +1493,7 @@
     <w:basedOn w:val="DefaultParagraphFont"/>
     <w:uiPriority w:val="21"/>
     <w:qFormat/>
-    <w:rsid w:val="008518C4"/>
+    <w:rsid w:val="005F2623"/>
     <w:rPr>
       <w:i/>
       <w:iCs/>
@@ -1821,7 +1507,7 @@
     <w:link w:val="IntenseQuoteChar"/>
     <w:uiPriority w:val="30"/>
     <w:qFormat/>
-    <w:rsid w:val="008518C4"/>
+    <w:rsid w:val="005F2623"/>
     <w:pPr>
       <w:pBdr>
         <w:top w:val="single" w:sz="4" w:space="10" w:color="0F4761" w:themeColor="accent1" w:themeShade="BF"/>
@@ -1842,7 +1528,7 @@
     <w:basedOn w:val="DefaultParagraphFont"/>
     <w:link w:val="IntenseQuote"/>
     <w:uiPriority w:val="30"/>
-    <w:rsid w:val="008518C4"/>
+    <w:rsid w:val="005F2623"/>
     <w:rPr>
       <w:i/>
       <w:iCs/>
@@ -1854,7 +1540,7 @@
     <w:basedOn w:val="DefaultParagraphFont"/>
     <w:uiPriority w:val="32"/>
     <w:qFormat/>
-    <w:rsid w:val="008518C4"/>
+    <w:rsid w:val="005F2623"/>
     <w:rPr>
       <w:b/>
       <w:bCs/>

--- a/Session 5.docx
+++ b/Session 5.docx
@@ -4,7 +4,7 @@
   <w:body>
     <w:p>
       <w:r>
-        <w:t>Session 5 - 1</w:t>
+        <w:t>Session 5</w:t>
       </w:r>
     </w:p>
     <w:p>
@@ -21,13 +21,26 @@
       <w:r>
         <w:t xml:space="preserve">import </w:t>
       </w:r>
+      <w:proofErr w:type="gramStart"/>
+      <w:r>
+        <w:t>java.io.*</w:t>
+      </w:r>
+      <w:proofErr w:type="gramEnd"/>
+      <w:r>
+        <w:t>;</w:t>
+      </w:r>
+    </w:p>
+    <w:p>
+      <w:r>
+        <w:t xml:space="preserve">import </w:t>
+      </w:r>
       <w:proofErr w:type="spellStart"/>
       <w:r>
-        <w:t>java.util.Scanner</w:t>
+        <w:t>java.util</w:t>
       </w:r>
       <w:proofErr w:type="spellEnd"/>
       <w:r>
-        <w:t>;</w:t>
+        <w:t>.*;</w:t>
       </w:r>
     </w:p>
     <w:p>
@@ -37,30 +50,204 @@
     </w:p>
     <w:p>
       <w:r>
-        <w:t xml:space="preserve">class </w:t>
+        <w:t>public class Solution {</w:t>
+      </w:r>
+    </w:p>
+    <w:p>
+      <w:r>
+        <w:t> </w:t>
+      </w:r>
+    </w:p>
+    <w:p>
+      <w:r>
+        <w:t xml:space="preserve">    public static void </w:t>
+      </w:r>
+      <w:proofErr w:type="gramStart"/>
+      <w:r>
+        <w:t>main(String[</w:t>
+      </w:r>
+      <w:proofErr w:type="gramEnd"/>
+      <w:r>
+        <w:t xml:space="preserve">] </w:t>
       </w:r>
       <w:proofErr w:type="spellStart"/>
       <w:r>
-        <w:t>MyCalculator</w:t>
+        <w:t>args</w:t>
       </w:r>
       <w:proofErr w:type="spellEnd"/>
       <w:r>
-        <w:t xml:space="preserve"> {</w:t>
-      </w:r>
-    </w:p>
-    <w:p>
-      <w:r>
-        <w:t xml:space="preserve">    public long power(int n, int p) throws Exception {</w:t>
-      </w:r>
-    </w:p>
-    <w:p>
-      <w:r>
-        <w:t xml:space="preserve">        if (n &lt; 0 || p &lt; 0) {</w:t>
-      </w:r>
-    </w:p>
-    <w:p>
-      <w:r>
-        <w:t xml:space="preserve">            throw new Exception("n or p should not be negative.");</w:t>
+        <w:t>) {</w:t>
+      </w:r>
+    </w:p>
+    <w:p>
+      <w:r>
+        <w:t xml:space="preserve">        Scanner scan = new </w:t>
+      </w:r>
+      <w:proofErr w:type="gramStart"/>
+      <w:r>
+        <w:t>Scanner(</w:t>
+      </w:r>
+      <w:proofErr w:type="gramEnd"/>
+      <w:r>
+        <w:t>System.in);</w:t>
+      </w:r>
+    </w:p>
+    <w:p>
+      <w:r>
+        <w:t xml:space="preserve">        </w:t>
+      </w:r>
+    </w:p>
+    <w:p>
+      <w:r>
+        <w:t xml:space="preserve">        try {</w:t>
+      </w:r>
+    </w:p>
+    <w:p>
+      <w:r>
+        <w:t xml:space="preserve">            int x = </w:t>
+      </w:r>
+      <w:proofErr w:type="spellStart"/>
+      <w:proofErr w:type="gramStart"/>
+      <w:r>
+        <w:t>scan.nextInt</w:t>
+      </w:r>
+      <w:proofErr w:type="spellEnd"/>
+      <w:proofErr w:type="gramEnd"/>
+      <w:r>
+        <w:t>();</w:t>
+      </w:r>
+    </w:p>
+    <w:p>
+      <w:r>
+        <w:t xml:space="preserve">            int y = </w:t>
+      </w:r>
+      <w:proofErr w:type="spellStart"/>
+      <w:proofErr w:type="gramStart"/>
+      <w:r>
+        <w:t>scan.nextInt</w:t>
+      </w:r>
+      <w:proofErr w:type="spellEnd"/>
+      <w:proofErr w:type="gramEnd"/>
+      <w:r>
+        <w:t>();</w:t>
+      </w:r>
+    </w:p>
+    <w:p>
+      <w:r>
+        <w:t xml:space="preserve">            </w:t>
+      </w:r>
+      <w:proofErr w:type="spellStart"/>
+      <w:r>
+        <w:t>System.out.println</w:t>
+      </w:r>
+      <w:proofErr w:type="spellEnd"/>
+      <w:r>
+        <w:t>(x / y);</w:t>
+      </w:r>
+    </w:p>
+    <w:p>
+      <w:r>
+        <w:t xml:space="preserve">        } catch (</w:t>
+      </w:r>
+      <w:proofErr w:type="spellStart"/>
+      <w:r>
+        <w:t>InputMismatchException</w:t>
+      </w:r>
+      <w:proofErr w:type="spellEnd"/>
+      <w:r>
+        <w:t xml:space="preserve"> e) {</w:t>
+      </w:r>
+    </w:p>
+    <w:p>
+      <w:r>
+        <w:t xml:space="preserve">            // Prints only the class name of the exception</w:t>
+      </w:r>
+    </w:p>
+    <w:p>
+      <w:r>
+        <w:t xml:space="preserve">            </w:t>
+      </w:r>
+      <w:proofErr w:type="spellStart"/>
+      <w:r>
+        <w:t>System.out.println</w:t>
+      </w:r>
+      <w:proofErr w:type="spellEnd"/>
+      <w:r>
+        <w:t>(</w:t>
+      </w:r>
+      <w:proofErr w:type="spellStart"/>
+      <w:proofErr w:type="gramStart"/>
+      <w:r>
+        <w:t>e.getClass</w:t>
+      </w:r>
+      <w:proofErr w:type="spellEnd"/>
+      <w:proofErr w:type="gramEnd"/>
+      <w:r>
+        <w:t>(</w:t>
+      </w:r>
+      <w:proofErr w:type="gramStart"/>
+      <w:r>
+        <w:t>).</w:t>
+      </w:r>
+      <w:proofErr w:type="spellStart"/>
+      <w:r>
+        <w:t>getName</w:t>
+      </w:r>
+      <w:proofErr w:type="spellEnd"/>
+      <w:proofErr w:type="gramEnd"/>
+      <w:r>
+        <w:t>());</w:t>
+      </w:r>
+    </w:p>
+    <w:p>
+      <w:r>
+        <w:t xml:space="preserve">        } catch (</w:t>
+      </w:r>
+      <w:proofErr w:type="spellStart"/>
+      <w:r>
+        <w:t>ArithmeticException</w:t>
+      </w:r>
+      <w:proofErr w:type="spellEnd"/>
+      <w:r>
+        <w:t xml:space="preserve"> e) {</w:t>
+      </w:r>
+    </w:p>
+    <w:p>
+      <w:r>
+        <w:t xml:space="preserve">            // Prints the exception class name along with its description</w:t>
+      </w:r>
+    </w:p>
+    <w:p>
+      <w:r>
+        <w:t xml:space="preserve">            </w:t>
+      </w:r>
+      <w:proofErr w:type="spellStart"/>
+      <w:r>
+        <w:t>System.out.println</w:t>
+      </w:r>
+      <w:proofErr w:type="spellEnd"/>
+      <w:r>
+        <w:t>(e);</w:t>
+      </w:r>
+    </w:p>
+    <w:p>
+      <w:r>
+        <w:t xml:space="preserve">        } finally {</w:t>
+      </w:r>
+    </w:p>
+    <w:p>
+      <w:r>
+        <w:t xml:space="preserve">            </w:t>
+      </w:r>
+      <w:proofErr w:type="spellStart"/>
+      <w:proofErr w:type="gramStart"/>
+      <w:r>
+        <w:t>scan.close</w:t>
+      </w:r>
+      <w:proofErr w:type="spellEnd"/>
+      <w:proofErr w:type="gramEnd"/>
+      <w:r>
+        <w:t>();</w:t>
       </w:r>
     </w:p>
     <w:p>
@@ -70,34 +257,6 @@
     </w:p>
     <w:p>
       <w:r>
-        <w:t xml:space="preserve">        if (n == 0 &amp;&amp; p == 0) {</w:t>
-      </w:r>
-    </w:p>
-    <w:p>
-      <w:r>
-        <w:t xml:space="preserve">            throw new Exception("n and p should not be zero.");</w:t>
-      </w:r>
-    </w:p>
-    <w:p>
-      <w:r>
-        <w:t xml:space="preserve">        }</w:t>
-      </w:r>
-    </w:p>
-    <w:p>
-      <w:r>
-        <w:t xml:space="preserve">        return (long) </w:t>
-      </w:r>
-      <w:proofErr w:type="spellStart"/>
-      <w:r>
-        <w:t>Math.pow</w:t>
-      </w:r>
-      <w:proofErr w:type="spellEnd"/>
-      <w:r>
-        <w:t>(n, p);</w:t>
-      </w:r>
-    </w:p>
-    <w:p>
-      <w:r>
         <w:t xml:space="preserve">    }</w:t>
       </w:r>
     </w:p>
@@ -113,182 +272,12 @@
     </w:p>
     <w:p>
       <w:r>
-        <w:t>public class Solution {</w:t>
-      </w:r>
-    </w:p>
-    <w:p>
-      <w:r>
-        <w:t xml:space="preserve">    public static final </w:t>
-      </w:r>
-      <w:proofErr w:type="spellStart"/>
-      <w:r>
-        <w:t>MyCalculator</w:t>
-      </w:r>
-      <w:proofErr w:type="spellEnd"/>
-      <w:r>
-        <w:t xml:space="preserve"> </w:t>
-      </w:r>
-      <w:proofErr w:type="spellStart"/>
-      <w:r>
-        <w:t>my_calculator</w:t>
-      </w:r>
-      <w:proofErr w:type="spellEnd"/>
-      <w:r>
-        <w:t xml:space="preserve"> = new </w:t>
-      </w:r>
-      <w:proofErr w:type="spellStart"/>
-      <w:r>
-        <w:t>MyCalculator</w:t>
-      </w:r>
-      <w:proofErr w:type="spellEnd"/>
-      <w:r>
-        <w:t>();</w:t>
-      </w:r>
-    </w:p>
-    <w:p>
-      <w:r>
-        <w:t xml:space="preserve">    public static final Scanner in = new Scanner(System.in);</w:t>
-      </w:r>
-    </w:p>
-    <w:p>
-      <w:r>
-        <w:t xml:space="preserve">    </w:t>
-      </w:r>
-    </w:p>
-    <w:p>
-      <w:r>
-        <w:t xml:space="preserve">    public static void main(String[] </w:t>
-      </w:r>
-      <w:proofErr w:type="spellStart"/>
-      <w:r>
-        <w:t>args</w:t>
-      </w:r>
-      <w:proofErr w:type="spellEnd"/>
-      <w:r>
-        <w:t>) {</w:t>
-      </w:r>
-    </w:p>
-    <w:p>
-      <w:r>
-        <w:t xml:space="preserve">        while (</w:t>
-      </w:r>
-      <w:proofErr w:type="spellStart"/>
-      <w:r>
-        <w:t>in.hasNextInt</w:t>
-      </w:r>
-      <w:proofErr w:type="spellEnd"/>
-      <w:r>
-        <w:t>()) {</w:t>
-      </w:r>
-    </w:p>
-    <w:p>
-      <w:r>
-        <w:t xml:space="preserve">            int n = </w:t>
-      </w:r>
-      <w:proofErr w:type="spellStart"/>
-      <w:r>
-        <w:t>in.nextInt</w:t>
-      </w:r>
-      <w:proofErr w:type="spellEnd"/>
-      <w:r>
-        <w:t>();</w:t>
-      </w:r>
-    </w:p>
-    <w:p>
-      <w:r>
-        <w:t xml:space="preserve">            int p = </w:t>
-      </w:r>
-      <w:proofErr w:type="spellStart"/>
-      <w:r>
-        <w:t>in.nextInt</w:t>
-      </w:r>
-      <w:proofErr w:type="spellEnd"/>
-      <w:r>
-        <w:t>();</w:t>
-      </w:r>
-    </w:p>
-    <w:p>
-      <w:r>
-        <w:t xml:space="preserve">            </w:t>
-      </w:r>
-    </w:p>
-    <w:p>
-      <w:r>
-        <w:t xml:space="preserve">            try {</w:t>
-      </w:r>
-    </w:p>
-    <w:p>
-      <w:r>
-        <w:t xml:space="preserve">                </w:t>
-      </w:r>
-      <w:proofErr w:type="spellStart"/>
-      <w:r>
-        <w:t>System.out.println</w:t>
-      </w:r>
-      <w:proofErr w:type="spellEnd"/>
-      <w:r>
-        <w:t>(</w:t>
-      </w:r>
-      <w:proofErr w:type="spellStart"/>
-      <w:r>
-        <w:t>my_calculator.power</w:t>
-      </w:r>
-      <w:proofErr w:type="spellEnd"/>
-      <w:r>
-        <w:t>(n, p));</w:t>
-      </w:r>
-    </w:p>
-    <w:p>
-      <w:r>
         <w:lastRenderedPageBreak/>
-        <w:t xml:space="preserve">            } catch (Exception e) {</w:t>
-      </w:r>
-    </w:p>
-    <w:p>
-      <w:r>
-        <w:t xml:space="preserve">                </w:t>
-      </w:r>
-      <w:proofErr w:type="spellStart"/>
-      <w:r>
-        <w:t>System.out.println</w:t>
-      </w:r>
-      <w:proofErr w:type="spellEnd"/>
-      <w:r>
-        <w:t>(e);</w:t>
-      </w:r>
-    </w:p>
-    <w:p>
-      <w:r>
-        <w:t xml:space="preserve">            }</w:t>
-      </w:r>
-    </w:p>
-    <w:p>
-      <w:r>
-        <w:t xml:space="preserve">        }</w:t>
-      </w:r>
-    </w:p>
-    <w:p>
-      <w:r>
-        <w:t xml:space="preserve">    }</w:t>
-      </w:r>
-    </w:p>
-    <w:p>
-      <w:r>
-        <w:t>}</w:t>
-      </w:r>
-    </w:p>
-    <w:p>
-      <w:r>
-        <w:t> </w:t>
-      </w:r>
-    </w:p>
-    <w:p>
-      <w:r>
         <w:drawing>
-          <wp:inline distT="0" distB="0" distL="0" distR="0" wp14:anchorId="2FA7EF53" wp14:editId="510C0C63">
-            <wp:extent cx="4846320" cy="3314700"/>
-            <wp:effectExtent l="0" t="0" r="0" b="0"/>
-            <wp:docPr id="2086269428" name="Picture 2"/>
+          <wp:inline distT="0" distB="0" distL="0" distR="0" wp14:anchorId="71F883A3" wp14:editId="176ABF48">
+            <wp:extent cx="4457700" cy="3154680"/>
+            <wp:effectExtent l="0" t="0" r="0" b="7620"/>
+            <wp:docPr id="1393112132" name="Picture 2"/>
             <wp:cNvGraphicFramePr>
               <a:graphicFrameLocks xmlns:a="http://schemas.openxmlformats.org/drawingml/2006/main" noChangeAspect="1"/>
             </wp:cNvGraphicFramePr>
@@ -317,290 +306,7 @@
                   <pic:spPr bwMode="auto">
                     <a:xfrm>
                       <a:off x="0" y="0"/>
-                      <a:ext cx="4846320" cy="3314700"/>
-                    </a:xfrm>
-                    <a:prstGeom prst="rect">
-                      <a:avLst/>
-                    </a:prstGeom>
-                    <a:noFill/>
-                    <a:ln>
-                      <a:noFill/>
-                    </a:ln>
-                  </pic:spPr>
-                </pic:pic>
-              </a:graphicData>
-            </a:graphic>
-          </wp:inline>
-        </w:drawing>
-      </w:r>
-    </w:p>
-    <w:p>
-      <w:r>
-        <w:t> </w:t>
-      </w:r>
-    </w:p>
-    <w:p/>
-    <w:p>
-      <w:r>
-        <w:t>Session 5 - 2</w:t>
-      </w:r>
-    </w:p>
-    <w:p>
-      <w:r>
-        <w:t> </w:t>
-      </w:r>
-    </w:p>
-    <w:p>
-      <w:r>
-        <w:t> </w:t>
-      </w:r>
-    </w:p>
-    <w:p>
-      <w:r>
-        <w:t>import java.io.*;</w:t>
-      </w:r>
-    </w:p>
-    <w:p>
-      <w:r>
-        <w:t xml:space="preserve">import </w:t>
-      </w:r>
-      <w:proofErr w:type="spellStart"/>
-      <w:r>
-        <w:t>java.util</w:t>
-      </w:r>
-      <w:proofErr w:type="spellEnd"/>
-      <w:r>
-        <w:t>.*;</w:t>
-      </w:r>
-    </w:p>
-    <w:p>
-      <w:r>
-        <w:t> </w:t>
-      </w:r>
-    </w:p>
-    <w:p>
-      <w:r>
-        <w:t>public class Solution {</w:t>
-      </w:r>
-    </w:p>
-    <w:p>
-      <w:r>
-        <w:t> </w:t>
-      </w:r>
-    </w:p>
-    <w:p>
-      <w:r>
-        <w:lastRenderedPageBreak/>
-        <w:t xml:space="preserve">    public static void main(String[] </w:t>
-      </w:r>
-      <w:proofErr w:type="spellStart"/>
-      <w:r>
-        <w:t>args</w:t>
-      </w:r>
-      <w:proofErr w:type="spellEnd"/>
-      <w:r>
-        <w:t>) {</w:t>
-      </w:r>
-    </w:p>
-    <w:p>
-      <w:r>
-        <w:t xml:space="preserve">        Scanner </w:t>
-      </w:r>
-      <w:proofErr w:type="spellStart"/>
-      <w:r>
-        <w:t>sc</w:t>
-      </w:r>
-      <w:proofErr w:type="spellEnd"/>
-      <w:r>
-        <w:t xml:space="preserve"> = new Scanner(System.in);</w:t>
-      </w:r>
-    </w:p>
-    <w:p>
-      <w:r>
-        <w:t xml:space="preserve">        try {</w:t>
-      </w:r>
-    </w:p>
-    <w:p>
-      <w:r>
-        <w:t xml:space="preserve">            int x = </w:t>
-      </w:r>
-      <w:proofErr w:type="spellStart"/>
-      <w:r>
-        <w:t>sc.nextInt</w:t>
-      </w:r>
-      <w:proofErr w:type="spellEnd"/>
-      <w:r>
-        <w:t>();</w:t>
-      </w:r>
-    </w:p>
-    <w:p>
-      <w:r>
-        <w:t xml:space="preserve">            int y = </w:t>
-      </w:r>
-      <w:proofErr w:type="spellStart"/>
-      <w:r>
-        <w:t>sc.nextInt</w:t>
-      </w:r>
-      <w:proofErr w:type="spellEnd"/>
-      <w:r>
-        <w:t>();</w:t>
-      </w:r>
-    </w:p>
-    <w:p>
-      <w:r>
-        <w:t xml:space="preserve">            </w:t>
-      </w:r>
-      <w:proofErr w:type="spellStart"/>
-      <w:r>
-        <w:t>System.out.println</w:t>
-      </w:r>
-      <w:proofErr w:type="spellEnd"/>
-      <w:r>
-        <w:t>(x / y);</w:t>
-      </w:r>
-    </w:p>
-    <w:p>
-      <w:r>
-        <w:t xml:space="preserve">        } catch (</w:t>
-      </w:r>
-      <w:proofErr w:type="spellStart"/>
-      <w:r>
-        <w:t>InputMismatchException</w:t>
-      </w:r>
-      <w:proofErr w:type="spellEnd"/>
-      <w:r>
-        <w:t xml:space="preserve"> e) {</w:t>
-      </w:r>
-    </w:p>
-    <w:p>
-      <w:r>
-        <w:t xml:space="preserve">            </w:t>
-      </w:r>
-      <w:proofErr w:type="spellStart"/>
-      <w:r>
-        <w:t>System.out.println</w:t>
-      </w:r>
-      <w:proofErr w:type="spellEnd"/>
-      <w:r>
-        <w:t>(</w:t>
-      </w:r>
-      <w:proofErr w:type="spellStart"/>
-      <w:r>
-        <w:t>e.getClass</w:t>
-      </w:r>
-      <w:proofErr w:type="spellEnd"/>
-      <w:r>
-        <w:t>().</w:t>
-      </w:r>
-      <w:proofErr w:type="spellStart"/>
-      <w:r>
-        <w:t>getName</w:t>
-      </w:r>
-      <w:proofErr w:type="spellEnd"/>
-      <w:r>
-        <w:t>());</w:t>
-      </w:r>
-    </w:p>
-    <w:p>
-      <w:r>
-        <w:t xml:space="preserve">        } catch (</w:t>
-      </w:r>
-      <w:proofErr w:type="spellStart"/>
-      <w:r>
-        <w:t>ArithmeticException</w:t>
-      </w:r>
-      <w:proofErr w:type="spellEnd"/>
-      <w:r>
-        <w:t xml:space="preserve"> e) {</w:t>
-      </w:r>
-    </w:p>
-    <w:p>
-      <w:r>
-        <w:t xml:space="preserve">            </w:t>
-      </w:r>
-      <w:proofErr w:type="spellStart"/>
-      <w:r>
-        <w:t>System.out.println</w:t>
-      </w:r>
-      <w:proofErr w:type="spellEnd"/>
-      <w:r>
-        <w:t>(e);</w:t>
-      </w:r>
-    </w:p>
-    <w:p>
-      <w:r>
-        <w:t xml:space="preserve">        } finally {</w:t>
-      </w:r>
-    </w:p>
-    <w:p>
-      <w:r>
-        <w:t xml:space="preserve">            </w:t>
-      </w:r>
-      <w:proofErr w:type="spellStart"/>
-      <w:r>
-        <w:t>sc.close</w:t>
-      </w:r>
-      <w:proofErr w:type="spellEnd"/>
-      <w:r>
-        <w:t>();</w:t>
-      </w:r>
-    </w:p>
-    <w:p>
-      <w:r>
-        <w:t xml:space="preserve">        }</w:t>
-      </w:r>
-    </w:p>
-    <w:p>
-      <w:r>
-        <w:t xml:space="preserve">    }</w:t>
-      </w:r>
-    </w:p>
-    <w:p>
-      <w:r>
-        <w:t>}</w:t>
-      </w:r>
-    </w:p>
-    <w:p>
-      <w:r>
-        <w:t> </w:t>
-      </w:r>
-    </w:p>
-    <w:p>
-      <w:r>
-        <w:drawing>
-          <wp:inline distT="0" distB="0" distL="0" distR="0" wp14:anchorId="5F260259" wp14:editId="6E8745FC">
-            <wp:extent cx="3886200" cy="2377440"/>
-            <wp:effectExtent l="0" t="0" r="0" b="3810"/>
-            <wp:docPr id="1396261069" name="Picture 4"/>
-            <wp:cNvGraphicFramePr>
-              <a:graphicFrameLocks xmlns:a="http://schemas.openxmlformats.org/drawingml/2006/main" noChangeAspect="1"/>
-            </wp:cNvGraphicFramePr>
-            <a:graphic xmlns:a="http://schemas.openxmlformats.org/drawingml/2006/main">
-              <a:graphicData uri="http://schemas.openxmlformats.org/drawingml/2006/picture">
-                <pic:pic xmlns:pic="http://schemas.openxmlformats.org/drawingml/2006/picture">
-                  <pic:nvPicPr>
-                    <pic:cNvPr id="0" name="Picture 13"/>
-                    <pic:cNvPicPr>
-                      <a:picLocks noChangeAspect="1" noChangeArrowheads="1"/>
-                    </pic:cNvPicPr>
-                  </pic:nvPicPr>
-                  <pic:blipFill>
-                    <a:blip r:embed="rId5">
-                      <a:extLst>
-                        <a:ext uri="{28A0092B-C50C-407E-A947-70E740481C1C}">
-                          <a14:useLocalDpi xmlns:a14="http://schemas.microsoft.com/office/drawing/2010/main" val="0"/>
-                        </a:ext>
-                      </a:extLst>
-                    </a:blip>
-                    <a:srcRect/>
-                    <a:stretch>
-                      <a:fillRect/>
-                    </a:stretch>
-                  </pic:blipFill>
-                  <pic:spPr bwMode="auto">
-                    <a:xfrm>
-                      <a:off x="0" y="0"/>
-                      <a:ext cx="3886200" cy="2377440"/>
+                      <a:ext cx="4457700" cy="3154680"/>
                     </a:xfrm>
                     <a:prstGeom prst="rect">
                       <a:avLst/>
@@ -1041,7 +747,7 @@
     <w:link w:val="Heading1Char"/>
     <w:uiPriority w:val="9"/>
     <w:qFormat/>
-    <w:rsid w:val="005F2623"/>
+    <w:rsid w:val="0005578D"/>
     <w:pPr>
       <w:keepNext/>
       <w:keepLines/>
@@ -1064,7 +770,7 @@
     <w:semiHidden/>
     <w:unhideWhenUsed/>
     <w:qFormat/>
-    <w:rsid w:val="005F2623"/>
+    <w:rsid w:val="0005578D"/>
     <w:pPr>
       <w:keepNext/>
       <w:keepLines/>
@@ -1087,7 +793,7 @@
     <w:semiHidden/>
     <w:unhideWhenUsed/>
     <w:qFormat/>
-    <w:rsid w:val="005F2623"/>
+    <w:rsid w:val="0005578D"/>
     <w:pPr>
       <w:keepNext/>
       <w:keepLines/>
@@ -1110,7 +816,7 @@
     <w:semiHidden/>
     <w:unhideWhenUsed/>
     <w:qFormat/>
-    <w:rsid w:val="005F2623"/>
+    <w:rsid w:val="0005578D"/>
     <w:pPr>
       <w:keepNext/>
       <w:keepLines/>
@@ -1133,7 +839,7 @@
     <w:semiHidden/>
     <w:unhideWhenUsed/>
     <w:qFormat/>
-    <w:rsid w:val="005F2623"/>
+    <w:rsid w:val="0005578D"/>
     <w:pPr>
       <w:keepNext/>
       <w:keepLines/>
@@ -1154,7 +860,7 @@
     <w:semiHidden/>
     <w:unhideWhenUsed/>
     <w:qFormat/>
-    <w:rsid w:val="005F2623"/>
+    <w:rsid w:val="0005578D"/>
     <w:pPr>
       <w:keepNext/>
       <w:keepLines/>
@@ -1177,7 +883,7 @@
     <w:semiHidden/>
     <w:unhideWhenUsed/>
     <w:qFormat/>
-    <w:rsid w:val="005F2623"/>
+    <w:rsid w:val="0005578D"/>
     <w:pPr>
       <w:keepNext/>
       <w:keepLines/>
@@ -1198,7 +904,7 @@
     <w:semiHidden/>
     <w:unhideWhenUsed/>
     <w:qFormat/>
-    <w:rsid w:val="005F2623"/>
+    <w:rsid w:val="0005578D"/>
     <w:pPr>
       <w:keepNext/>
       <w:keepLines/>
@@ -1221,7 +927,7 @@
     <w:semiHidden/>
     <w:unhideWhenUsed/>
     <w:qFormat/>
-    <w:rsid w:val="005F2623"/>
+    <w:rsid w:val="0005578D"/>
     <w:pPr>
       <w:keepNext/>
       <w:keepLines/>
@@ -1264,7 +970,7 @@
     <w:basedOn w:val="DefaultParagraphFont"/>
     <w:link w:val="Heading1"/>
     <w:uiPriority w:val="9"/>
-    <w:rsid w:val="005F2623"/>
+    <w:rsid w:val="0005578D"/>
     <w:rPr>
       <w:rFonts w:asciiTheme="majorHAnsi" w:eastAsiaTheme="majorEastAsia" w:hAnsiTheme="majorHAnsi" w:cstheme="majorBidi"/>
       <w:color w:val="0F4761" w:themeColor="accent1" w:themeShade="BF"/>
@@ -1278,7 +984,7 @@
     <w:link w:val="Heading2"/>
     <w:uiPriority w:val="9"/>
     <w:semiHidden/>
-    <w:rsid w:val="005F2623"/>
+    <w:rsid w:val="0005578D"/>
     <w:rPr>
       <w:rFonts w:asciiTheme="majorHAnsi" w:eastAsiaTheme="majorEastAsia" w:hAnsiTheme="majorHAnsi" w:cstheme="majorBidi"/>
       <w:color w:val="0F4761" w:themeColor="accent1" w:themeShade="BF"/>
@@ -1292,7 +998,7 @@
     <w:link w:val="Heading3"/>
     <w:uiPriority w:val="9"/>
     <w:semiHidden/>
-    <w:rsid w:val="005F2623"/>
+    <w:rsid w:val="0005578D"/>
     <w:rPr>
       <w:rFonts w:eastAsiaTheme="majorEastAsia" w:cstheme="majorBidi"/>
       <w:color w:val="0F4761" w:themeColor="accent1" w:themeShade="BF"/>
@@ -1306,7 +1012,7 @@
     <w:link w:val="Heading4"/>
     <w:uiPriority w:val="9"/>
     <w:semiHidden/>
-    <w:rsid w:val="005F2623"/>
+    <w:rsid w:val="0005578D"/>
     <w:rPr>
       <w:rFonts w:eastAsiaTheme="majorEastAsia" w:cstheme="majorBidi"/>
       <w:i/>
@@ -1320,7 +1026,7 @@
     <w:link w:val="Heading5"/>
     <w:uiPriority w:val="9"/>
     <w:semiHidden/>
-    <w:rsid w:val="005F2623"/>
+    <w:rsid w:val="0005578D"/>
     <w:rPr>
       <w:rFonts w:eastAsiaTheme="majorEastAsia" w:cstheme="majorBidi"/>
       <w:color w:val="0F4761" w:themeColor="accent1" w:themeShade="BF"/>
@@ -1332,7 +1038,7 @@
     <w:link w:val="Heading6"/>
     <w:uiPriority w:val="9"/>
     <w:semiHidden/>
-    <w:rsid w:val="005F2623"/>
+    <w:rsid w:val="0005578D"/>
     <w:rPr>
       <w:rFonts w:eastAsiaTheme="majorEastAsia" w:cstheme="majorBidi"/>
       <w:i/>
@@ -1346,7 +1052,7 @@
     <w:link w:val="Heading7"/>
     <w:uiPriority w:val="9"/>
     <w:semiHidden/>
-    <w:rsid w:val="005F2623"/>
+    <w:rsid w:val="0005578D"/>
     <w:rPr>
       <w:rFonts w:eastAsiaTheme="majorEastAsia" w:cstheme="majorBidi"/>
       <w:color w:val="595959" w:themeColor="text1" w:themeTint="A6"/>
@@ -1358,7 +1064,7 @@
     <w:link w:val="Heading8"/>
     <w:uiPriority w:val="9"/>
     <w:semiHidden/>
-    <w:rsid w:val="005F2623"/>
+    <w:rsid w:val="0005578D"/>
     <w:rPr>
       <w:rFonts w:eastAsiaTheme="majorEastAsia" w:cstheme="majorBidi"/>
       <w:i/>
@@ -1372,7 +1078,7 @@
     <w:link w:val="Heading9"/>
     <w:uiPriority w:val="9"/>
     <w:semiHidden/>
-    <w:rsid w:val="005F2623"/>
+    <w:rsid w:val="0005578D"/>
     <w:rPr>
       <w:rFonts w:eastAsiaTheme="majorEastAsia" w:cstheme="majorBidi"/>
       <w:color w:val="272727" w:themeColor="text1" w:themeTint="D8"/>
@@ -1385,7 +1091,7 @@
     <w:link w:val="TitleChar"/>
     <w:uiPriority w:val="10"/>
     <w:qFormat/>
-    <w:rsid w:val="005F2623"/>
+    <w:rsid w:val="0005578D"/>
     <w:pPr>
       <w:spacing w:after="80" w:line="240" w:lineRule="auto"/>
       <w:contextualSpacing/>
@@ -1403,7 +1109,7 @@
     <w:basedOn w:val="DefaultParagraphFont"/>
     <w:link w:val="Title"/>
     <w:uiPriority w:val="10"/>
-    <w:rsid w:val="005F2623"/>
+    <w:rsid w:val="0005578D"/>
     <w:rPr>
       <w:rFonts w:asciiTheme="majorHAnsi" w:eastAsiaTheme="majorEastAsia" w:hAnsiTheme="majorHAnsi" w:cstheme="majorBidi"/>
       <w:spacing w:val="-10"/>
@@ -1419,7 +1125,7 @@
     <w:link w:val="SubtitleChar"/>
     <w:uiPriority w:val="11"/>
     <w:qFormat/>
-    <w:rsid w:val="005F2623"/>
+    <w:rsid w:val="0005578D"/>
     <w:pPr>
       <w:numPr>
         <w:ilvl w:val="1"/>
@@ -1438,7 +1144,7 @@
     <w:basedOn w:val="DefaultParagraphFont"/>
     <w:link w:val="Subtitle"/>
     <w:uiPriority w:val="11"/>
-    <w:rsid w:val="005F2623"/>
+    <w:rsid w:val="0005578D"/>
     <w:rPr>
       <w:rFonts w:eastAsiaTheme="majorEastAsia" w:cstheme="majorBidi"/>
       <w:color w:val="595959" w:themeColor="text1" w:themeTint="A6"/>
@@ -1454,7 +1160,7 @@
     <w:link w:val="QuoteChar"/>
     <w:uiPriority w:val="29"/>
     <w:qFormat/>
-    <w:rsid w:val="005F2623"/>
+    <w:rsid w:val="0005578D"/>
     <w:pPr>
       <w:spacing w:before="160"/>
       <w:jc w:val="center"/>
@@ -1470,7 +1176,7 @@
     <w:basedOn w:val="DefaultParagraphFont"/>
     <w:link w:val="Quote"/>
     <w:uiPriority w:val="29"/>
-    <w:rsid w:val="005F2623"/>
+    <w:rsid w:val="0005578D"/>
     <w:rPr>
       <w:i/>
       <w:iCs/>
@@ -1482,7 +1188,7 @@
     <w:basedOn w:val="Normal"/>
     <w:uiPriority w:val="34"/>
     <w:qFormat/>
-    <w:rsid w:val="005F2623"/>
+    <w:rsid w:val="0005578D"/>
     <w:pPr>
       <w:ind w:left="720"/>
       <w:contextualSpacing/>
@@ -1493,7 +1199,7 @@
     <w:basedOn w:val="DefaultParagraphFont"/>
     <w:uiPriority w:val="21"/>
     <w:qFormat/>
-    <w:rsid w:val="005F2623"/>
+    <w:rsid w:val="0005578D"/>
     <w:rPr>
       <w:i/>
       <w:iCs/>
@@ -1507,7 +1213,7 @@
     <w:link w:val="IntenseQuoteChar"/>
     <w:uiPriority w:val="30"/>
     <w:qFormat/>
-    <w:rsid w:val="005F2623"/>
+    <w:rsid w:val="0005578D"/>
     <w:pPr>
       <w:pBdr>
         <w:top w:val="single" w:sz="4" w:space="10" w:color="0F4761" w:themeColor="accent1" w:themeShade="BF"/>
@@ -1528,7 +1234,7 @@
     <w:basedOn w:val="DefaultParagraphFont"/>
     <w:link w:val="IntenseQuote"/>
     <w:uiPriority w:val="30"/>
-    <w:rsid w:val="005F2623"/>
+    <w:rsid w:val="0005578D"/>
     <w:rPr>
       <w:i/>
       <w:iCs/>
@@ -1540,7 +1246,7 @@
     <w:basedOn w:val="DefaultParagraphFont"/>
     <w:uiPriority w:val="32"/>
     <w:qFormat/>
-    <w:rsid w:val="005F2623"/>
+    <w:rsid w:val="0005578D"/>
     <w:rPr>
       <w:b/>
       <w:bCs/>
